--- a/2nd Step/5 folds 15 Epochs.docx
+++ b/2nd Step/5 folds 15 Epochs.docx
@@ -19,9 +19,19 @@
     </w:p>
     <w:p/>
     <w:p>
-      <w:r>
-        <w:t>data_path:  ./dataset/data.json</w:t>
-      </w:r>
+      <w:proofErr w:type="spellStart"/>
+      <w:r>
+        <w:t>data_path</w:t>
+      </w:r>
+      <w:proofErr w:type="spellEnd"/>
+      <w:r>
+        <w:t>:  ./dataset/</w:t>
+      </w:r>
+      <w:proofErr w:type="spellStart"/>
+      <w:r>
+        <w:t>data.json</w:t>
+      </w:r>
+      <w:proofErr w:type="spellEnd"/>
     </w:p>
     <w:p>
       <w:r>
@@ -34,18 +44,33 @@
       </w:r>
     </w:p>
     <w:p>
-      <w:r>
-        <w:t>batch_size:  1</w:t>
-      </w:r>
-    </w:p>
-    <w:p>
-      <w:r>
-        <w:t>n_epochs:  15</w:t>
-      </w:r>
-    </w:p>
-    <w:p>
-      <w:r>
-        <w:t>lr:  5e-05</w:t>
+      <w:proofErr w:type="spellStart"/>
+      <w:r>
+        <w:t>batch_size</w:t>
+      </w:r>
+      <w:proofErr w:type="spellEnd"/>
+      <w:r>
+        <w:t>:  1</w:t>
+      </w:r>
+    </w:p>
+    <w:p>
+      <w:proofErr w:type="spellStart"/>
+      <w:r>
+        <w:t>n_epochs</w:t>
+      </w:r>
+      <w:proofErr w:type="spellEnd"/>
+      <w:r>
+        <w:t>:  15</w:t>
+      </w:r>
+    </w:p>
+    <w:p>
+      <w:proofErr w:type="spellStart"/>
+      <w:r>
+        <w:t>lr</w:t>
+      </w:r>
+      <w:proofErr w:type="spellEnd"/>
+      <w:r>
+        <w:t>:  5e-05</w:t>
       </w:r>
     </w:p>
     <w:p>
@@ -54,8 +79,13 @@
       </w:r>
     </w:p>
     <w:p>
-      <w:r>
-        <w:t>idx:  0</w:t>
+      <w:proofErr w:type="spellStart"/>
+      <w:r>
+        <w:t>idx</w:t>
+      </w:r>
+      <w:proofErr w:type="spellEnd"/>
+      <w:r>
+        <w:t>:  0</w:t>
       </w:r>
     </w:p>
     <w:p>
@@ -64,33 +94,77 @@
       </w:r>
     </w:p>
     <w:p>
-      <w:r>
-        <w:t>outdata_path:  ./dataset_re/Limitations</w:t>
-      </w:r>
-    </w:p>
-    <w:p>
-      <w:r>
-        <w:t>data_list:  283</w:t>
-      </w:r>
-    </w:p>
-    <w:p>
-      <w:r>
-        <w:t>data_list:  283</w:t>
-      </w:r>
-    </w:p>
-    <w:p>
-      <w:r>
-        <w:t>Train data:  226    train_loader:  226</w:t>
-      </w:r>
-    </w:p>
-    <w:p>
-      <w:r>
-        <w:t>Test data:  57     test_loader:  57</w:t>
-      </w:r>
-    </w:p>
-    <w:p>
-      <w:r>
-        <w:t>config.json: 100% 726/726 [00:00&lt;00:00, 4.64MB/s]</w:t>
+      <w:proofErr w:type="spellStart"/>
+      <w:r>
+        <w:t>outdata_path</w:t>
+      </w:r>
+      <w:proofErr w:type="spellEnd"/>
+      <w:r>
+        <w:t>:  ./</w:t>
+      </w:r>
+      <w:proofErr w:type="spellStart"/>
+      <w:r>
+        <w:t>dataset_re</w:t>
+      </w:r>
+      <w:proofErr w:type="spellEnd"/>
+      <w:r>
+        <w:t>/Limitations</w:t>
+      </w:r>
+    </w:p>
+    <w:p>
+      <w:proofErr w:type="spellStart"/>
+      <w:r>
+        <w:t>data_list</w:t>
+      </w:r>
+      <w:proofErr w:type="spellEnd"/>
+      <w:r>
+        <w:t>:  283</w:t>
+      </w:r>
+    </w:p>
+    <w:p>
+      <w:proofErr w:type="spellStart"/>
+      <w:r>
+        <w:t>data_list</w:t>
+      </w:r>
+      <w:proofErr w:type="spellEnd"/>
+      <w:r>
+        <w:t>:  283</w:t>
+      </w:r>
+    </w:p>
+    <w:p>
+      <w:r>
+        <w:t xml:space="preserve">Train data:  226    </w:t>
+      </w:r>
+      <w:proofErr w:type="spellStart"/>
+      <w:r>
+        <w:t>train_loader</w:t>
+      </w:r>
+      <w:proofErr w:type="spellEnd"/>
+      <w:r>
+        <w:t>:  226</w:t>
+      </w:r>
+    </w:p>
+    <w:p>
+      <w:r>
+        <w:t xml:space="preserve">Test data:  57     </w:t>
+      </w:r>
+      <w:proofErr w:type="spellStart"/>
+      <w:r>
+        <w:t>test_loader</w:t>
+      </w:r>
+      <w:proofErr w:type="spellEnd"/>
+      <w:r>
+        <w:t>:  57</w:t>
+      </w:r>
+    </w:p>
+    <w:p>
+      <w:proofErr w:type="spellStart"/>
+      <w:r>
+        <w:t>config.json</w:t>
+      </w:r>
+      <w:proofErr w:type="spellEnd"/>
+      <w:r>
+        <w:t>: 100% 726/726 [00:00&lt;00:00, 4.64MB/s]</w:t>
       </w:r>
     </w:p>
     <w:p>
@@ -99,13 +173,23 @@
       </w:r>
     </w:p>
     <w:p>
-      <w:r>
-        <w:t>tokenizer_config.json: 100% 9.73k/9.73k [00:00&lt;00:00, 29.7MB/s]</w:t>
-      </w:r>
-    </w:p>
-    <w:p>
-      <w:r>
-        <w:t>vocab.json: 100% 2.78M/2.78M [00:00&lt;00:00, 46.1MB/s]</w:t>
+      <w:proofErr w:type="spellStart"/>
+      <w:r>
+        <w:t>tokenizer_config.json</w:t>
+      </w:r>
+      <w:proofErr w:type="spellEnd"/>
+      <w:r>
+        <w:t>: 100% 9.73k/9.73k [00:00&lt;00:00, 29.7MB/s]</w:t>
+      </w:r>
+    </w:p>
+    <w:p>
+      <w:proofErr w:type="spellStart"/>
+      <w:r>
+        <w:t>vocab.json</w:t>
+      </w:r>
+      <w:proofErr w:type="spellEnd"/>
+      <w:r>
+        <w:t>: 100% 2.78M/2.78M [00:00&lt;00:00, 46.1MB/s]</w:t>
       </w:r>
     </w:p>
     <w:p>
@@ -114,13 +198,23 @@
       </w:r>
     </w:p>
     <w:p>
-      <w:r>
-        <w:t>tokenizer.json: 100% 11.4M/11.4M [00:01&lt;00:00, 8.62MB/s]</w:t>
-      </w:r>
-    </w:p>
-    <w:p>
-      <w:r>
-        <w:t>model.safetensors: 100% 1.50G/1.50G [00:04&lt;00:00, 348MB/s]</w:t>
+      <w:proofErr w:type="spellStart"/>
+      <w:r>
+        <w:t>tokenizer.json</w:t>
+      </w:r>
+      <w:proofErr w:type="spellEnd"/>
+      <w:r>
+        <w:t>: 100% 11.4M/11.4M [00:01&lt;00:00, 8.62MB/s]</w:t>
+      </w:r>
+    </w:p>
+    <w:p>
+      <w:proofErr w:type="spellStart"/>
+      <w:r>
+        <w:t>model.safetensors</w:t>
+      </w:r>
+      <w:proofErr w:type="spellEnd"/>
+      <w:r>
+        <w:t>: 100% 1.50G/1.50G [00:04&lt;00:00, 348MB/s]</w:t>
       </w:r>
     </w:p>
     <w:p>
@@ -129,8 +223,13 @@
       </w:r>
     </w:p>
     <w:p>
-      <w:r>
-        <w:t>generation_config.json: 100% 239/239 [00:00&lt;00:00, 1.42MB/s]</w:t>
+      <w:proofErr w:type="spellStart"/>
+      <w:r>
+        <w:t>generation_config.json</w:t>
+      </w:r>
+      <w:proofErr w:type="spellEnd"/>
+      <w:r>
+        <w:t>: 100% 239/239 [00:00&lt;00:00, 1.42MB/s]</w:t>
       </w:r>
     </w:p>
     <w:p>
@@ -145,13 +244,23 @@
       </w:r>
     </w:p>
     <w:p>
-      <w:r>
-        <w:t>yes_items:  66</w:t>
-      </w:r>
-    </w:p>
-    <w:p>
-      <w:r>
-        <w:t>no_items:  157</w:t>
+      <w:proofErr w:type="spellStart"/>
+      <w:r>
+        <w:t>yes_items</w:t>
+      </w:r>
+      <w:proofErr w:type="spellEnd"/>
+      <w:r>
+        <w:t>:  66</w:t>
+      </w:r>
+    </w:p>
+    <w:p>
+      <w:proofErr w:type="spellStart"/>
+      <w:r>
+        <w:t>no_items</w:t>
+      </w:r>
+      <w:proofErr w:type="spellEnd"/>
+      <w:r>
+        <w:t>:  157</w:t>
       </w:r>
     </w:p>
     <w:p>
@@ -160,13 +269,23 @@
       </w:r>
     </w:p>
     <w:p>
-      <w:r>
-        <w:t>yes_items:  206</w:t>
-      </w:r>
-    </w:p>
-    <w:p>
-      <w:r>
-        <w:t>no_items:  15</w:t>
+      <w:proofErr w:type="spellStart"/>
+      <w:r>
+        <w:t>yes_items</w:t>
+      </w:r>
+      <w:proofErr w:type="spellEnd"/>
+      <w:r>
+        <w:t>:  206</w:t>
+      </w:r>
+    </w:p>
+    <w:p>
+      <w:proofErr w:type="spellStart"/>
+      <w:r>
+        <w:t>no_items</w:t>
+      </w:r>
+      <w:proofErr w:type="spellEnd"/>
+      <w:r>
+        <w:t>:  15</w:t>
       </w:r>
     </w:p>
     <w:p>
@@ -175,23 +294,43 @@
       </w:r>
     </w:p>
     <w:p>
-      <w:r>
-        <w:t>yes_items:  217</w:t>
-      </w:r>
-    </w:p>
-    <w:p>
-      <w:r>
-        <w:t>no_items:  3</w:t>
-      </w:r>
-    </w:p>
-    <w:p>
-      <w:r>
-        <w:t>tgt:  [1.0, 1.0, 1.0, 2.0, 3.0, 1.0, 2.0, 1.0, 1.0, 1.0, 1.0, 1.0, 2.0, 3.0, 2.0, 1.0, 1.0, 2.0, 1.0, 1.0, 1.0, 1.0, 3.0, 3.0, 2.0, 3.0, 2.0, 1.0, 1.0, 1.0, 1.0, 3.0, 2.0, 3.0, 1.0, 2.0, 3.0, 3.0, 1.0, 1.0, 3.0, 3.0, 3.0, 1.0, 3.0, 3.0, 3.0, 1.0, 3.0, 3.0, 3.0, 3.0, 3.0, 3.0, 3.0, 1.0, 3.0]</w:t>
-      </w:r>
-    </w:p>
-    <w:p>
-      <w:r>
-        <w:t>prd:  [1.0, 1.0, 1.0, 1.0, 2.0, 1.0, 2.0, 1.0, 1.0, 1.0, 1.0, 1.0, 1.0, 1.0, 1.0, 1.0, 1.0, 3.0, 1.0, 1.0, 2.0, 3.0, 1.0, 1.0, 1.0, 1.0, 1.0, 1.0, 1.0, 1.0, 1.0, 1.0, 1.0, 1.0, 1.0, 1.0, 1.0, 3.0, 2.0, 2.0, 1.0, 2.0, 1.0, 2.0, 3.0, 2.0, 3.0, 1.0, 1.0, 3.0, 1.0, 1.0, 1.0, 1.0, 2.0, 3.0, 2.0]</w:t>
+      <w:proofErr w:type="spellStart"/>
+      <w:r>
+        <w:t>yes_items</w:t>
+      </w:r>
+      <w:proofErr w:type="spellEnd"/>
+      <w:r>
+        <w:t>:  217</w:t>
+      </w:r>
+    </w:p>
+    <w:p>
+      <w:proofErr w:type="spellStart"/>
+      <w:r>
+        <w:t>no_items</w:t>
+      </w:r>
+      <w:proofErr w:type="spellEnd"/>
+      <w:r>
+        <w:t>:  3</w:t>
+      </w:r>
+    </w:p>
+    <w:p>
+      <w:proofErr w:type="spellStart"/>
+      <w:r>
+        <w:t>tgt</w:t>
+      </w:r>
+      <w:proofErr w:type="spellEnd"/>
+      <w:r>
+        <w:t>:  [1.0, 1.0, 1.0, 2.0, 3.0, 1.0, 2.0, 1.0, 1.0, 1.0, 1.0, 1.0, 2.0, 3.0, 2.0, 1.0, 1.0, 2.0, 1.0, 1.0, 1.0, 1.0, 3.0, 3.0, 2.0, 3.0, 2.0, 1.0, 1.0, 1.0, 1.0, 3.0, 2.0, 3.0, 1.0, 2.0, 3.0, 3.0, 1.0, 1.0, 3.0, 3.0, 3.0, 1.0, 3.0, 3.0, 3.0, 1.0, 3.0, 3.0, 3.0, 3.0, 3.0, 3.0, 3.0, 1.0, 3.0]</w:t>
+      </w:r>
+    </w:p>
+    <w:p>
+      <w:proofErr w:type="spellStart"/>
+      <w:r>
+        <w:t>prd</w:t>
+      </w:r>
+      <w:proofErr w:type="spellEnd"/>
+      <w:r>
+        <w:t>:  [1.0, 1.0, 1.0, 1.0, 2.0, 1.0, 2.0, 1.0, 1.0, 1.0, 1.0, 1.0, 1.0, 1.0, 1.0, 1.0, 1.0, 3.0, 1.0, 1.0, 2.0, 3.0, 1.0, 1.0, 1.0, 1.0, 1.0, 1.0, 1.0, 1.0, 1.0, 1.0, 1.0, 1.0, 1.0, 1.0, 1.0, 3.0, 2.0, 2.0, 1.0, 2.0, 1.0, 2.0, 3.0, 2.0, 3.0, 1.0, 1.0, 3.0, 1.0, 1.0, 1.0, 1.0, 2.0, 3.0, 2.0]</w:t>
       </w:r>
     </w:p>
     <w:p>
@@ -201,17 +340,35 @@
     </w:p>
     <w:p>
       <w:r>
-        <w:t>QWK:  0.1260647359454854 F1:  0.3806330942065015 acc:  0.42105263157894735</w:t>
-      </w:r>
-    </w:p>
-    <w:p>
-      <w:r>
-        <w:t>yes_items:  100</w:t>
-      </w:r>
-    </w:p>
-    <w:p>
-      <w:r>
-        <w:t>no_items:  126</w:t>
+        <w:t xml:space="preserve">QWK:  0.1260647359454854 F1:  0.3806330942065015 </w:t>
+      </w:r>
+      <w:proofErr w:type="spellStart"/>
+      <w:r>
+        <w:t>acc</w:t>
+      </w:r>
+      <w:proofErr w:type="spellEnd"/>
+      <w:r>
+        <w:t>:  0.42105263157894735</w:t>
+      </w:r>
+    </w:p>
+    <w:p>
+      <w:proofErr w:type="spellStart"/>
+      <w:r>
+        <w:t>yes_items</w:t>
+      </w:r>
+      <w:proofErr w:type="spellEnd"/>
+      <w:r>
+        <w:t>:  100</w:t>
+      </w:r>
+    </w:p>
+    <w:p>
+      <w:proofErr w:type="spellStart"/>
+      <w:r>
+        <w:t>no_items</w:t>
+      </w:r>
+      <w:proofErr w:type="spellEnd"/>
+      <w:r>
+        <w:t>:  126</w:t>
       </w:r>
     </w:p>
     <w:p>
@@ -220,23 +377,43 @@
       </w:r>
     </w:p>
     <w:p>
-      <w:r>
-        <w:t>yes_items:  224</w:t>
-      </w:r>
-    </w:p>
-    <w:p>
-      <w:r>
-        <w:t>no_items:  2</w:t>
-      </w:r>
-    </w:p>
-    <w:p>
-      <w:r>
-        <w:t>tgt:  [1.0, 1.0, 1.0, 2.0, 3.0, 1.0, 2.0, 1.0, 1.0, 1.0, 1.0, 1.0, 2.0, 3.0, 2.0, 1.0, 1.0, 2.0, 1.0, 1.0, 1.0, 1.0, 3.0, 3.0, 2.0, 3.0, 2.0, 1.0, 1.0, 1.0, 1.0, 3.0, 2.0, 3.0, 1.0, 2.0, 3.0, 3.0, 1.0, 1.0, 3.0, 3.0, 3.0, 1.0, 3.0, 3.0, 3.0, 1.0, 3.0, 3.0, 3.0, 3.0, 3.0, 3.0, 3.0, 1.0, 3.0]</w:t>
-      </w:r>
-    </w:p>
-    <w:p>
-      <w:r>
-        <w:t>prd:  [1.0, 1.0, 1.0, 1.0, 2.0, 1.0, 2.0, 1.0, 1.0, 1.0, 1.0, 1.0, 1.0, 3.0, 1.0, 1.0, 2.0, 1.0, 3.0, 1.0, 1.0, 2.0, 1.0, 1.0, 1.0, 1.0, 1.0, 1.0, 1.0, 1.0, 1.0, 1.0, 1.0, 1.0, 1.0, 1.0, 1.0, 1.0, 1.0, 1.0, 3.0, 3.0, 1.0, 1.0, 3.0, 3.0, 3.0, 1.0, 1.0, 1.0, 2.0, 2.0, 1.0, 1.0, 3.0, 3.0, 3.0]</w:t>
+      <w:proofErr w:type="spellStart"/>
+      <w:r>
+        <w:t>yes_items</w:t>
+      </w:r>
+      <w:proofErr w:type="spellEnd"/>
+      <w:r>
+        <w:t>:  224</w:t>
+      </w:r>
+    </w:p>
+    <w:p>
+      <w:proofErr w:type="spellStart"/>
+      <w:r>
+        <w:t>no_items</w:t>
+      </w:r>
+      <w:proofErr w:type="spellEnd"/>
+      <w:r>
+        <w:t>:  2</w:t>
+      </w:r>
+    </w:p>
+    <w:p>
+      <w:proofErr w:type="spellStart"/>
+      <w:r>
+        <w:t>tgt</w:t>
+      </w:r>
+      <w:proofErr w:type="spellEnd"/>
+      <w:r>
+        <w:t>:  [1.0, 1.0, 1.0, 2.0, 3.0, 1.0, 2.0, 1.0, 1.0, 1.0, 1.0, 1.0, 2.0, 3.0, 2.0, 1.0, 1.0, 2.0, 1.0, 1.0, 1.0, 1.0, 3.0, 3.0, 2.0, 3.0, 2.0, 1.0, 1.0, 1.0, 1.0, 3.0, 2.0, 3.0, 1.0, 2.0, 3.0, 3.0, 1.0, 1.0, 3.0, 3.0, 3.0, 1.0, 3.0, 3.0, 3.0, 1.0, 3.0, 3.0, 3.0, 3.0, 3.0, 3.0, 3.0, 1.0, 3.0]</w:t>
+      </w:r>
+    </w:p>
+    <w:p>
+      <w:proofErr w:type="spellStart"/>
+      <w:r>
+        <w:t>prd</w:t>
+      </w:r>
+      <w:proofErr w:type="spellEnd"/>
+      <w:r>
+        <w:t>:  [1.0, 1.0, 1.0, 1.0, 2.0, 1.0, 2.0, 1.0, 1.0, 1.0, 1.0, 1.0, 1.0, 3.0, 1.0, 1.0, 2.0, 1.0, 3.0, 1.0, 1.0, 2.0, 1.0, 1.0, 1.0, 1.0, 1.0, 1.0, 1.0, 1.0, 1.0, 1.0, 1.0, 1.0, 1.0, 1.0, 1.0, 1.0, 1.0, 1.0, 3.0, 3.0, 1.0, 1.0, 3.0, 3.0, 3.0, 1.0, 1.0, 1.0, 2.0, 2.0, 1.0, 1.0, 3.0, 3.0, 3.0]</w:t>
       </w:r>
     </w:p>
     <w:p>
@@ -247,17 +424,35 @@
     <w:p>
       <w:r>
         <w:lastRenderedPageBreak/>
-        <w:t>QWK:  0.28737090052545755 F1:  0.49580010632642213 acc:  0.5263157894736842</w:t>
-      </w:r>
-    </w:p>
-    <w:p>
-      <w:r>
-        <w:t>yes_items:  96</w:t>
-      </w:r>
-    </w:p>
-    <w:p>
-      <w:r>
-        <w:t>no_items:  130</w:t>
+        <w:t xml:space="preserve">QWK:  0.28737090052545755 F1:  0.49580010632642213 </w:t>
+      </w:r>
+      <w:proofErr w:type="spellStart"/>
+      <w:r>
+        <w:t>acc</w:t>
+      </w:r>
+      <w:proofErr w:type="spellEnd"/>
+      <w:r>
+        <w:t>:  0.5263157894736842</w:t>
+      </w:r>
+    </w:p>
+    <w:p>
+      <w:proofErr w:type="spellStart"/>
+      <w:r>
+        <w:t>yes_items</w:t>
+      </w:r>
+      <w:proofErr w:type="spellEnd"/>
+      <w:r>
+        <w:t>:  96</w:t>
+      </w:r>
+    </w:p>
+    <w:p>
+      <w:proofErr w:type="spellStart"/>
+      <w:r>
+        <w:t>no_items</w:t>
+      </w:r>
+      <w:proofErr w:type="spellEnd"/>
+      <w:r>
+        <w:t>:  130</w:t>
       </w:r>
     </w:p>
     <w:p>
@@ -266,23 +461,43 @@
       </w:r>
     </w:p>
     <w:p>
-      <w:r>
-        <w:t>yes_items:  222</w:t>
-      </w:r>
-    </w:p>
-    <w:p>
-      <w:r>
-        <w:t>no_items:  4</w:t>
-      </w:r>
-    </w:p>
-    <w:p>
-      <w:r>
-        <w:t>tgt:  [1.0, 1.0, 1.0, 2.0, 3.0, 1.0, 2.0, 1.0, 1.0, 1.0, 1.0, 1.0, 2.0, 3.0, 2.0, 1.0, 1.0, 2.0, 1.0, 1.0, 1.0, 1.0, 3.0, 3.0, 2.0, 3.0, 2.0, 1.0, 1.0, 1.0, 1.0, 3.0, 2.0, 3.0, 1.0, 2.0, 3.0, 3.0, 1.0, 1.0, 3.0, 3.0, 3.0, 1.0, 3.0, 3.0, 3.0, 1.0, 3.0, 3.0, 3.0, 3.0, 3.0, 3.0, 3.0, 1.0, 3.0]</w:t>
-      </w:r>
-    </w:p>
-    <w:p>
-      <w:r>
-        <w:t>prd:  [2.0, 1.0, 1.0, 2.0, 2.0, 2.0, 2.0, 1.0, 1.0, 1.0, 2.0, 2.0, 1.0, 3.0, 2.0, 2.0, 1.0, 3.0, 2.0, 2.0, 2.0, 1.0, 2.0, 3.0, 2.0, 2.0, 2.0, 1.0, 2.0, 2.0, 1.0, 2.0, 1.0, 2.0, 1.0, 2.0, 2.0, 3.0, 2.0, 3.0, 3.0, 3.0, 3.0, 2.0, 2.0, 2.0, 3.0, 3.0, 3.0, 2.0, 3.0, 2.0, 2.0, 2.0, 3.0, 3.0, 3.0]</w:t>
+      <w:proofErr w:type="spellStart"/>
+      <w:r>
+        <w:t>yes_items</w:t>
+      </w:r>
+      <w:proofErr w:type="spellEnd"/>
+      <w:r>
+        <w:t>:  222</w:t>
+      </w:r>
+    </w:p>
+    <w:p>
+      <w:proofErr w:type="spellStart"/>
+      <w:r>
+        <w:t>no_items</w:t>
+      </w:r>
+      <w:proofErr w:type="spellEnd"/>
+      <w:r>
+        <w:t>:  4</w:t>
+      </w:r>
+    </w:p>
+    <w:p>
+      <w:proofErr w:type="spellStart"/>
+      <w:r>
+        <w:t>tgt</w:t>
+      </w:r>
+      <w:proofErr w:type="spellEnd"/>
+      <w:r>
+        <w:t>:  [1.0, 1.0, 1.0, 2.0, 3.0, 1.0, 2.0, 1.0, 1.0, 1.0, 1.0, 1.0, 2.0, 3.0, 2.0, 1.0, 1.0, 2.0, 1.0, 1.0, 1.0, 1.0, 3.0, 3.0, 2.0, 3.0, 2.0, 1.0, 1.0, 1.0, 1.0, 3.0, 2.0, 3.0, 1.0, 2.0, 3.0, 3.0, 1.0, 1.0, 3.0, 3.0, 3.0, 1.0, 3.0, 3.0, 3.0, 1.0, 3.0, 3.0, 3.0, 3.0, 3.0, 3.0, 3.0, 1.0, 3.0]</w:t>
+      </w:r>
+    </w:p>
+    <w:p>
+      <w:proofErr w:type="spellStart"/>
+      <w:r>
+        <w:t>prd</w:t>
+      </w:r>
+      <w:proofErr w:type="spellEnd"/>
+      <w:r>
+        <w:t>:  [2.0, 1.0, 1.0, 2.0, 2.0, 2.0, 2.0, 1.0, 1.0, 1.0, 2.0, 2.0, 1.0, 3.0, 2.0, 2.0, 1.0, 3.0, 2.0, 2.0, 2.0, 1.0, 2.0, 3.0, 2.0, 2.0, 2.0, 1.0, 2.0, 2.0, 1.0, 2.0, 1.0, 2.0, 1.0, 2.0, 2.0, 3.0, 2.0, 3.0, 3.0, 3.0, 3.0, 2.0, 2.0, 2.0, 3.0, 3.0, 3.0, 2.0, 3.0, 2.0, 2.0, 2.0, 3.0, 3.0, 3.0]</w:t>
       </w:r>
     </w:p>
     <w:p>
@@ -292,17 +507,35 @@
     </w:p>
     <w:p>
       <w:r>
-        <w:t>QWK:  0.4814555633310006 F1:  0.5192725220426052 acc:  0.47368421052631576</w:t>
-      </w:r>
-    </w:p>
-    <w:p>
-      <w:r>
-        <w:t>yes_items:  102</w:t>
-      </w:r>
-    </w:p>
-    <w:p>
-      <w:r>
-        <w:t>no_items:  124</w:t>
+        <w:t xml:space="preserve">QWK:  0.4814555633310006 F1:  0.5192725220426052 </w:t>
+      </w:r>
+      <w:proofErr w:type="spellStart"/>
+      <w:r>
+        <w:t>acc</w:t>
+      </w:r>
+      <w:proofErr w:type="spellEnd"/>
+      <w:r>
+        <w:t>:  0.47368421052631576</w:t>
+      </w:r>
+    </w:p>
+    <w:p>
+      <w:proofErr w:type="spellStart"/>
+      <w:r>
+        <w:t>yes_items</w:t>
+      </w:r>
+      <w:proofErr w:type="spellEnd"/>
+      <w:r>
+        <w:t>:  102</w:t>
+      </w:r>
+    </w:p>
+    <w:p>
+      <w:proofErr w:type="spellStart"/>
+      <w:r>
+        <w:t>no_items</w:t>
+      </w:r>
+      <w:proofErr w:type="spellEnd"/>
+      <w:r>
+        <w:t>:  124</w:t>
       </w:r>
     </w:p>
     <w:p>
@@ -311,13 +544,23 @@
       </w:r>
     </w:p>
     <w:p>
-      <w:r>
-        <w:t>yes_items:  209</w:t>
-      </w:r>
-    </w:p>
-    <w:p>
-      <w:r>
-        <w:t>no_items:  17</w:t>
+      <w:proofErr w:type="spellStart"/>
+      <w:r>
+        <w:t>yes_items</w:t>
+      </w:r>
+      <w:proofErr w:type="spellEnd"/>
+      <w:r>
+        <w:t>:  209</w:t>
+      </w:r>
+    </w:p>
+    <w:p>
+      <w:proofErr w:type="spellStart"/>
+      <w:r>
+        <w:t>no_items</w:t>
+      </w:r>
+      <w:proofErr w:type="spellEnd"/>
+      <w:r>
+        <w:t>:  17</w:t>
       </w:r>
     </w:p>
     <w:p>
@@ -326,23 +569,43 @@
       </w:r>
     </w:p>
     <w:p>
-      <w:r>
-        <w:t>yes_items:  223</w:t>
-      </w:r>
-    </w:p>
-    <w:p>
-      <w:r>
-        <w:t>no_items:  3</w:t>
-      </w:r>
-    </w:p>
-    <w:p>
-      <w:r>
-        <w:t>tgt:  [1.0, 1.0, 1.0, 2.0, 3.0, 1.0, 2.0, 1.0, 1.0, 1.0, 1.0, 1.0, 2.0, 3.0, 2.0, 1.0, 1.0, 2.0, 1.0, 1.0, 1.0, 1.0, 3.0, 3.0, 2.0, 3.0, 2.0, 1.0, 1.0, 1.0, 1.0, 3.0, 2.0, 3.0, 1.0, 2.0, 3.0, 3.0, 1.0, 1.0, 3.0, 3.0, 3.0, 1.0, 3.0, 3.0, 3.0, 1.0, 3.0, 3.0, 3.0, 3.0, 3.0, 3.0, 3.0, 1.0, 3.0]</w:t>
-      </w:r>
-    </w:p>
-    <w:p>
-      <w:r>
-        <w:t>prd:  [3.0, 1.0, 1.0, 3.0, 1.0, 1.0, 2.0, 1.0, 1.0, 1.0, 1.0, 1.0, 1.0, 1.0, 3.0, 2.0, 1.0, 2.0, 1.0, 1.0, 1.0, 1.0, 2.0, 1.0, 2.0, 3.0, 2.0, 1.0, 1.0, 1.0, 1.0, 1.0, 1.0, 1.0, 2.0, 1.0, 1.0, 2.0, 1.0, 3.0, 1.0, 1.0, 3.0, 3.0, 2.0, 1.0, 1.0, 2.0, 2.0, 1.0, 3.0, 1.0, 2.0, 2.0, 3.0, 1.0, 3.0]</w:t>
+      <w:proofErr w:type="spellStart"/>
+      <w:r>
+        <w:t>yes_items</w:t>
+      </w:r>
+      <w:proofErr w:type="spellEnd"/>
+      <w:r>
+        <w:t>:  223</w:t>
+      </w:r>
+    </w:p>
+    <w:p>
+      <w:proofErr w:type="spellStart"/>
+      <w:r>
+        <w:t>no_items</w:t>
+      </w:r>
+      <w:proofErr w:type="spellEnd"/>
+      <w:r>
+        <w:t>:  3</w:t>
+      </w:r>
+    </w:p>
+    <w:p>
+      <w:proofErr w:type="spellStart"/>
+      <w:r>
+        <w:t>tgt</w:t>
+      </w:r>
+      <w:proofErr w:type="spellEnd"/>
+      <w:r>
+        <w:t>:  [1.0, 1.0, 1.0, 2.0, 3.0, 1.0, 2.0, 1.0, 1.0, 1.0, 1.0, 1.0, 2.0, 3.0, 2.0, 1.0, 1.0, 2.0, 1.0, 1.0, 1.0, 1.0, 3.0, 3.0, 2.0, 3.0, 2.0, 1.0, 1.0, 1.0, 1.0, 3.0, 2.0, 3.0, 1.0, 2.0, 3.0, 3.0, 1.0, 1.0, 3.0, 3.0, 3.0, 1.0, 3.0, 3.0, 3.0, 1.0, 3.0, 3.0, 3.0, 3.0, 3.0, 3.0, 3.0, 1.0, 3.0]</w:t>
+      </w:r>
+    </w:p>
+    <w:p>
+      <w:proofErr w:type="spellStart"/>
+      <w:r>
+        <w:t>prd</w:t>
+      </w:r>
+      <w:proofErr w:type="spellEnd"/>
+      <w:r>
+        <w:t>:  [3.0, 1.0, 1.0, 3.0, 1.0, 1.0, 2.0, 1.0, 1.0, 1.0, 1.0, 1.0, 1.0, 1.0, 3.0, 2.0, 1.0, 2.0, 1.0, 1.0, 1.0, 1.0, 2.0, 1.0, 2.0, 3.0, 2.0, 1.0, 1.0, 1.0, 1.0, 1.0, 1.0, 1.0, 2.0, 1.0, 1.0, 2.0, 1.0, 3.0, 1.0, 1.0, 3.0, 3.0, 2.0, 1.0, 1.0, 2.0, 2.0, 1.0, 3.0, 1.0, 2.0, 2.0, 3.0, 1.0, 3.0]</w:t>
       </w:r>
     </w:p>
     <w:p>
@@ -352,18 +615,36 @@
     </w:p>
     <w:p>
       <w:r>
-        <w:t>QWK:  0.1806526806526806 F1:  0.46217752908207854 acc:  0.49122807017543857</w:t>
-      </w:r>
-    </w:p>
-    <w:p>
+        <w:t xml:space="preserve">QWK:  0.1806526806526806 F1:  0.46217752908207854 </w:t>
+      </w:r>
+      <w:proofErr w:type="spellStart"/>
+      <w:r>
+        <w:t>acc</w:t>
+      </w:r>
+      <w:proofErr w:type="spellEnd"/>
+      <w:r>
+        <w:t>:  0.49122807017543857</w:t>
+      </w:r>
+    </w:p>
+    <w:p>
+      <w:proofErr w:type="spellStart"/>
       <w:r>
         <w:lastRenderedPageBreak/>
-        <w:t>yes_items:  106</w:t>
-      </w:r>
-    </w:p>
-    <w:p>
-      <w:r>
-        <w:t>no_items:  120</w:t>
+        <w:t>yes_items</w:t>
+      </w:r>
+      <w:proofErr w:type="spellEnd"/>
+      <w:r>
+        <w:t>:  106</w:t>
+      </w:r>
+    </w:p>
+    <w:p>
+      <w:proofErr w:type="spellStart"/>
+      <w:r>
+        <w:t>no_items</w:t>
+      </w:r>
+      <w:proofErr w:type="spellEnd"/>
+      <w:r>
+        <w:t>:  120</w:t>
       </w:r>
     </w:p>
     <w:p>
@@ -372,23 +653,43 @@
       </w:r>
     </w:p>
     <w:p>
-      <w:r>
-        <w:t>yes_items:  221</w:t>
-      </w:r>
-    </w:p>
-    <w:p>
-      <w:r>
-        <w:t>no_items:  5</w:t>
-      </w:r>
-    </w:p>
-    <w:p>
-      <w:r>
-        <w:t>tgt:  [1.0, 1.0, 1.0, 2.0, 3.0, 1.0, 2.0, 1.0, 1.0, 1.0, 1.0, 1.0, 2.0, 3.0, 2.0, 1.0, 1.0, 2.0, 1.0, 1.0, 1.0, 1.0, 3.0, 3.0, 2.0, 3.0, 2.0, 1.0, 1.0, 1.0, 1.0, 3.0, 2.0, 3.0, 1.0, 2.0, 3.0, 3.0, 1.0, 1.0, 3.0, 3.0, 3.0, 1.0, 3.0, 3.0, 3.0, 1.0, 3.0, 3.0, 3.0, 3.0, 3.0, 3.0, 3.0, 1.0, 3.0]</w:t>
-      </w:r>
-    </w:p>
-    <w:p>
-      <w:r>
-        <w:t>prd:  [1.0, 1.0, 1.0, 3.0, 1.0, 1.0, 3.0, 1.0, 1.0, 1.0, 2.0, 1.0, 1.0, 3.0, 3.0, 3.0, 1.0, 3.0, 1.0, 2.0, 1.0, 1.0, 2.0, 3.0, 1.0, 1.0, 1.0, 1.0, 1.0, 1.0, 1.0, 2.0, 1.0, 2.0, 1.0, 1.0, 1.0, 1.0, 2.0, 3.0, 1.0, 1.0, 3.0, 1.0, 1.0, 3.0, 1.0, 1.0, 3.0, 3.0, 1.0, 3.0, 1.0, 2.0, 2.0, 1.0, 1.0]</w:t>
+      <w:proofErr w:type="spellStart"/>
+      <w:r>
+        <w:t>yes_items</w:t>
+      </w:r>
+      <w:proofErr w:type="spellEnd"/>
+      <w:r>
+        <w:t>:  221</w:t>
+      </w:r>
+    </w:p>
+    <w:p>
+      <w:proofErr w:type="spellStart"/>
+      <w:r>
+        <w:t>no_items</w:t>
+      </w:r>
+      <w:proofErr w:type="spellEnd"/>
+      <w:r>
+        <w:t>:  5</w:t>
+      </w:r>
+    </w:p>
+    <w:p>
+      <w:proofErr w:type="spellStart"/>
+      <w:r>
+        <w:t>tgt</w:t>
+      </w:r>
+      <w:proofErr w:type="spellEnd"/>
+      <w:r>
+        <w:t>:  [1.0, 1.0, 1.0, 2.0, 3.0, 1.0, 2.0, 1.0, 1.0, 1.0, 1.0, 1.0, 2.0, 3.0, 2.0, 1.0, 1.0, 2.0, 1.0, 1.0, 1.0, 1.0, 3.0, 3.0, 2.0, 3.0, 2.0, 1.0, 1.0, 1.0, 1.0, 3.0, 2.0, 3.0, 1.0, 2.0, 3.0, 3.0, 1.0, 1.0, 3.0, 3.0, 3.0, 1.0, 3.0, 3.0, 3.0, 1.0, 3.0, 3.0, 3.0, 3.0, 3.0, 3.0, 3.0, 1.0, 3.0]</w:t>
+      </w:r>
+    </w:p>
+    <w:p>
+      <w:proofErr w:type="spellStart"/>
+      <w:r>
+        <w:t>prd</w:t>
+      </w:r>
+      <w:proofErr w:type="spellEnd"/>
+      <w:r>
+        <w:t>:  [1.0, 1.0, 1.0, 3.0, 1.0, 1.0, 3.0, 1.0, 1.0, 1.0, 2.0, 1.0, 1.0, 3.0, 3.0, 3.0, 1.0, 3.0, 1.0, 2.0, 1.0, 1.0, 2.0, 3.0, 1.0, 1.0, 1.0, 1.0, 1.0, 1.0, 1.0, 2.0, 1.0, 2.0, 1.0, 1.0, 1.0, 1.0, 2.0, 3.0, 1.0, 1.0, 3.0, 1.0, 1.0, 3.0, 1.0, 1.0, 3.0, 3.0, 1.0, 3.0, 1.0, 2.0, 2.0, 1.0, 1.0]</w:t>
       </w:r>
     </w:p>
     <w:p>
@@ -398,17 +699,35 @@
     </w:p>
     <w:p>
       <w:r>
-        <w:t>QWK:  0.2766231377597941 F1:  0.4445243345157064 acc:  0.47368421052631576</w:t>
-      </w:r>
-    </w:p>
-    <w:p>
-      <w:r>
-        <w:t>yes_items:  129</w:t>
-      </w:r>
-    </w:p>
-    <w:p>
-      <w:r>
-        <w:t>no_items:  97</w:t>
+        <w:t xml:space="preserve">QWK:  0.2766231377597941 F1:  0.4445243345157064 </w:t>
+      </w:r>
+      <w:proofErr w:type="spellStart"/>
+      <w:r>
+        <w:t>acc</w:t>
+      </w:r>
+      <w:proofErr w:type="spellEnd"/>
+      <w:r>
+        <w:t>:  0.47368421052631576</w:t>
+      </w:r>
+    </w:p>
+    <w:p>
+      <w:proofErr w:type="spellStart"/>
+      <w:r>
+        <w:t>yes_items</w:t>
+      </w:r>
+      <w:proofErr w:type="spellEnd"/>
+      <w:r>
+        <w:t>:  129</w:t>
+      </w:r>
+    </w:p>
+    <w:p>
+      <w:proofErr w:type="spellStart"/>
+      <w:r>
+        <w:t>no_items</w:t>
+      </w:r>
+      <w:proofErr w:type="spellEnd"/>
+      <w:r>
+        <w:t>:  97</w:t>
       </w:r>
     </w:p>
     <w:p>
@@ -417,23 +736,43 @@
       </w:r>
     </w:p>
     <w:p>
-      <w:r>
-        <w:t>yes_items:  220</w:t>
-      </w:r>
-    </w:p>
-    <w:p>
-      <w:r>
-        <w:t>no_items:  6</w:t>
-      </w:r>
-    </w:p>
-    <w:p>
-      <w:r>
-        <w:t>tgt:  [1.0, 1.0, 1.0, 2.0, 3.0, 1.0, 2.0, 1.0, 1.0, 1.0, 1.0, 1.0, 2.0, 3.0, 2.0, 1.0, 1.0, 2.0, 1.0, 1.0, 1.0, 1.0, 3.0, 3.0, 2.0, 3.0, 2.0, 1.0, 1.0, 1.0, 1.0, 3.0, 2.0, 3.0, 1.0, 2.0, 3.0, 3.0, 1.0, 1.0, 3.0, 3.0, 3.0, 1.0, 3.0, 3.0, 3.0, 1.0, 3.0, 3.0, 3.0, 3.0, 3.0, 3.0, 3.0, 1.0, 3.0]</w:t>
-      </w:r>
-    </w:p>
-    <w:p>
-      <w:r>
-        <w:t>prd:  [1.0, 1.0, 1.0, 2.0, 3.0, 1.0, 1.0, 1.0, 1.0, 1.0, 1.0, 1.0, 3.0, 3.0, 1.0, 1.0, 1.0, 2.0, 1.0, 2.0, 1.0, 1.0, 2.0, 3.0, 2.0, 3.0, 1.0, 1.0, 3.0, 1.0, 2.0, 1.0, 3.0, 1.0, 1.0, 1.0, 3.0, 3.0, 1.0, 1.0, 1.0, 1.0, 3.0, 1.0, 1.0, 1.0, 3.0, 3.0, 2.0, 3.0, 3.0, 1.0, 2.0, 2.0, 3.0, 2.0, 2.0]</w:t>
+      <w:proofErr w:type="spellStart"/>
+      <w:r>
+        <w:t>yes_items</w:t>
+      </w:r>
+      <w:proofErr w:type="spellEnd"/>
+      <w:r>
+        <w:t>:  220</w:t>
+      </w:r>
+    </w:p>
+    <w:p>
+      <w:proofErr w:type="spellStart"/>
+      <w:r>
+        <w:t>no_items</w:t>
+      </w:r>
+      <w:proofErr w:type="spellEnd"/>
+      <w:r>
+        <w:t>:  6</w:t>
+      </w:r>
+    </w:p>
+    <w:p>
+      <w:proofErr w:type="spellStart"/>
+      <w:r>
+        <w:t>tgt</w:t>
+      </w:r>
+      <w:proofErr w:type="spellEnd"/>
+      <w:r>
+        <w:t>:  [1.0, 1.0, 1.0, 2.0, 3.0, 1.0, 2.0, 1.0, 1.0, 1.0, 1.0, 1.0, 2.0, 3.0, 2.0, 1.0, 1.0, 2.0, 1.0, 1.0, 1.0, 1.0, 3.0, 3.0, 2.0, 3.0, 2.0, 1.0, 1.0, 1.0, 1.0, 3.0, 2.0, 3.0, 1.0, 2.0, 3.0, 3.0, 1.0, 1.0, 3.0, 3.0, 3.0, 1.0, 3.0, 3.0, 3.0, 1.0, 3.0, 3.0, 3.0, 3.0, 3.0, 3.0, 3.0, 1.0, 3.0]</w:t>
+      </w:r>
+    </w:p>
+    <w:p>
+      <w:proofErr w:type="spellStart"/>
+      <w:r>
+        <w:t>prd</w:t>
+      </w:r>
+      <w:proofErr w:type="spellEnd"/>
+      <w:r>
+        <w:t>:  [1.0, 1.0, 1.0, 2.0, 3.0, 1.0, 1.0, 1.0, 1.0, 1.0, 1.0, 1.0, 3.0, 3.0, 1.0, 1.0, 1.0, 2.0, 1.0, 2.0, 1.0, 1.0, 2.0, 3.0, 2.0, 3.0, 1.0, 1.0, 3.0, 1.0, 2.0, 1.0, 3.0, 1.0, 1.0, 1.0, 3.0, 3.0, 1.0, 1.0, 1.0, 1.0, 3.0, 1.0, 1.0, 1.0, 3.0, 3.0, 2.0, 3.0, 3.0, 1.0, 2.0, 2.0, 3.0, 2.0, 2.0]</w:t>
       </w:r>
     </w:p>
     <w:p>
@@ -443,17 +782,35 @@
     </w:p>
     <w:p>
       <w:r>
-        <w:t>QWK:  0.4616547034378542 F1:  0.5942619707162644 acc:  0.5964912280701754</w:t>
-      </w:r>
-    </w:p>
-    <w:p>
-      <w:r>
-        <w:t>yes_items:  130</w:t>
-      </w:r>
-    </w:p>
-    <w:p>
-      <w:r>
-        <w:t>no_items:  96</w:t>
+        <w:t xml:space="preserve">QWK:  0.4616547034378542 F1:  0.5942619707162644 </w:t>
+      </w:r>
+      <w:proofErr w:type="spellStart"/>
+      <w:r>
+        <w:t>acc</w:t>
+      </w:r>
+      <w:proofErr w:type="spellEnd"/>
+      <w:r>
+        <w:t>:  0.5964912280701754</w:t>
+      </w:r>
+    </w:p>
+    <w:p>
+      <w:proofErr w:type="spellStart"/>
+      <w:r>
+        <w:t>yes_items</w:t>
+      </w:r>
+      <w:proofErr w:type="spellEnd"/>
+      <w:r>
+        <w:t>:  130</w:t>
+      </w:r>
+    </w:p>
+    <w:p>
+      <w:proofErr w:type="spellStart"/>
+      <w:r>
+        <w:t>no_items</w:t>
+      </w:r>
+      <w:proofErr w:type="spellEnd"/>
+      <w:r>
+        <w:t>:  96</w:t>
       </w:r>
     </w:p>
     <w:p>
@@ -462,24 +819,44 @@
       </w:r>
     </w:p>
     <w:p>
-      <w:r>
-        <w:t>yes_items:  216</w:t>
-      </w:r>
-    </w:p>
-    <w:p>
+      <w:proofErr w:type="spellStart"/>
+      <w:r>
+        <w:t>yes_items</w:t>
+      </w:r>
+      <w:proofErr w:type="spellEnd"/>
+      <w:r>
+        <w:t>:  216</w:t>
+      </w:r>
+    </w:p>
+    <w:p>
+      <w:proofErr w:type="spellStart"/>
       <w:r>
         <w:lastRenderedPageBreak/>
-        <w:t>no_items:  10</w:t>
-      </w:r>
-    </w:p>
-    <w:p>
-      <w:r>
-        <w:t>tgt:  [1.0, 1.0, 1.0, 2.0, 3.0, 1.0, 2.0, 1.0, 1.0, 1.0, 1.0, 1.0, 2.0, 3.0, 2.0, 1.0, 1.0, 2.0, 1.0, 1.0, 1.0, 1.0, 3.0, 3.0, 2.0, 3.0, 2.0, 1.0, 1.0, 1.0, 1.0, 3.0, 2.0, 3.0, 1.0, 2.0, 3.0, 3.0, 1.0, 1.0, 3.0, 3.0, 3.0, 1.0, 3.0, 3.0, 3.0, 1.0, 3.0, 3.0, 3.0, 3.0, 3.0, 3.0, 3.0, 1.0, 3.0]</w:t>
-      </w:r>
-    </w:p>
-    <w:p>
-      <w:r>
-        <w:t>prd:  [1.0, 1.0, 2.0, 2.0, 2.0, 1.0, 2.0, 1.0, 1.0, 1.0, 1.0, 1.0, 2.0, 2.0, 2.0, 2.0, 1.0, 2.0, 1.0, 2.0, 1.0, 1.0, 3.0, 2.0, 2.0, 2.0, 1.0, 1.0, 1.0, 1.0, 1.0, 2.0, 2.0, 1.0, 2.0, 1.0, 3.0, 1.0, 1.0, 3.0, 3.0, 1.0, 2.0, 1.0, 2.0, 3.0, 3.0, 2.0, 3.0, 3.0, 3.0, 3.0, 3.0, 1.0, 2.0, 1.0, 1.0]</w:t>
+        <w:t>no_items</w:t>
+      </w:r>
+      <w:proofErr w:type="spellEnd"/>
+      <w:r>
+        <w:t>:  10</w:t>
+      </w:r>
+    </w:p>
+    <w:p>
+      <w:proofErr w:type="spellStart"/>
+      <w:r>
+        <w:t>tgt</w:t>
+      </w:r>
+      <w:proofErr w:type="spellEnd"/>
+      <w:r>
+        <w:t>:  [1.0, 1.0, 1.0, 2.0, 3.0, 1.0, 2.0, 1.0, 1.0, 1.0, 1.0, 1.0, 2.0, 3.0, 2.0, 1.0, 1.0, 2.0, 1.0, 1.0, 1.0, 1.0, 3.0, 3.0, 2.0, 3.0, 2.0, 1.0, 1.0, 1.0, 1.0, 3.0, 2.0, 3.0, 1.0, 2.0, 3.0, 3.0, 1.0, 1.0, 3.0, 3.0, 3.0, 1.0, 3.0, 3.0, 3.0, 1.0, 3.0, 3.0, 3.0, 3.0, 3.0, 3.0, 3.0, 1.0, 3.0]</w:t>
+      </w:r>
+    </w:p>
+    <w:p>
+      <w:proofErr w:type="spellStart"/>
+      <w:r>
+        <w:t>prd</w:t>
+      </w:r>
+      <w:proofErr w:type="spellEnd"/>
+      <w:r>
+        <w:t>:  [1.0, 1.0, 2.0, 2.0, 2.0, 1.0, 2.0, 1.0, 1.0, 1.0, 1.0, 1.0, 2.0, 2.0, 2.0, 2.0, 1.0, 2.0, 1.0, 2.0, 1.0, 1.0, 3.0, 2.0, 2.0, 2.0, 1.0, 1.0, 1.0, 1.0, 1.0, 2.0, 2.0, 1.0, 2.0, 1.0, 3.0, 1.0, 1.0, 3.0, 3.0, 1.0, 2.0, 1.0, 2.0, 3.0, 3.0, 2.0, 3.0, 3.0, 3.0, 3.0, 3.0, 1.0, 2.0, 1.0, 1.0]</w:t>
       </w:r>
     </w:p>
     <w:p>
@@ -489,17 +866,35 @@
     </w:p>
     <w:p>
       <w:r>
-        <w:t>QWK:  0.535423197492163 F1:  0.6403805321281567 acc:  0.631578947368421</w:t>
-      </w:r>
-    </w:p>
-    <w:p>
-      <w:r>
-        <w:t>yes_items:  136</w:t>
-      </w:r>
-    </w:p>
-    <w:p>
-      <w:r>
-        <w:t>no_items:  90</w:t>
+        <w:t xml:space="preserve">QWK:  0.535423197492163 F1:  0.6403805321281567 </w:t>
+      </w:r>
+      <w:proofErr w:type="spellStart"/>
+      <w:r>
+        <w:t>acc</w:t>
+      </w:r>
+      <w:proofErr w:type="spellEnd"/>
+      <w:r>
+        <w:t>:  0.631578947368421</w:t>
+      </w:r>
+    </w:p>
+    <w:p>
+      <w:proofErr w:type="spellStart"/>
+      <w:r>
+        <w:t>yes_items</w:t>
+      </w:r>
+      <w:proofErr w:type="spellEnd"/>
+      <w:r>
+        <w:t>:  136</w:t>
+      </w:r>
+    </w:p>
+    <w:p>
+      <w:proofErr w:type="spellStart"/>
+      <w:r>
+        <w:t>no_items</w:t>
+      </w:r>
+      <w:proofErr w:type="spellEnd"/>
+      <w:r>
+        <w:t>:  90</w:t>
       </w:r>
     </w:p>
     <w:p>
@@ -508,23 +903,43 @@
       </w:r>
     </w:p>
     <w:p>
-      <w:r>
-        <w:t>yes_items:  212</w:t>
-      </w:r>
-    </w:p>
-    <w:p>
-      <w:r>
-        <w:t>no_items:  14</w:t>
-      </w:r>
-    </w:p>
-    <w:p>
-      <w:r>
-        <w:t>tgt:  [1.0, 1.0, 1.0, 2.0, 3.0, 1.0, 2.0, 1.0, 1.0, 1.0, 1.0, 1.0, 2.0, 3.0, 2.0, 1.0, 1.0, 2.0, 1.0, 1.0, 1.0, 1.0, 3.0, 3.0, 2.0, 3.0, 2.0, 1.0, 1.0, 1.0, 1.0, 3.0, 2.0, 3.0, 1.0, 2.0, 3.0, 3.0, 1.0, 1.0, 3.0, 3.0, 3.0, 1.0, 3.0, 3.0, 3.0, 1.0, 3.0, 3.0, 3.0, 3.0, 3.0, 3.0, 3.0, 1.0, 3.0]</w:t>
-      </w:r>
-    </w:p>
-    <w:p>
-      <w:r>
-        <w:t>prd:  [1.0, 1.0, 1.0, 3.0, 3.0, 1.0, 3.0, 1.0, 1.0, 1.0, 1.0, 1.0, 3.0, 3.0, 3.0, 1.0, 1.0, 3.0, 1.0, 1.0, 1.0, 1.0, 3.0, 3.0, 1.0, 1.0, 1.0, 1.0, 1.0, 1.0, 1.0, 1.0, 1.0, 1.0, 1.0, 1.0, 1.0, 3.0, 1.0, 3.0, 1.0, 1.0, 1.0, 1.0, 1.0, 3.0, 3.0, 1.0, 3.0, 3.0, 3.0, 1.0, 3.0, 1.0, 3.0, 1.0, 1.0]</w:t>
+      <w:proofErr w:type="spellStart"/>
+      <w:r>
+        <w:t>yes_items</w:t>
+      </w:r>
+      <w:proofErr w:type="spellEnd"/>
+      <w:r>
+        <w:t>:  212</w:t>
+      </w:r>
+    </w:p>
+    <w:p>
+      <w:proofErr w:type="spellStart"/>
+      <w:r>
+        <w:t>no_items</w:t>
+      </w:r>
+      <w:proofErr w:type="spellEnd"/>
+      <w:r>
+        <w:t>:  14</w:t>
+      </w:r>
+    </w:p>
+    <w:p>
+      <w:proofErr w:type="spellStart"/>
+      <w:r>
+        <w:t>tgt</w:t>
+      </w:r>
+      <w:proofErr w:type="spellEnd"/>
+      <w:r>
+        <w:t>:  [1.0, 1.0, 1.0, 2.0, 3.0, 1.0, 2.0, 1.0, 1.0, 1.0, 1.0, 1.0, 2.0, 3.0, 2.0, 1.0, 1.0, 2.0, 1.0, 1.0, 1.0, 1.0, 3.0, 3.0, 2.0, 3.0, 2.0, 1.0, 1.0, 1.0, 1.0, 3.0, 2.0, 3.0, 1.0, 2.0, 3.0, 3.0, 1.0, 1.0, 3.0, 3.0, 3.0, 1.0, 3.0, 3.0, 3.0, 1.0, 3.0, 3.0, 3.0, 3.0, 3.0, 3.0, 3.0, 1.0, 3.0]</w:t>
+      </w:r>
+    </w:p>
+    <w:p>
+      <w:proofErr w:type="spellStart"/>
+      <w:r>
+        <w:t>prd</w:t>
+      </w:r>
+      <w:proofErr w:type="spellEnd"/>
+      <w:r>
+        <w:t>:  [1.0, 1.0, 1.0, 3.0, 3.0, 1.0, 3.0, 1.0, 1.0, 1.0, 1.0, 1.0, 3.0, 3.0, 3.0, 1.0, 1.0, 3.0, 1.0, 1.0, 1.0, 1.0, 3.0, 3.0, 1.0, 1.0, 1.0, 1.0, 1.0, 1.0, 1.0, 1.0, 1.0, 1.0, 1.0, 1.0, 1.0, 3.0, 1.0, 3.0, 1.0, 1.0, 1.0, 1.0, 1.0, 3.0, 3.0, 1.0, 3.0, 3.0, 3.0, 1.0, 3.0, 1.0, 3.0, 1.0, 1.0]</w:t>
       </w:r>
     </w:p>
     <w:p>
@@ -534,17 +949,35 @@
     </w:p>
     <w:p>
       <w:r>
-        <w:t>QWK:  0.4494153533299441 F1:  0.5651476251604621 acc:  0.631578947368421</w:t>
-      </w:r>
-    </w:p>
-    <w:p>
-      <w:r>
-        <w:t>yes_items:  144</w:t>
-      </w:r>
-    </w:p>
-    <w:p>
-      <w:r>
-        <w:t>no_items:  82</w:t>
+        <w:t xml:space="preserve">QWK:  0.4494153533299441 F1:  0.5651476251604621 </w:t>
+      </w:r>
+      <w:proofErr w:type="spellStart"/>
+      <w:r>
+        <w:t>acc</w:t>
+      </w:r>
+      <w:proofErr w:type="spellEnd"/>
+      <w:r>
+        <w:t>:  0.631578947368421</w:t>
+      </w:r>
+    </w:p>
+    <w:p>
+      <w:proofErr w:type="spellStart"/>
+      <w:r>
+        <w:t>yes_items</w:t>
+      </w:r>
+      <w:proofErr w:type="spellEnd"/>
+      <w:r>
+        <w:t>:  144</w:t>
+      </w:r>
+    </w:p>
+    <w:p>
+      <w:proofErr w:type="spellStart"/>
+      <w:r>
+        <w:t>no_items</w:t>
+      </w:r>
+      <w:proofErr w:type="spellEnd"/>
+      <w:r>
+        <w:t>:  82</w:t>
       </w:r>
     </w:p>
     <w:p>
@@ -553,24 +986,44 @@
       </w:r>
     </w:p>
     <w:p>
-      <w:r>
-        <w:t>yes_items:  216</w:t>
-      </w:r>
-    </w:p>
-    <w:p>
-      <w:r>
-        <w:t>no_items:  10</w:t>
-      </w:r>
-    </w:p>
-    <w:p>
-      <w:r>
-        <w:t>tgt:  [1.0, 1.0, 1.0, 2.0, 3.0, 1.0, 2.0, 1.0, 1.0, 1.0, 1.0, 1.0, 2.0, 3.0, 2.0, 1.0, 1.0, 2.0, 1.0, 1.0, 1.0, 1.0, 3.0, 3.0, 2.0, 3.0, 2.0, 1.0, 1.0, 1.0, 1.0, 3.0, 2.0, 3.0, 1.0, 2.0, 3.0, 3.0, 1.0, 1.0, 3.0, 3.0, 3.0, 1.0, 3.0, 3.0, 3.0, 1.0, 3.0, 3.0, 3.0, 3.0, 3.0, 3.0, 3.0, 1.0, 3.0]</w:t>
-      </w:r>
-    </w:p>
-    <w:p>
+      <w:proofErr w:type="spellStart"/>
+      <w:r>
+        <w:t>yes_items</w:t>
+      </w:r>
+      <w:proofErr w:type="spellEnd"/>
+      <w:r>
+        <w:t>:  216</w:t>
+      </w:r>
+    </w:p>
+    <w:p>
+      <w:proofErr w:type="spellStart"/>
+      <w:r>
+        <w:t>no_items</w:t>
+      </w:r>
+      <w:proofErr w:type="spellEnd"/>
+      <w:r>
+        <w:t>:  10</w:t>
+      </w:r>
+    </w:p>
+    <w:p>
+      <w:proofErr w:type="spellStart"/>
+      <w:r>
+        <w:t>tgt</w:t>
+      </w:r>
+      <w:proofErr w:type="spellEnd"/>
+      <w:r>
+        <w:t>:  [1.0, 1.0, 1.0, 2.0, 3.0, 1.0, 2.0, 1.0, 1.0, 1.0, 1.0, 1.0, 2.0, 3.0, 2.0, 1.0, 1.0, 2.0, 1.0, 1.0, 1.0, 1.0, 3.0, 3.0, 2.0, 3.0, 2.0, 1.0, 1.0, 1.0, 1.0, 3.0, 2.0, 3.0, 1.0, 2.0, 3.0, 3.0, 1.0, 1.0, 3.0, 3.0, 3.0, 1.0, 3.0, 3.0, 3.0, 1.0, 3.0, 3.0, 3.0, 3.0, 3.0, 3.0, 3.0, 1.0, 3.0]</w:t>
+      </w:r>
+    </w:p>
+    <w:p>
+      <w:proofErr w:type="spellStart"/>
       <w:r>
         <w:lastRenderedPageBreak/>
-        <w:t>prd:  [1.0, 1.0, 1.0, 3.0, 2.0, 1.0, 3.0, 1.0, 1.0, 1.0, 1.0, 1.0, 3.0, 3.0, 3.0, 3.0, 1.0, 3.0, 1.0, 1.0, 1.0, 1.0, 3.0, 2.0, 3.0, 2.0, 1.0, 1.0, 1.0, 1.0, 1.0, 1.0, 1.0, 1.0, 1.0, 1.0, 1.0, 1.0, 2.0, 3.0, 1.0, 1.0, 1.0, 1.0, 2.0, 1.0, 3.0, 3.0, 3.0, 1.0, 1.0, 1.0, 3.0, 1.0, 3.0, 1.0, 1.0]</w:t>
+        <w:t>prd</w:t>
+      </w:r>
+      <w:proofErr w:type="spellEnd"/>
+      <w:r>
+        <w:t>:  [1.0, 1.0, 1.0, 3.0, 2.0, 1.0, 3.0, 1.0, 1.0, 1.0, 1.0, 1.0, 3.0, 3.0, 3.0, 3.0, 1.0, 3.0, 1.0, 1.0, 1.0, 1.0, 3.0, 2.0, 3.0, 2.0, 1.0, 1.0, 1.0, 1.0, 1.0, 1.0, 1.0, 1.0, 1.0, 1.0, 1.0, 1.0, 2.0, 3.0, 1.0, 1.0, 1.0, 1.0, 2.0, 1.0, 3.0, 3.0, 3.0, 1.0, 1.0, 1.0, 3.0, 1.0, 3.0, 1.0, 1.0]</w:t>
       </w:r>
     </w:p>
     <w:p>
@@ -580,17 +1033,35 @@
     </w:p>
     <w:p>
       <w:r>
-        <w:t>QWK:  0.2077690662865287 F1:  0.4245375748369225 acc:  0.47368421052631576</w:t>
-      </w:r>
-    </w:p>
-    <w:p>
-      <w:r>
-        <w:t>yes_items:  152</w:t>
-      </w:r>
-    </w:p>
-    <w:p>
-      <w:r>
-        <w:t>no_items:  74</w:t>
+        <w:t xml:space="preserve">QWK:  0.2077690662865287 F1:  0.4245375748369225 </w:t>
+      </w:r>
+      <w:proofErr w:type="spellStart"/>
+      <w:r>
+        <w:t>acc</w:t>
+      </w:r>
+      <w:proofErr w:type="spellEnd"/>
+      <w:r>
+        <w:t>:  0.47368421052631576</w:t>
+      </w:r>
+    </w:p>
+    <w:p>
+      <w:proofErr w:type="spellStart"/>
+      <w:r>
+        <w:t>yes_items</w:t>
+      </w:r>
+      <w:proofErr w:type="spellEnd"/>
+      <w:r>
+        <w:t>:  152</w:t>
+      </w:r>
+    </w:p>
+    <w:p>
+      <w:proofErr w:type="spellStart"/>
+      <w:r>
+        <w:t>no_items</w:t>
+      </w:r>
+      <w:proofErr w:type="spellEnd"/>
+      <w:r>
+        <w:t>:  74</w:t>
       </w:r>
     </w:p>
     <w:p>
@@ -599,23 +1070,43 @@
       </w:r>
     </w:p>
     <w:p>
-      <w:r>
-        <w:t>yes_items:  215</w:t>
-      </w:r>
-    </w:p>
-    <w:p>
-      <w:r>
-        <w:t>no_items:  11</w:t>
-      </w:r>
-    </w:p>
-    <w:p>
-      <w:r>
-        <w:t>tgt:  [1.0, 1.0, 1.0, 2.0, 3.0, 1.0, 2.0, 1.0, 1.0, 1.0, 1.0, 1.0, 2.0, 3.0, 2.0, 1.0, 1.0, 2.0, 1.0, 1.0, 1.0, 1.0, 3.0, 3.0, 2.0, 3.0, 2.0, 1.0, 1.0, 1.0, 1.0, 3.0, 2.0, 3.0, 1.0, 2.0, 3.0, 3.0, 1.0, 1.0, 3.0, 3.0, 3.0, 1.0, 3.0, 3.0, 3.0, 1.0, 3.0, 3.0, 3.0, 3.0, 3.0, 3.0, 3.0, 1.0, 3.0]</w:t>
-      </w:r>
-    </w:p>
-    <w:p>
-      <w:r>
-        <w:t>prd:  [1.0, 1.0, 1.0, 2.0, 3.0, 1.0, 2.0, 1.0, 1.0, 1.0, 1.0, 1.0, 3.0, 3.0, 2.0, 3.0, 1.0, 2.0, 1.0, 2.0, 1.0, 1.0, 3.0, 3.0, 3.0, 2.0, 1.0, 1.0, 3.0, 1.0, 2.0, 3.0, 3.0, 3.0, 1.0, 3.0, 1.0, 1.0, 3.0, 3.0, 1.0, 1.0, 3.0, 1.0, 2.0, 1.0, 3.0, 3.0, 3.0, 3.0, 3.0, 1.0, 3.0, 1.0, 3.0, 3.0, 1.0]</w:t>
+      <w:proofErr w:type="spellStart"/>
+      <w:r>
+        <w:t>yes_items</w:t>
+      </w:r>
+      <w:proofErr w:type="spellEnd"/>
+      <w:r>
+        <w:t>:  215</w:t>
+      </w:r>
+    </w:p>
+    <w:p>
+      <w:proofErr w:type="spellStart"/>
+      <w:r>
+        <w:t>no_items</w:t>
+      </w:r>
+      <w:proofErr w:type="spellEnd"/>
+      <w:r>
+        <w:t>:  11</w:t>
+      </w:r>
+    </w:p>
+    <w:p>
+      <w:proofErr w:type="spellStart"/>
+      <w:r>
+        <w:t>tgt</w:t>
+      </w:r>
+      <w:proofErr w:type="spellEnd"/>
+      <w:r>
+        <w:t>:  [1.0, 1.0, 1.0, 2.0, 3.0, 1.0, 2.0, 1.0, 1.0, 1.0, 1.0, 1.0, 2.0, 3.0, 2.0, 1.0, 1.0, 2.0, 1.0, 1.0, 1.0, 1.0, 3.0, 3.0, 2.0, 3.0, 2.0, 1.0, 1.0, 1.0, 1.0, 3.0, 2.0, 3.0, 1.0, 2.0, 3.0, 3.0, 1.0, 1.0, 3.0, 3.0, 3.0, 1.0, 3.0, 3.0, 3.0, 1.0, 3.0, 3.0, 3.0, 3.0, 3.0, 3.0, 3.0, 1.0, 3.0]</w:t>
+      </w:r>
+    </w:p>
+    <w:p>
+      <w:proofErr w:type="spellStart"/>
+      <w:r>
+        <w:t>prd</w:t>
+      </w:r>
+      <w:proofErr w:type="spellEnd"/>
+      <w:r>
+        <w:t>:  [1.0, 1.0, 1.0, 2.0, 3.0, 1.0, 2.0, 1.0, 1.0, 1.0, 1.0, 1.0, 3.0, 3.0, 2.0, 3.0, 1.0, 2.0, 1.0, 2.0, 1.0, 1.0, 3.0, 3.0, 3.0, 2.0, 1.0, 1.0, 3.0, 1.0, 2.0, 3.0, 3.0, 3.0, 1.0, 3.0, 1.0, 1.0, 3.0, 3.0, 1.0, 1.0, 3.0, 1.0, 2.0, 1.0, 3.0, 3.0, 3.0, 3.0, 3.0, 1.0, 3.0, 1.0, 3.0, 3.0, 1.0]</w:t>
       </w:r>
     </w:p>
     <w:p>
@@ -625,17 +1116,35 @@
     </w:p>
     <w:p>
       <w:r>
-        <w:t>QWK:  0.32843936922240347 F1:  0.5947712418300654 acc:  0.5964912280701754</w:t>
-      </w:r>
-    </w:p>
-    <w:p>
-      <w:r>
-        <w:t>yes_items:  159</w:t>
-      </w:r>
-    </w:p>
-    <w:p>
-      <w:r>
-        <w:t>no_items:  67</w:t>
+        <w:t xml:space="preserve">QWK:  0.32843936922240347 F1:  0.5947712418300654 </w:t>
+      </w:r>
+      <w:proofErr w:type="spellStart"/>
+      <w:r>
+        <w:t>acc</w:t>
+      </w:r>
+      <w:proofErr w:type="spellEnd"/>
+      <w:r>
+        <w:t>:  0.5964912280701754</w:t>
+      </w:r>
+    </w:p>
+    <w:p>
+      <w:proofErr w:type="spellStart"/>
+      <w:r>
+        <w:t>yes_items</w:t>
+      </w:r>
+      <w:proofErr w:type="spellEnd"/>
+      <w:r>
+        <w:t>:  159</w:t>
+      </w:r>
+    </w:p>
+    <w:p>
+      <w:proofErr w:type="spellStart"/>
+      <w:r>
+        <w:t>no_items</w:t>
+      </w:r>
+      <w:proofErr w:type="spellEnd"/>
+      <w:r>
+        <w:t>:  67</w:t>
       </w:r>
     </w:p>
     <w:p>
@@ -644,23 +1153,43 @@
       </w:r>
     </w:p>
     <w:p>
-      <w:r>
-        <w:t>yes_items:  214</w:t>
-      </w:r>
-    </w:p>
-    <w:p>
-      <w:r>
-        <w:t>no_items:  12</w:t>
-      </w:r>
-    </w:p>
-    <w:p>
-      <w:r>
-        <w:t>tgt:  [1.0, 1.0, 1.0, 2.0, 3.0, 1.0, 2.0, 1.0, 1.0, 1.0, 1.0, 1.0, 2.0, 3.0, 2.0, 1.0, 1.0, 2.0, 1.0, 1.0, 1.0, 1.0, 3.0, 3.0, 2.0, 3.0, 2.0, 1.0, 1.0, 1.0, 1.0, 3.0, 2.0, 3.0, 1.0, 2.0, 3.0, 3.0, 1.0, 1.0, 3.0, 3.0, 3.0, 1.0, 3.0, 3.0, 3.0, 1.0, 3.0, 3.0, 3.0, 3.0, 3.0, 3.0, 3.0, 1.0, 3.0]</w:t>
-      </w:r>
-    </w:p>
-    <w:p>
-      <w:r>
-        <w:t>prd:  [1.0, 1.0, 1.0, 2.0, 2.0, 1.0, 2.0, 1.0, 1.0, 1.0, 1.0, 1.0, 2.0, 3.0, 2.0, 3.0, 1.0, 2.0, 1.0, 1.0, 1.0, 1.0, 2.0, 3.0, 3.0, 3.0, 1.0, 1.0, 1.0, 1.0, 1.0, 1.0, 1.0, 1.0, 1.0, 1.0, 2.0, 3.0, 3.0, 3.0, 3.0, 3.0, 3.0, 3.0, 1.0, 3.0, 3.0, 3.0, 3.0, 3.0, 3.0, 3.0, 1.0, 3.0, 3.0, 3.0, 3.0]</w:t>
+      <w:proofErr w:type="spellStart"/>
+      <w:r>
+        <w:t>yes_items</w:t>
+      </w:r>
+      <w:proofErr w:type="spellEnd"/>
+      <w:r>
+        <w:t>:  214</w:t>
+      </w:r>
+    </w:p>
+    <w:p>
+      <w:proofErr w:type="spellStart"/>
+      <w:r>
+        <w:t>no_items</w:t>
+      </w:r>
+      <w:proofErr w:type="spellEnd"/>
+      <w:r>
+        <w:t>:  12</w:t>
+      </w:r>
+    </w:p>
+    <w:p>
+      <w:proofErr w:type="spellStart"/>
+      <w:r>
+        <w:t>tgt</w:t>
+      </w:r>
+      <w:proofErr w:type="spellEnd"/>
+      <w:r>
+        <w:t>:  [1.0, 1.0, 1.0, 2.0, 3.0, 1.0, 2.0, 1.0, 1.0, 1.0, 1.0, 1.0, 2.0, 3.0, 2.0, 1.0, 1.0, 2.0, 1.0, 1.0, 1.0, 1.0, 3.0, 3.0, 2.0, 3.0, 2.0, 1.0, 1.0, 1.0, 1.0, 3.0, 2.0, 3.0, 1.0, 2.0, 3.0, 3.0, 1.0, 1.0, 3.0, 3.0, 3.0, 1.0, 3.0, 3.0, 3.0, 1.0, 3.0, 3.0, 3.0, 3.0, 3.0, 3.0, 3.0, 1.0, 3.0]</w:t>
+      </w:r>
+    </w:p>
+    <w:p>
+      <w:proofErr w:type="spellStart"/>
+      <w:r>
+        <w:t>prd</w:t>
+      </w:r>
+      <w:proofErr w:type="spellEnd"/>
+      <w:r>
+        <w:t>:  [1.0, 1.0, 1.0, 2.0, 2.0, 1.0, 2.0, 1.0, 1.0, 1.0, 1.0, 1.0, 2.0, 3.0, 2.0, 3.0, 1.0, 2.0, 1.0, 1.0, 1.0, 1.0, 2.0, 3.0, 3.0, 3.0, 1.0, 1.0, 1.0, 1.0, 1.0, 1.0, 1.0, 1.0, 1.0, 1.0, 2.0, 3.0, 3.0, 3.0, 3.0, 3.0, 3.0, 3.0, 1.0, 3.0, 3.0, 3.0, 3.0, 3.0, 3.0, 3.0, 1.0, 3.0, 3.0, 3.0, 3.0]</w:t>
       </w:r>
     </w:p>
     <w:p>
@@ -670,18 +1199,36 @@
     </w:p>
     <w:p>
       <w:r>
-        <w:t>QWK:  0.5144100054377378 F1:  0.7003783969728242 acc:  0.7017543859649122</w:t>
-      </w:r>
-    </w:p>
-    <w:p>
+        <w:t xml:space="preserve">QWK:  0.5144100054377378 F1:  0.7003783969728242 </w:t>
+      </w:r>
+      <w:proofErr w:type="spellStart"/>
+      <w:r>
+        <w:t>acc</w:t>
+      </w:r>
+      <w:proofErr w:type="spellEnd"/>
+      <w:r>
+        <w:t>:  0.7017543859649122</w:t>
+      </w:r>
+    </w:p>
+    <w:p>
+      <w:proofErr w:type="spellStart"/>
       <w:r>
         <w:lastRenderedPageBreak/>
-        <w:t>yes_items:  173</w:t>
-      </w:r>
-    </w:p>
-    <w:p>
-      <w:r>
-        <w:t>no_items:  53</w:t>
+        <w:t>yes_items</w:t>
+      </w:r>
+      <w:proofErr w:type="spellEnd"/>
+      <w:r>
+        <w:t>:  173</w:t>
+      </w:r>
+    </w:p>
+    <w:p>
+      <w:proofErr w:type="spellStart"/>
+      <w:r>
+        <w:t>no_items</w:t>
+      </w:r>
+      <w:proofErr w:type="spellEnd"/>
+      <w:r>
+        <w:t>:  53</w:t>
       </w:r>
     </w:p>
     <w:p>
@@ -690,23 +1237,43 @@
       </w:r>
     </w:p>
     <w:p>
-      <w:r>
-        <w:t>yes_items:  216</w:t>
-      </w:r>
-    </w:p>
-    <w:p>
-      <w:r>
-        <w:t>no_items:  10</w:t>
-      </w:r>
-    </w:p>
-    <w:p>
-      <w:r>
-        <w:t>tgt:  [1.0, 1.0, 1.0, 2.0, 3.0, 1.0, 2.0, 1.0, 1.0, 1.0, 1.0, 1.0, 2.0, 3.0, 2.0, 1.0, 1.0, 2.0, 1.0, 1.0, 1.0, 1.0, 3.0, 3.0, 2.0, 3.0, 2.0, 1.0, 1.0, 1.0, 1.0, 3.0, 2.0, 3.0, 1.0, 2.0, 3.0, 3.0, 1.0, 1.0, 3.0, 3.0, 3.0, 1.0, 3.0, 3.0, 3.0, 1.0, 3.0, 3.0, 3.0, 3.0, 3.0, 3.0, 3.0, 1.0, 3.0]</w:t>
-      </w:r>
-    </w:p>
-    <w:p>
-      <w:r>
-        <w:t>prd:  [2.0, 1.0, 1.0, 2.0, 2.0, 1.0, 2.0, 1.0, 1.0, 1.0, 1.0, 1.0, 2.0, 3.0, 2.0, 1.0, 1.0, 2.0, 1.0, 1.0, 1.0, 1.0, 3.0, 3.0, 3.0, 1.0, 1.0, 1.0, 1.0, 1.0, 2.0, 1.0, 1.0, 2.0, 1.0, 1.0, 2.0, 2.0, 2.0, 3.0, 3.0, 3.0, 3.0, 3.0, 1.0, 3.0, 3.0, 3.0, 3.0, 3.0, 3.0, 3.0, 3.0, 3.0, 3.0, 3.0, 1.0]</w:t>
+      <w:proofErr w:type="spellStart"/>
+      <w:r>
+        <w:t>yes_items</w:t>
+      </w:r>
+      <w:proofErr w:type="spellEnd"/>
+      <w:r>
+        <w:t>:  216</w:t>
+      </w:r>
+    </w:p>
+    <w:p>
+      <w:proofErr w:type="spellStart"/>
+      <w:r>
+        <w:t>no_items</w:t>
+      </w:r>
+      <w:proofErr w:type="spellEnd"/>
+      <w:r>
+        <w:t>:  10</w:t>
+      </w:r>
+    </w:p>
+    <w:p>
+      <w:proofErr w:type="spellStart"/>
+      <w:r>
+        <w:t>tgt</w:t>
+      </w:r>
+      <w:proofErr w:type="spellEnd"/>
+      <w:r>
+        <w:t>:  [1.0, 1.0, 1.0, 2.0, 3.0, 1.0, 2.0, 1.0, 1.0, 1.0, 1.0, 1.0, 2.0, 3.0, 2.0, 1.0, 1.0, 2.0, 1.0, 1.0, 1.0, 1.0, 3.0, 3.0, 2.0, 3.0, 2.0, 1.0, 1.0, 1.0, 1.0, 3.0, 2.0, 3.0, 1.0, 2.0, 3.0, 3.0, 1.0, 1.0, 3.0, 3.0, 3.0, 1.0, 3.0, 3.0, 3.0, 1.0, 3.0, 3.0, 3.0, 3.0, 3.0, 3.0, 3.0, 1.0, 3.0]</w:t>
+      </w:r>
+    </w:p>
+    <w:p>
+      <w:proofErr w:type="spellStart"/>
+      <w:r>
+        <w:t>prd</w:t>
+      </w:r>
+      <w:proofErr w:type="spellEnd"/>
+      <w:r>
+        <w:t>:  [2.0, 1.0, 1.0, 2.0, 2.0, 1.0, 2.0, 1.0, 1.0, 1.0, 1.0, 1.0, 2.0, 3.0, 2.0, 1.0, 1.0, 2.0, 1.0, 1.0, 1.0, 1.0, 3.0, 3.0, 3.0, 1.0, 1.0, 1.0, 1.0, 1.0, 2.0, 1.0, 1.0, 2.0, 1.0, 1.0, 2.0, 2.0, 2.0, 3.0, 3.0, 3.0, 3.0, 3.0, 1.0, 3.0, 3.0, 3.0, 3.0, 3.0, 3.0, 3.0, 3.0, 3.0, 3.0, 3.0, 1.0]</w:t>
       </w:r>
     </w:p>
     <w:p>
@@ -716,17 +1283,35 @@
     </w:p>
     <w:p>
       <w:r>
-        <w:t>QWK:  0.5358833554251089 F1:  0.6724951914670396 acc:  0.6666666666666666</w:t>
-      </w:r>
-    </w:p>
-    <w:p>
-      <w:r>
-        <w:t>yes_items:  167</w:t>
-      </w:r>
-    </w:p>
-    <w:p>
-      <w:r>
-        <w:t>no_items:  59</w:t>
+        <w:t xml:space="preserve">QWK:  0.5358833554251089 F1:  0.6724951914670396 </w:t>
+      </w:r>
+      <w:proofErr w:type="spellStart"/>
+      <w:r>
+        <w:t>acc</w:t>
+      </w:r>
+      <w:proofErr w:type="spellEnd"/>
+      <w:r>
+        <w:t>:  0.6666666666666666</w:t>
+      </w:r>
+    </w:p>
+    <w:p>
+      <w:proofErr w:type="spellStart"/>
+      <w:r>
+        <w:t>yes_items</w:t>
+      </w:r>
+      <w:proofErr w:type="spellEnd"/>
+      <w:r>
+        <w:t>:  167</w:t>
+      </w:r>
+    </w:p>
+    <w:p>
+      <w:proofErr w:type="spellStart"/>
+      <w:r>
+        <w:t>no_items</w:t>
+      </w:r>
+      <w:proofErr w:type="spellEnd"/>
+      <w:r>
+        <w:t>:  59</w:t>
       </w:r>
     </w:p>
     <w:p>
@@ -735,13 +1320,23 @@
       </w:r>
     </w:p>
     <w:p>
-      <w:r>
-        <w:t>yes_items:  210</w:t>
-      </w:r>
-    </w:p>
-    <w:p>
-      <w:r>
-        <w:t>no_items:  16</w:t>
+      <w:proofErr w:type="spellStart"/>
+      <w:r>
+        <w:t>yes_items</w:t>
+      </w:r>
+      <w:proofErr w:type="spellEnd"/>
+      <w:r>
+        <w:t>:  210</w:t>
+      </w:r>
+    </w:p>
+    <w:p>
+      <w:proofErr w:type="spellStart"/>
+      <w:r>
+        <w:t>no_items</w:t>
+      </w:r>
+      <w:proofErr w:type="spellEnd"/>
+      <w:r>
+        <w:t>:  16</w:t>
       </w:r>
     </w:p>
     <w:p>
@@ -750,23 +1345,43 @@
       </w:r>
     </w:p>
     <w:p>
-      <w:r>
-        <w:t>yes_items:  216</w:t>
-      </w:r>
-    </w:p>
-    <w:p>
-      <w:r>
-        <w:t>no_items:  10</w:t>
-      </w:r>
-    </w:p>
-    <w:p>
-      <w:r>
-        <w:t>tgt:  [1.0, 1.0, 1.0, 2.0, 3.0, 1.0, 2.0, 1.0, 1.0, 1.0, 1.0, 1.0, 2.0, 3.0, 2.0, 1.0, 1.0, 2.0, 1.0, 1.0, 1.0, 1.0, 3.0, 3.0, 2.0, 3.0, 2.0, 1.0, 1.0, 1.0, 1.0, 3.0, 2.0, 3.0, 1.0, 2.0, 3.0, 3.0, 1.0, 1.0, 3.0, 3.0, 3.0, 1.0, 3.0, 3.0, 3.0, 1.0, 3.0, 3.0, 3.0, 3.0, 3.0, 3.0, 3.0, 1.0, 3.0]</w:t>
-      </w:r>
-    </w:p>
-    <w:p>
-      <w:r>
-        <w:t>prd:  [1.0, 1.0, 1.0, 2.0, 3.0, 1.0, 2.0, 1.0, 1.0, 1.0, 1.0, 1.0, 2.0, 3.0, 2.0, 2.0, 1.0, 2.0, 1.0, 1.0, 1.0, 1.0, 3.0, 3.0, 3.0, 3.0, 2.0, 1.0, 1.0, 1.0, 1.0, 3.0, 3.0, 3.0, 1.0, 1.0, 3.0, 3.0, 3.0, 3.0, 3.0, 3.0, 3.0, 3.0, 3.0, 3.0, 3.0, 3.0, 3.0, 3.0, 3.0, 3.0, 3.0, 3.0, 3.0, 3.0, 1.0]</w:t>
+      <w:proofErr w:type="spellStart"/>
+      <w:r>
+        <w:t>yes_items</w:t>
+      </w:r>
+      <w:proofErr w:type="spellEnd"/>
+      <w:r>
+        <w:t>:  216</w:t>
+      </w:r>
+    </w:p>
+    <w:p>
+      <w:proofErr w:type="spellStart"/>
+      <w:r>
+        <w:t>no_items</w:t>
+      </w:r>
+      <w:proofErr w:type="spellEnd"/>
+      <w:r>
+        <w:t>:  10</w:t>
+      </w:r>
+    </w:p>
+    <w:p>
+      <w:proofErr w:type="spellStart"/>
+      <w:r>
+        <w:t>tgt</w:t>
+      </w:r>
+      <w:proofErr w:type="spellEnd"/>
+      <w:r>
+        <w:t>:  [1.0, 1.0, 1.0, 2.0, 3.0, 1.0, 2.0, 1.0, 1.0, 1.0, 1.0, 1.0, 2.0, 3.0, 2.0, 1.0, 1.0, 2.0, 1.0, 1.0, 1.0, 1.0, 3.0, 3.0, 2.0, 3.0, 2.0, 1.0, 1.0, 1.0, 1.0, 3.0, 2.0, 3.0, 1.0, 2.0, 3.0, 3.0, 1.0, 1.0, 3.0, 3.0, 3.0, 1.0, 3.0, 3.0, 3.0, 1.0, 3.0, 3.0, 3.0, 3.0, 3.0, 3.0, 3.0, 1.0, 3.0]</w:t>
+      </w:r>
+    </w:p>
+    <w:p>
+      <w:proofErr w:type="spellStart"/>
+      <w:r>
+        <w:t>prd</w:t>
+      </w:r>
+      <w:proofErr w:type="spellEnd"/>
+      <w:r>
+        <w:t>:  [1.0, 1.0, 1.0, 2.0, 3.0, 1.0, 2.0, 1.0, 1.0, 1.0, 1.0, 1.0, 2.0, 3.0, 2.0, 2.0, 1.0, 2.0, 1.0, 1.0, 1.0, 1.0, 3.0, 3.0, 3.0, 3.0, 2.0, 1.0, 1.0, 1.0, 1.0, 3.0, 3.0, 3.0, 1.0, 1.0, 3.0, 3.0, 3.0, 3.0, 3.0, 3.0, 3.0, 3.0, 3.0, 3.0, 3.0, 3.0, 3.0, 3.0, 3.0, 3.0, 3.0, 3.0, 3.0, 3.0, 1.0]</w:t>
       </w:r>
     </w:p>
     <w:p>
@@ -776,18 +1391,36 @@
     </w:p>
     <w:p>
       <w:r>
-        <w:t>QWK:  0.7159131363474547 F1:  0.8221703925365252 acc:  0.8245614035087719</w:t>
-      </w:r>
-    </w:p>
-    <w:p>
-      <w:r>
-        <w:t>yes_items:  165</w:t>
-      </w:r>
-    </w:p>
-    <w:p>
+        <w:t xml:space="preserve">QWK:  0.7159131363474547 F1:  0.8221703925365252 </w:t>
+      </w:r>
+      <w:proofErr w:type="spellStart"/>
+      <w:r>
+        <w:t>acc</w:t>
+      </w:r>
+      <w:proofErr w:type="spellEnd"/>
+      <w:r>
+        <w:t>:  0.8245614035087719</w:t>
+      </w:r>
+    </w:p>
+    <w:p>
+      <w:proofErr w:type="spellStart"/>
+      <w:r>
+        <w:t>yes_items</w:t>
+      </w:r>
+      <w:proofErr w:type="spellEnd"/>
+      <w:r>
+        <w:t>:  165</w:t>
+      </w:r>
+    </w:p>
+    <w:p>
+      <w:proofErr w:type="spellStart"/>
       <w:r>
         <w:lastRenderedPageBreak/>
-        <w:t>no_items:  61</w:t>
+        <w:t>no_items</w:t>
+      </w:r>
+      <w:proofErr w:type="spellEnd"/>
+      <w:r>
+        <w:t>:  61</w:t>
       </w:r>
     </w:p>
     <w:p>
@@ -796,13 +1429,23 @@
       </w:r>
     </w:p>
     <w:p>
-      <w:r>
-        <w:t>yes_items:  202</w:t>
-      </w:r>
-    </w:p>
-    <w:p>
-      <w:r>
-        <w:t>no_items:  24</w:t>
+      <w:proofErr w:type="spellStart"/>
+      <w:r>
+        <w:t>yes_items</w:t>
+      </w:r>
+      <w:proofErr w:type="spellEnd"/>
+      <w:r>
+        <w:t>:  202</w:t>
+      </w:r>
+    </w:p>
+    <w:p>
+      <w:proofErr w:type="spellStart"/>
+      <w:r>
+        <w:t>no_items</w:t>
+      </w:r>
+      <w:proofErr w:type="spellEnd"/>
+      <w:r>
+        <w:t>:  24</w:t>
       </w:r>
     </w:p>
     <w:p>
@@ -811,13 +1454,23 @@
       </w:r>
     </w:p>
     <w:p>
-      <w:r>
-        <w:t>yes_items:  210</w:t>
-      </w:r>
-    </w:p>
-    <w:p>
-      <w:r>
-        <w:t>no_items:  16</w:t>
+      <w:proofErr w:type="spellStart"/>
+      <w:r>
+        <w:t>yes_items</w:t>
+      </w:r>
+      <w:proofErr w:type="spellEnd"/>
+      <w:r>
+        <w:t>:  210</w:t>
+      </w:r>
+    </w:p>
+    <w:p>
+      <w:proofErr w:type="spellStart"/>
+      <w:r>
+        <w:t>no_items</w:t>
+      </w:r>
+      <w:proofErr w:type="spellEnd"/>
+      <w:r>
+        <w:t>:  16</w:t>
       </w:r>
     </w:p>
     <w:p>
@@ -826,23 +1479,43 @@
       </w:r>
     </w:p>
     <w:p>
-      <w:r>
-        <w:t>yes_items:  214</w:t>
-      </w:r>
-    </w:p>
-    <w:p>
-      <w:r>
-        <w:t>no_items:  12</w:t>
-      </w:r>
-    </w:p>
-    <w:p>
-      <w:r>
-        <w:t>tgt:  [1.0, 1.0, 1.0, 2.0, 3.0, 1.0, 2.0, 1.0, 1.0, 1.0, 1.0, 1.0, 2.0, 3.0, 2.0, 1.0, 1.0, 2.0, 1.0, 1.0, 1.0, 1.0, 3.0, 3.0, 2.0, 3.0, 2.0, 1.0, 1.0, 1.0, 1.0, 3.0, 2.0, 3.0, 1.0, 2.0, 3.0, 3.0, 1.0, 1.0, 3.0, 3.0, 3.0, 1.0, 3.0, 3.0, 3.0, 1.0, 3.0, 3.0, 3.0, 3.0, 3.0, 3.0, 3.0, 1.0, 3.0]</w:t>
-      </w:r>
-    </w:p>
-    <w:p>
-      <w:r>
-        <w:t>prd:  [1.0, 1.0, 1.0, 2.0, 1.0, 1.0, 2.0, 1.0, 1.0, 1.0, 1.0, 1.0, 3.0, 3.0, 2.0, 3.0, 1.0, 2.0, 1.0, 1.0, 1.0, 1.0, 3.0, 3.0, 3.0, 3.0, 1.0, 1.0, 1.0, 1.0, 1.0, 1.0, 1.0, 1.0, 1.0, 1.0, 1.0, 2.0, 3.0, 3.0, 2.0, 3.0, 2.0, 3.0, 2.0, 3.0, 3.0, 3.0, 3.0, 2.0, 3.0, 3.0, 2.0, 3.0, 3.0, 3.0, 3.0]</w:t>
+      <w:proofErr w:type="spellStart"/>
+      <w:r>
+        <w:t>yes_items</w:t>
+      </w:r>
+      <w:proofErr w:type="spellEnd"/>
+      <w:r>
+        <w:t>:  214</w:t>
+      </w:r>
+    </w:p>
+    <w:p>
+      <w:proofErr w:type="spellStart"/>
+      <w:r>
+        <w:t>no_items</w:t>
+      </w:r>
+      <w:proofErr w:type="spellEnd"/>
+      <w:r>
+        <w:t>:  12</w:t>
+      </w:r>
+    </w:p>
+    <w:p>
+      <w:proofErr w:type="spellStart"/>
+      <w:r>
+        <w:t>tgt</w:t>
+      </w:r>
+      <w:proofErr w:type="spellEnd"/>
+      <w:r>
+        <w:t>:  [1.0, 1.0, 1.0, 2.0, 3.0, 1.0, 2.0, 1.0, 1.0, 1.0, 1.0, 1.0, 2.0, 3.0, 2.0, 1.0, 1.0, 2.0, 1.0, 1.0, 1.0, 1.0, 3.0, 3.0, 2.0, 3.0, 2.0, 1.0, 1.0, 1.0, 1.0, 3.0, 2.0, 3.0, 1.0, 2.0, 3.0, 3.0, 1.0, 1.0, 3.0, 3.0, 3.0, 1.0, 3.0, 3.0, 3.0, 1.0, 3.0, 3.0, 3.0, 3.0, 3.0, 3.0, 3.0, 1.0, 3.0]</w:t>
+      </w:r>
+    </w:p>
+    <w:p>
+      <w:proofErr w:type="spellStart"/>
+      <w:r>
+        <w:t>prd</w:t>
+      </w:r>
+      <w:proofErr w:type="spellEnd"/>
+      <w:r>
+        <w:t>:  [1.0, 1.0, 1.0, 2.0, 1.0, 1.0, 2.0, 1.0, 1.0, 1.0, 1.0, 1.0, 3.0, 3.0, 2.0, 3.0, 1.0, 2.0, 1.0, 1.0, 1.0, 1.0, 3.0, 3.0, 3.0, 3.0, 1.0, 1.0, 1.0, 1.0, 1.0, 1.0, 1.0, 1.0, 1.0, 1.0, 1.0, 2.0, 3.0, 3.0, 2.0, 3.0, 2.0, 3.0, 2.0, 3.0, 3.0, 3.0, 3.0, 2.0, 3.0, 3.0, 2.0, 3.0, 3.0, 3.0, 3.0]</w:t>
       </w:r>
     </w:p>
     <w:p>
@@ -852,17 +1525,35 @@
     </w:p>
     <w:p>
       <w:r>
-        <w:t>QWK:  0.4611677479147359 F1:  0.6317163816756451 acc:  0.631578947368421</w:t>
-      </w:r>
-    </w:p>
-    <w:p>
-      <w:r>
-        <w:t>yes_items:  170</w:t>
-      </w:r>
-    </w:p>
-    <w:p>
-      <w:r>
-        <w:t>no_items:  56</w:t>
+        <w:t xml:space="preserve">QWK:  0.4611677479147359 F1:  0.6317163816756451 </w:t>
+      </w:r>
+      <w:proofErr w:type="spellStart"/>
+      <w:r>
+        <w:t>acc</w:t>
+      </w:r>
+      <w:proofErr w:type="spellEnd"/>
+      <w:r>
+        <w:t>:  0.631578947368421</w:t>
+      </w:r>
+    </w:p>
+    <w:p>
+      <w:proofErr w:type="spellStart"/>
+      <w:r>
+        <w:t>yes_items</w:t>
+      </w:r>
+      <w:proofErr w:type="spellEnd"/>
+      <w:r>
+        <w:t>:  170</w:t>
+      </w:r>
+    </w:p>
+    <w:p>
+      <w:proofErr w:type="spellStart"/>
+      <w:r>
+        <w:t>no_items</w:t>
+      </w:r>
+      <w:proofErr w:type="spellEnd"/>
+      <w:r>
+        <w:t>:  56</w:t>
       </w:r>
     </w:p>
     <w:p>
@@ -871,13 +1562,23 @@
       </w:r>
     </w:p>
     <w:p>
-      <w:r>
-        <w:t>yes_items:  201</w:t>
-      </w:r>
-    </w:p>
-    <w:p>
-      <w:r>
-        <w:t>no_items:  25</w:t>
+      <w:proofErr w:type="spellStart"/>
+      <w:r>
+        <w:t>yes_items</w:t>
+      </w:r>
+      <w:proofErr w:type="spellEnd"/>
+      <w:r>
+        <w:t>:  201</w:t>
+      </w:r>
+    </w:p>
+    <w:p>
+      <w:proofErr w:type="spellStart"/>
+      <w:r>
+        <w:t>no_items</w:t>
+      </w:r>
+      <w:proofErr w:type="spellEnd"/>
+      <w:r>
+        <w:t>:  25</w:t>
       </w:r>
     </w:p>
     <w:p>
@@ -886,13 +1587,23 @@
       </w:r>
     </w:p>
     <w:p>
-      <w:r>
-        <w:t>yes_items:  207</w:t>
-      </w:r>
-    </w:p>
-    <w:p>
-      <w:r>
-        <w:t>no_items:  19</w:t>
+      <w:proofErr w:type="spellStart"/>
+      <w:r>
+        <w:t>yes_items</w:t>
+      </w:r>
+      <w:proofErr w:type="spellEnd"/>
+      <w:r>
+        <w:t>:  207</w:t>
+      </w:r>
+    </w:p>
+    <w:p>
+      <w:proofErr w:type="spellStart"/>
+      <w:r>
+        <w:t>no_items</w:t>
+      </w:r>
+      <w:proofErr w:type="spellEnd"/>
+      <w:r>
+        <w:t>:  19</w:t>
       </w:r>
     </w:p>
     <w:p>
@@ -901,13 +1612,23 @@
       </w:r>
     </w:p>
     <w:p>
-      <w:r>
-        <w:t>yes_items:  208</w:t>
-      </w:r>
-    </w:p>
-    <w:p>
-      <w:r>
-        <w:t>no_items:  18</w:t>
+      <w:proofErr w:type="spellStart"/>
+      <w:r>
+        <w:t>yes_items</w:t>
+      </w:r>
+      <w:proofErr w:type="spellEnd"/>
+      <w:r>
+        <w:t>:  208</w:t>
+      </w:r>
+    </w:p>
+    <w:p>
+      <w:proofErr w:type="spellStart"/>
+      <w:r>
+        <w:t>no_items</w:t>
+      </w:r>
+      <w:proofErr w:type="spellEnd"/>
+      <w:r>
+        <w:t>:  18</w:t>
       </w:r>
     </w:p>
     <w:p>
@@ -917,23 +1638,43 @@
       </w:r>
     </w:p>
     <w:p>
-      <w:r>
-        <w:t>yes_items:  213</w:t>
-      </w:r>
-    </w:p>
-    <w:p>
-      <w:r>
-        <w:t>no_items:  13</w:t>
-      </w:r>
-    </w:p>
-    <w:p>
-      <w:r>
-        <w:t>tgt:  [1.0, 1.0, 1.0, 2.0, 3.0, 1.0, 2.0, 1.0, 1.0, 1.0, 1.0, 1.0, 2.0, 3.0, 2.0, 1.0, 1.0, 2.0, 1.0, 1.0, 1.0, 1.0, 3.0, 3.0, 2.0, 3.0, 2.0, 1.0, 1.0, 1.0, 1.0, 3.0, 2.0, 3.0, 1.0, 2.0, 3.0, 3.0, 1.0, 1.0, 3.0, 3.0, 3.0, 1.0, 3.0, 3.0, 3.0, 1.0, 3.0, 3.0, 3.0, 3.0, 3.0, 3.0, 3.0, 1.0, 3.0]</w:t>
-      </w:r>
-    </w:p>
-    <w:p>
-      <w:r>
-        <w:t>prd:  [1.0, 1.0, 1.0, 2.0, 3.0, 1.0, 3.0, 1.0, 1.0, 1.0, 1.0, 1.0, 2.0, 3.0, 2.0, 2.0, 1.0, 2.0, 1.0, 1.0, 1.0, 1.0, 3.0, 3.0, 3.0, 3.0, 1.0, 1.0, 1.0, 1.0, 1.0, 1.0, 3.0, 1.0, 1.0, 1.0, 3.0, 3.0, 3.0, 3.0, 3.0, 2.0, 3.0, 3.0, 3.0, 2.0, 3.0, 3.0, 2.0, 3.0, 3.0, 3.0, 2.0, 2.0, 3.0, 3.0, 3.0]</w:t>
+      <w:proofErr w:type="spellStart"/>
+      <w:r>
+        <w:t>yes_items</w:t>
+      </w:r>
+      <w:proofErr w:type="spellEnd"/>
+      <w:r>
+        <w:t>:  213</w:t>
+      </w:r>
+    </w:p>
+    <w:p>
+      <w:proofErr w:type="spellStart"/>
+      <w:r>
+        <w:t>no_items</w:t>
+      </w:r>
+      <w:proofErr w:type="spellEnd"/>
+      <w:r>
+        <w:t>:  13</w:t>
+      </w:r>
+    </w:p>
+    <w:p>
+      <w:proofErr w:type="spellStart"/>
+      <w:r>
+        <w:t>tgt</w:t>
+      </w:r>
+      <w:proofErr w:type="spellEnd"/>
+      <w:r>
+        <w:t>:  [1.0, 1.0, 1.0, 2.0, 3.0, 1.0, 2.0, 1.0, 1.0, 1.0, 1.0, 1.0, 2.0, 3.0, 2.0, 1.0, 1.0, 2.0, 1.0, 1.0, 1.0, 1.0, 3.0, 3.0, 2.0, 3.0, 2.0, 1.0, 1.0, 1.0, 1.0, 3.0, 2.0, 3.0, 1.0, 2.0, 3.0, 3.0, 1.0, 1.0, 3.0, 3.0, 3.0, 1.0, 3.0, 3.0, 3.0, 1.0, 3.0, 3.0, 3.0, 3.0, 3.0, 3.0, 3.0, 1.0, 3.0]</w:t>
+      </w:r>
+    </w:p>
+    <w:p>
+      <w:proofErr w:type="spellStart"/>
+      <w:r>
+        <w:t>prd</w:t>
+      </w:r>
+      <w:proofErr w:type="spellEnd"/>
+      <w:r>
+        <w:t>:  [1.0, 1.0, 1.0, 2.0, 3.0, 1.0, 3.0, 1.0, 1.0, 1.0, 1.0, 1.0, 2.0, 3.0, 2.0, 2.0, 1.0, 2.0, 1.0, 1.0, 1.0, 1.0, 3.0, 3.0, 3.0, 3.0, 1.0, 1.0, 1.0, 1.0, 1.0, 1.0, 3.0, 1.0, 1.0, 1.0, 3.0, 3.0, 3.0, 3.0, 3.0, 2.0, 3.0, 3.0, 3.0, 2.0, 3.0, 3.0, 2.0, 3.0, 3.0, 3.0, 2.0, 2.0, 3.0, 3.0, 3.0]</w:t>
       </w:r>
     </w:p>
     <w:p>
@@ -943,7 +1684,15 @@
     </w:p>
     <w:p>
       <w:r>
-        <w:t>QWK:  0.5897767115704005 F1:  0.688433593315128 acc:  0.6842105263157895</w:t>
+        <w:t xml:space="preserve">QWK:  0.5897767115704005 F1:  0.688433593315128 </w:t>
+      </w:r>
+      <w:proofErr w:type="spellStart"/>
+      <w:r>
+        <w:t>acc</w:t>
+      </w:r>
+      <w:proofErr w:type="spellEnd"/>
+      <w:r>
+        <w:t>:  0.6842105263157895</w:t>
       </w:r>
     </w:p>
     <w:p/>
@@ -964,9 +1713,19 @@
     </w:p>
     <w:p/>
     <w:p>
-      <w:r>
-        <w:t>data_path:  ./dataset/data.json</w:t>
-      </w:r>
+      <w:proofErr w:type="spellStart"/>
+      <w:r>
+        <w:t>data_path</w:t>
+      </w:r>
+      <w:proofErr w:type="spellEnd"/>
+      <w:r>
+        <w:t>:  ./dataset/</w:t>
+      </w:r>
+      <w:proofErr w:type="spellStart"/>
+      <w:r>
+        <w:t>data.json</w:t>
+      </w:r>
+      <w:proofErr w:type="spellEnd"/>
     </w:p>
     <w:p>
       <w:r>
@@ -979,18 +1738,33 @@
       </w:r>
     </w:p>
     <w:p>
-      <w:r>
-        <w:t>batch_size:  1</w:t>
-      </w:r>
-    </w:p>
-    <w:p>
-      <w:r>
-        <w:t>n_epochs:  15</w:t>
-      </w:r>
-    </w:p>
-    <w:p>
-      <w:r>
-        <w:t>lr:  5e-05</w:t>
+      <w:proofErr w:type="spellStart"/>
+      <w:r>
+        <w:t>batch_size</w:t>
+      </w:r>
+      <w:proofErr w:type="spellEnd"/>
+      <w:r>
+        <w:t>:  1</w:t>
+      </w:r>
+    </w:p>
+    <w:p>
+      <w:proofErr w:type="spellStart"/>
+      <w:r>
+        <w:t>n_epochs</w:t>
+      </w:r>
+      <w:proofErr w:type="spellEnd"/>
+      <w:r>
+        <w:t>:  15</w:t>
+      </w:r>
+    </w:p>
+    <w:p>
+      <w:proofErr w:type="spellStart"/>
+      <w:r>
+        <w:t>lr</w:t>
+      </w:r>
+      <w:proofErr w:type="spellEnd"/>
+      <w:r>
+        <w:t>:  5e-05</w:t>
       </w:r>
     </w:p>
     <w:p>
@@ -999,8 +1773,13 @@
       </w:r>
     </w:p>
     <w:p>
-      <w:r>
-        <w:t>idx:  1</w:t>
+      <w:proofErr w:type="spellStart"/>
+      <w:r>
+        <w:t>idx</w:t>
+      </w:r>
+      <w:proofErr w:type="spellEnd"/>
+      <w:r>
+        <w:t>:  1</w:t>
       </w:r>
     </w:p>
     <w:p>
@@ -1009,29 +1788,73 @@
       </w:r>
     </w:p>
     <w:p>
-      <w:r>
-        <w:t>outdata_path:  ./dataset_re/LimitationsLimitations</w:t>
-      </w:r>
-    </w:p>
-    <w:p>
-      <w:r>
-        <w:t>data_list:  283</w:t>
-      </w:r>
-    </w:p>
-    <w:p>
-      <w:r>
-        <w:t>data_list:  283</w:t>
-      </w:r>
-    </w:p>
-    <w:p>
-      <w:r>
-        <w:t>Train data:  226    train_loader:  226</w:t>
+      <w:proofErr w:type="spellStart"/>
+      <w:r>
+        <w:t>outdata_path</w:t>
+      </w:r>
+      <w:proofErr w:type="spellEnd"/>
+      <w:r>
+        <w:t>:  ./</w:t>
+      </w:r>
+      <w:proofErr w:type="spellStart"/>
+      <w:r>
+        <w:t>dataset_re</w:t>
+      </w:r>
+      <w:proofErr w:type="spellEnd"/>
+      <w:r>
+        <w:t>/</w:t>
+      </w:r>
+      <w:proofErr w:type="spellStart"/>
+      <w:r>
+        <w:t>LimitationsLimitations</w:t>
+      </w:r>
+      <w:proofErr w:type="spellEnd"/>
+    </w:p>
+    <w:p>
+      <w:proofErr w:type="spellStart"/>
+      <w:r>
+        <w:t>data_list</w:t>
+      </w:r>
+      <w:proofErr w:type="spellEnd"/>
+      <w:r>
+        <w:t>:  283</w:t>
+      </w:r>
+    </w:p>
+    <w:p>
+      <w:proofErr w:type="spellStart"/>
+      <w:r>
+        <w:t>data_list</w:t>
+      </w:r>
+      <w:proofErr w:type="spellEnd"/>
+      <w:r>
+        <w:t>:  283</w:t>
+      </w:r>
+    </w:p>
+    <w:p>
+      <w:r>
+        <w:t xml:space="preserve">Train data:  226    </w:t>
+      </w:r>
+      <w:proofErr w:type="spellStart"/>
+      <w:r>
+        <w:t>train_loader</w:t>
+      </w:r>
+      <w:proofErr w:type="spellEnd"/>
+      <w:r>
+        <w:t>:  226</w:t>
       </w:r>
     </w:p>
     <w:p>
       <w:r>
         <w:lastRenderedPageBreak/>
-        <w:t>Test data:  57     test_loader:  57</w:t>
+        <w:t xml:space="preserve">Test data:  57     </w:t>
+      </w:r>
+      <w:proofErr w:type="spellStart"/>
+      <w:r>
+        <w:t>test_loader</w:t>
+      </w:r>
+      <w:proofErr w:type="spellEnd"/>
+      <w:r>
+        <w:t>:  57</w:t>
       </w:r>
     </w:p>
     <w:p>
@@ -1050,13 +1873,23 @@
       </w:r>
     </w:p>
     <w:p>
-      <w:r>
-        <w:t>yes_items:  70</w:t>
-      </w:r>
-    </w:p>
-    <w:p>
-      <w:r>
-        <w:t>no_items:  156</w:t>
+      <w:proofErr w:type="spellStart"/>
+      <w:r>
+        <w:t>yes_items</w:t>
+      </w:r>
+      <w:proofErr w:type="spellEnd"/>
+      <w:r>
+        <w:t>:  70</w:t>
+      </w:r>
+    </w:p>
+    <w:p>
+      <w:proofErr w:type="spellStart"/>
+      <w:r>
+        <w:t>no_items</w:t>
+      </w:r>
+      <w:proofErr w:type="spellEnd"/>
+      <w:r>
+        <w:t>:  156</w:t>
       </w:r>
     </w:p>
     <w:p>
@@ -1065,23 +1898,43 @@
       </w:r>
     </w:p>
     <w:p>
-      <w:r>
-        <w:t>yes_items:  214</w:t>
-      </w:r>
-    </w:p>
-    <w:p>
-      <w:r>
-        <w:t>no_items:  12</w:t>
-      </w:r>
-    </w:p>
-    <w:p>
-      <w:r>
-        <w:t>tgt:  [1.0, 1.0, 1.0, 2.0, 2.0, 2.0, 3.0, 1.0, 2.0, 1.0, 1.0, 1.0, 3.0, 1.0, 1.0, 1.0, 2.0, 3.0, 2.0, 3.0, 3.0, 2.0, 3.0, 2.0, 2.0, 1.0, 3.0, 1.0, 3.0, 3.0, 1.0, 1.0, 1.0, 3.0, 1.0, 1.0, 3.0, 1.0, 2.0, 1.0, 2.0, 1.0, 2.0, 3.0, 3.0, 3.0, 3.0, 2.0, 3.0, 2.0, 1.0, 2.0, 1.0, 3.0, 1.0, 3.0, 1.0]</w:t>
-      </w:r>
-    </w:p>
-    <w:p>
-      <w:r>
-        <w:t>prd:  [2.0, 3.0, 2.0, 2.0, 3.0, 3.0, 3.0, 1.0, 1.0, 3.0, 3.0, 2.0, 3.0, 3.0, 2.0, 2.0, 2.0, 1.0, 1.0, 1.0, 3.0, 2.0, 1.0, 2.0, 2.0, 1.0, 3.0, 3.0, 3.0, 1.0, 3.0, 1.0, 1.0, 2.0, 1.0, 2.0, 2.0, 1.0, 1.0, 3.0, 1.0, 3.0, 3.0, 3.0, 3.0, 3.0, 1.0, 3.0, 3.0, 3.0, 3.0, 3.0, 3.0, 3.0, 3.0, 2.0, 3.0]</w:t>
+      <w:proofErr w:type="spellStart"/>
+      <w:r>
+        <w:t>yes_items</w:t>
+      </w:r>
+      <w:proofErr w:type="spellEnd"/>
+      <w:r>
+        <w:t>:  214</w:t>
+      </w:r>
+    </w:p>
+    <w:p>
+      <w:proofErr w:type="spellStart"/>
+      <w:r>
+        <w:t>no_items</w:t>
+      </w:r>
+      <w:proofErr w:type="spellEnd"/>
+      <w:r>
+        <w:t>:  12</w:t>
+      </w:r>
+    </w:p>
+    <w:p>
+      <w:proofErr w:type="spellStart"/>
+      <w:r>
+        <w:t>tgt</w:t>
+      </w:r>
+      <w:proofErr w:type="spellEnd"/>
+      <w:r>
+        <w:t>:  [1.0, 1.0, 1.0, 2.0, 2.0, 2.0, 3.0, 1.0, 2.0, 1.0, 1.0, 1.0, 3.0, 1.0, 1.0, 1.0, 2.0, 3.0, 2.0, 3.0, 3.0, 2.0, 3.0, 2.0, 2.0, 1.0, 3.0, 1.0, 3.0, 3.0, 1.0, 1.0, 1.0, 3.0, 1.0, 1.0, 3.0, 1.0, 2.0, 1.0, 2.0, 1.0, 2.0, 3.0, 3.0, 3.0, 3.0, 2.0, 3.0, 2.0, 1.0, 2.0, 1.0, 3.0, 1.0, 3.0, 1.0]</w:t>
+      </w:r>
+    </w:p>
+    <w:p>
+      <w:proofErr w:type="spellStart"/>
+      <w:r>
+        <w:t>prd</w:t>
+      </w:r>
+      <w:proofErr w:type="spellEnd"/>
+      <w:r>
+        <w:t>:  [2.0, 3.0, 2.0, 2.0, 3.0, 3.0, 3.0, 1.0, 1.0, 3.0, 3.0, 2.0, 3.0, 3.0, 2.0, 2.0, 2.0, 1.0, 1.0, 1.0, 3.0, 2.0, 1.0, 2.0, 2.0, 1.0, 3.0, 3.0, 3.0, 1.0, 3.0, 1.0, 1.0, 2.0, 1.0, 2.0, 2.0, 1.0, 1.0, 3.0, 1.0, 3.0, 3.0, 3.0, 3.0, 3.0, 1.0, 3.0, 3.0, 3.0, 3.0, 3.0, 3.0, 3.0, 3.0, 2.0, 3.0]</w:t>
       </w:r>
     </w:p>
     <w:p>
@@ -1091,17 +1944,35 @@
     </w:p>
     <w:p>
       <w:r>
-        <w:t>QWK:  0.008398320335932685 F1:  0.35759852867088726 acc:  0.3684210526315789</w:t>
-      </w:r>
-    </w:p>
-    <w:p>
-      <w:r>
-        <w:t>yes_items:  103</w:t>
-      </w:r>
-    </w:p>
-    <w:p>
-      <w:r>
-        <w:t>no_items:  120</w:t>
+        <w:t xml:space="preserve">QWK:  0.008398320335932685 F1:  0.35759852867088726 </w:t>
+      </w:r>
+      <w:proofErr w:type="spellStart"/>
+      <w:r>
+        <w:t>acc</w:t>
+      </w:r>
+      <w:proofErr w:type="spellEnd"/>
+      <w:r>
+        <w:t>:  0.3684210526315789</w:t>
+      </w:r>
+    </w:p>
+    <w:p>
+      <w:proofErr w:type="spellStart"/>
+      <w:r>
+        <w:t>yes_items</w:t>
+      </w:r>
+      <w:proofErr w:type="spellEnd"/>
+      <w:r>
+        <w:t>:  103</w:t>
+      </w:r>
+    </w:p>
+    <w:p>
+      <w:proofErr w:type="spellStart"/>
+      <w:r>
+        <w:t>no_items</w:t>
+      </w:r>
+      <w:proofErr w:type="spellEnd"/>
+      <w:r>
+        <w:t>:  120</w:t>
       </w:r>
     </w:p>
     <w:p>
@@ -1110,23 +1981,43 @@
       </w:r>
     </w:p>
     <w:p>
-      <w:r>
-        <w:t>yes_items:  222</w:t>
-      </w:r>
-    </w:p>
-    <w:p>
-      <w:r>
-        <w:t>no_items:  0</w:t>
-      </w:r>
-    </w:p>
-    <w:p>
-      <w:r>
-        <w:t>tgt:  [1.0, 1.0, 1.0, 2.0, 2.0, 2.0, 3.0, 1.0, 2.0, 1.0, 1.0, 1.0, 3.0, 1.0, 1.0, 1.0, 2.0, 3.0, 2.0, 3.0, 3.0, 2.0, 3.0, 2.0, 2.0, 1.0, 3.0, 1.0, 3.0, 3.0, 1.0, 1.0, 1.0, 3.0, 1.0, 1.0, 3.0, 1.0, 2.0, 1.0, 2.0, 1.0, 2.0, 3.0, 3.0, 3.0, 3.0, 2.0, 3.0, 2.0, 1.0, 2.0, 1.0, 3.0, 1.0, 3.0, 1.0]</w:t>
-      </w:r>
-    </w:p>
-    <w:p>
-      <w:r>
-        <w:t>prd:  [3.0, 1.0, 1.0, 1.0, 2.0, 1.0, 1.0, 1.0, 1.0, 1.0, 1.0, 3.0, 1.0, 3.0, 3.0, 1.0, 1.0, 2.0, 1.0, 1.0, 1.0, 1.0, 3.0, 3.0, 1.0, 3.0, 3.0, 3.0, 3.0, 1.0, 1.0, 1.0, 1.0, 1.0, 1.0, 2.0, 2.0, 1.0, 1.0, 3.0, 3.0, 3.0, 3.0, 3.0, 2.0, 3.0, 1.0, 3.0, 3.0, 3.0, 2.0, 1.0, 2.0, 3.0, 3.0, 3.0, 3.0]</w:t>
+      <w:proofErr w:type="spellStart"/>
+      <w:r>
+        <w:t>yes_items</w:t>
+      </w:r>
+      <w:proofErr w:type="spellEnd"/>
+      <w:r>
+        <w:t>:  222</w:t>
+      </w:r>
+    </w:p>
+    <w:p>
+      <w:proofErr w:type="spellStart"/>
+      <w:r>
+        <w:t>no_items</w:t>
+      </w:r>
+      <w:proofErr w:type="spellEnd"/>
+      <w:r>
+        <w:t>:  0</w:t>
+      </w:r>
+    </w:p>
+    <w:p>
+      <w:proofErr w:type="spellStart"/>
+      <w:r>
+        <w:t>tgt</w:t>
+      </w:r>
+      <w:proofErr w:type="spellEnd"/>
+      <w:r>
+        <w:t>:  [1.0, 1.0, 1.0, 2.0, 2.0, 2.0, 3.0, 1.0, 2.0, 1.0, 1.0, 1.0, 3.0, 1.0, 1.0, 1.0, 2.0, 3.0, 2.0, 3.0, 3.0, 2.0, 3.0, 2.0, 2.0, 1.0, 3.0, 1.0, 3.0, 3.0, 1.0, 1.0, 1.0, 3.0, 1.0, 1.0, 3.0, 1.0, 2.0, 1.0, 2.0, 1.0, 2.0, 3.0, 3.0, 3.0, 3.0, 2.0, 3.0, 2.0, 1.0, 2.0, 1.0, 3.0, 1.0, 3.0, 1.0]</w:t>
+      </w:r>
+    </w:p>
+    <w:p>
+      <w:proofErr w:type="spellStart"/>
+      <w:r>
+        <w:t>prd</w:t>
+      </w:r>
+      <w:proofErr w:type="spellEnd"/>
+      <w:r>
+        <w:t>:  [3.0, 1.0, 1.0, 1.0, 2.0, 1.0, 1.0, 1.0, 1.0, 1.0, 1.0, 3.0, 1.0, 3.0, 3.0, 1.0, 1.0, 2.0, 1.0, 1.0, 1.0, 1.0, 3.0, 3.0, 1.0, 3.0, 3.0, 3.0, 3.0, 1.0, 1.0, 1.0, 1.0, 1.0, 1.0, 2.0, 2.0, 1.0, 1.0, 3.0, 3.0, 3.0, 3.0, 3.0, 2.0, 3.0, 1.0, 3.0, 3.0, 3.0, 2.0, 1.0, 2.0, 3.0, 3.0, 3.0, 3.0]</w:t>
       </w:r>
     </w:p>
     <w:p>
@@ -1136,18 +2027,36 @@
     </w:p>
     <w:p>
       <w:r>
-        <w:t>QWK:  0.03464203233256358 F1:  0.32878890849139286 acc:  0.3508771929824561</w:t>
-      </w:r>
-    </w:p>
-    <w:p>
+        <w:t xml:space="preserve">QWK:  0.03464203233256358 F1:  0.32878890849139286 </w:t>
+      </w:r>
+      <w:proofErr w:type="spellStart"/>
+      <w:r>
+        <w:t>acc</w:t>
+      </w:r>
+      <w:proofErr w:type="spellEnd"/>
+      <w:r>
+        <w:t>:  0.3508771929824561</w:t>
+      </w:r>
+    </w:p>
+    <w:p>
+      <w:proofErr w:type="spellStart"/>
       <w:r>
         <w:lastRenderedPageBreak/>
-        <w:t>yes_items:  129</w:t>
-      </w:r>
-    </w:p>
-    <w:p>
-      <w:r>
-        <w:t>no_items:  96</w:t>
+        <w:t>yes_items</w:t>
+      </w:r>
+      <w:proofErr w:type="spellEnd"/>
+      <w:r>
+        <w:t>:  129</w:t>
+      </w:r>
+    </w:p>
+    <w:p>
+      <w:proofErr w:type="spellStart"/>
+      <w:r>
+        <w:t>no_items</w:t>
+      </w:r>
+      <w:proofErr w:type="spellEnd"/>
+      <w:r>
+        <w:t>:  96</w:t>
       </w:r>
     </w:p>
     <w:p>
@@ -1156,23 +2065,43 @@
       </w:r>
     </w:p>
     <w:p>
-      <w:r>
-        <w:t>yes_items:  225</w:t>
-      </w:r>
-    </w:p>
-    <w:p>
-      <w:r>
-        <w:t>no_items:  0</w:t>
-      </w:r>
-    </w:p>
-    <w:p>
-      <w:r>
-        <w:t>tgt:  [1.0, 1.0, 1.0, 2.0, 2.0, 2.0, 3.0, 1.0, 2.0, 1.0, 1.0, 1.0, 3.0, 1.0, 1.0, 1.0, 2.0, 3.0, 2.0, 3.0, 3.0, 2.0, 3.0, 2.0, 2.0, 1.0, 3.0, 1.0, 3.0, 3.0, 1.0, 1.0, 1.0, 3.0, 1.0, 1.0, 3.0, 1.0, 2.0, 1.0, 2.0, 1.0, 2.0, 3.0, 3.0, 3.0, 3.0, 2.0, 3.0, 2.0, 1.0, 2.0, 1.0, 3.0, 1.0, 3.0, 1.0]</w:t>
-      </w:r>
-    </w:p>
-    <w:p>
-      <w:r>
-        <w:t>prd:  [1.0, 1.0, 2.0, 2.0, 1.0, 1.0, 3.0, 2.0, 1.0, 1.0, 3.0, 3.0, 2.0, 2.0, 2.0, 2.0, 2.0, 2.0, 3.0, 3.0, 2.0, 2.0, 3.0, 3.0, 2.0, 1.0, 2.0, 3.0, 3.0, 3.0, 2.0, 1.0, 2.0, 3.0, 3.0, 1.0, 2.0, 1.0, 2.0, 3.0, 2.0, 3.0, 3.0, 3.0, 3.0, 2.0, 3.0, 1.0, 2.0, 1.0, 1.0, 1.0, 3.0, 3.0, 2.0, 3.0, 3.0]</w:t>
+      <w:proofErr w:type="spellStart"/>
+      <w:r>
+        <w:t>yes_items</w:t>
+      </w:r>
+      <w:proofErr w:type="spellEnd"/>
+      <w:r>
+        <w:t>:  225</w:t>
+      </w:r>
+    </w:p>
+    <w:p>
+      <w:proofErr w:type="spellStart"/>
+      <w:r>
+        <w:t>no_items</w:t>
+      </w:r>
+      <w:proofErr w:type="spellEnd"/>
+      <w:r>
+        <w:t>:  0</w:t>
+      </w:r>
+    </w:p>
+    <w:p>
+      <w:proofErr w:type="spellStart"/>
+      <w:r>
+        <w:t>tgt</w:t>
+      </w:r>
+      <w:proofErr w:type="spellEnd"/>
+      <w:r>
+        <w:t>:  [1.0, 1.0, 1.0, 2.0, 2.0, 2.0, 3.0, 1.0, 2.0, 1.0, 1.0, 1.0, 3.0, 1.0, 1.0, 1.0, 2.0, 3.0, 2.0, 3.0, 3.0, 2.0, 3.0, 2.0, 2.0, 1.0, 3.0, 1.0, 3.0, 3.0, 1.0, 1.0, 1.0, 3.0, 1.0, 1.0, 3.0, 1.0, 2.0, 1.0, 2.0, 1.0, 2.0, 3.0, 3.0, 3.0, 3.0, 2.0, 3.0, 2.0, 1.0, 2.0, 1.0, 3.0, 1.0, 3.0, 1.0]</w:t>
+      </w:r>
+    </w:p>
+    <w:p>
+      <w:proofErr w:type="spellStart"/>
+      <w:r>
+        <w:t>prd</w:t>
+      </w:r>
+      <w:proofErr w:type="spellEnd"/>
+      <w:r>
+        <w:t>:  [1.0, 1.0, 2.0, 2.0, 1.0, 1.0, 3.0, 2.0, 1.0, 1.0, 3.0, 3.0, 2.0, 2.0, 2.0, 2.0, 2.0, 2.0, 3.0, 3.0, 2.0, 2.0, 3.0, 3.0, 2.0, 1.0, 2.0, 3.0, 3.0, 3.0, 2.0, 1.0, 2.0, 3.0, 3.0, 1.0, 2.0, 1.0, 2.0, 3.0, 2.0, 3.0, 3.0, 3.0, 3.0, 2.0, 3.0, 1.0, 2.0, 1.0, 1.0, 1.0, 3.0, 3.0, 2.0, 3.0, 3.0]</w:t>
       </w:r>
     </w:p>
     <w:p>
@@ -1182,17 +2111,35 @@
     </w:p>
     <w:p>
       <w:r>
-        <w:t>QWK:  0.297225891677675 F1:  0.4386888273314866 acc:  0.43859649122807015</w:t>
-      </w:r>
-    </w:p>
-    <w:p>
-      <w:r>
-        <w:t>yes_items:  97</w:t>
-      </w:r>
-    </w:p>
-    <w:p>
-      <w:r>
-        <w:t>no_items:  129</w:t>
+        <w:t xml:space="preserve">QWK:  0.297225891677675 F1:  0.4386888273314866 </w:t>
+      </w:r>
+      <w:proofErr w:type="spellStart"/>
+      <w:r>
+        <w:t>acc</w:t>
+      </w:r>
+      <w:proofErr w:type="spellEnd"/>
+      <w:r>
+        <w:t>:  0.43859649122807015</w:t>
+      </w:r>
+    </w:p>
+    <w:p>
+      <w:proofErr w:type="spellStart"/>
+      <w:r>
+        <w:t>yes_items</w:t>
+      </w:r>
+      <w:proofErr w:type="spellEnd"/>
+      <w:r>
+        <w:t>:  97</w:t>
+      </w:r>
+    </w:p>
+    <w:p>
+      <w:proofErr w:type="spellStart"/>
+      <w:r>
+        <w:t>no_items</w:t>
+      </w:r>
+      <w:proofErr w:type="spellEnd"/>
+      <w:r>
+        <w:t>:  129</w:t>
       </w:r>
     </w:p>
     <w:p>
@@ -1201,23 +2148,43 @@
       </w:r>
     </w:p>
     <w:p>
-      <w:r>
-        <w:t>yes_items:  221</w:t>
-      </w:r>
-    </w:p>
-    <w:p>
-      <w:r>
-        <w:t>no_items:  5</w:t>
-      </w:r>
-    </w:p>
-    <w:p>
-      <w:r>
-        <w:t>tgt:  [1.0, 1.0, 1.0, 2.0, 2.0, 2.0, 3.0, 1.0, 2.0, 1.0, 1.0, 1.0, 3.0, 1.0, 1.0, 1.0, 2.0, 3.0, 2.0, 3.0, 3.0, 2.0, 3.0, 2.0, 2.0, 1.0, 3.0, 1.0, 3.0, 3.0, 1.0, 1.0, 1.0, 3.0, 1.0, 1.0, 3.0, 1.0, 2.0, 1.0, 2.0, 1.0, 2.0, 3.0, 3.0, 3.0, 3.0, 2.0, 3.0, 2.0, 1.0, 2.0, 1.0, 3.0, 1.0, 3.0, 1.0]</w:t>
-      </w:r>
-    </w:p>
-    <w:p>
-      <w:r>
-        <w:t>prd:  [1.0, 1.0, 1.0, 2.0, 1.0, 1.0, 1.0, 1.0, 1.0, 2.0, 1.0, 1.0, 1.0, 1.0, 1.0, 2.0, 1.0, 1.0, 2.0, 1.0, 2.0, 3.0, 1.0, 1.0, 2.0, 1.0, 2.0, 1.0, 1.0, 1.0, 1.0, 1.0, 1.0, 1.0, 1.0, 1.0, 2.0, 1.0, 1.0, 1.0, 1.0, 3.0, 3.0, 1.0, 2.0, 3.0, 1.0, 1.0, 2.0, 3.0, 1.0, 2.0, 1.0, 1.0, 1.0, 2.0, 3.0]</w:t>
+      <w:proofErr w:type="spellStart"/>
+      <w:r>
+        <w:t>yes_items</w:t>
+      </w:r>
+      <w:proofErr w:type="spellEnd"/>
+      <w:r>
+        <w:t>:  221</w:t>
+      </w:r>
+    </w:p>
+    <w:p>
+      <w:proofErr w:type="spellStart"/>
+      <w:r>
+        <w:t>no_items</w:t>
+      </w:r>
+      <w:proofErr w:type="spellEnd"/>
+      <w:r>
+        <w:t>:  5</w:t>
+      </w:r>
+    </w:p>
+    <w:p>
+      <w:proofErr w:type="spellStart"/>
+      <w:r>
+        <w:t>tgt</w:t>
+      </w:r>
+      <w:proofErr w:type="spellEnd"/>
+      <w:r>
+        <w:t>:  [1.0, 1.0, 1.0, 2.0, 2.0, 2.0, 3.0, 1.0, 2.0, 1.0, 1.0, 1.0, 3.0, 1.0, 1.0, 1.0, 2.0, 3.0, 2.0, 3.0, 3.0, 2.0, 3.0, 2.0, 2.0, 1.0, 3.0, 1.0, 3.0, 3.0, 1.0, 1.0, 1.0, 3.0, 1.0, 1.0, 3.0, 1.0, 2.0, 1.0, 2.0, 1.0, 2.0, 3.0, 3.0, 3.0, 3.0, 2.0, 3.0, 2.0, 1.0, 2.0, 1.0, 3.0, 1.0, 3.0, 1.0]</w:t>
+      </w:r>
+    </w:p>
+    <w:p>
+      <w:proofErr w:type="spellStart"/>
+      <w:r>
+        <w:t>prd</w:t>
+      </w:r>
+      <w:proofErr w:type="spellEnd"/>
+      <w:r>
+        <w:t>:  [1.0, 1.0, 1.0, 2.0, 1.0, 1.0, 1.0, 1.0, 1.0, 2.0, 1.0, 1.0, 1.0, 1.0, 1.0, 2.0, 1.0, 1.0, 2.0, 1.0, 2.0, 3.0, 1.0, 1.0, 2.0, 1.0, 2.0, 1.0, 1.0, 1.0, 1.0, 1.0, 1.0, 1.0, 1.0, 1.0, 2.0, 1.0, 1.0, 1.0, 1.0, 3.0, 3.0, 1.0, 2.0, 3.0, 1.0, 1.0, 2.0, 3.0, 1.0, 2.0, 1.0, 1.0, 1.0, 2.0, 3.0]</w:t>
       </w:r>
     </w:p>
     <w:p>
@@ -1227,17 +2194,35 @@
     </w:p>
     <w:p>
       <w:r>
-        <w:t>QWK:  0.11308349769888237 F1:  0.3716235032024506 acc:  0.43859649122807015</w:t>
-      </w:r>
-    </w:p>
-    <w:p>
-      <w:r>
-        <w:t>yes_items:  108</w:t>
-      </w:r>
-    </w:p>
-    <w:p>
-      <w:r>
-        <w:t>no_items:  118</w:t>
+        <w:t xml:space="preserve">QWK:  0.11308349769888237 F1:  0.3716235032024506 </w:t>
+      </w:r>
+      <w:proofErr w:type="spellStart"/>
+      <w:r>
+        <w:t>acc</w:t>
+      </w:r>
+      <w:proofErr w:type="spellEnd"/>
+      <w:r>
+        <w:t>:  0.43859649122807015</w:t>
+      </w:r>
+    </w:p>
+    <w:p>
+      <w:proofErr w:type="spellStart"/>
+      <w:r>
+        <w:t>yes_items</w:t>
+      </w:r>
+      <w:proofErr w:type="spellEnd"/>
+      <w:r>
+        <w:t>:  108</w:t>
+      </w:r>
+    </w:p>
+    <w:p>
+      <w:proofErr w:type="spellStart"/>
+      <w:r>
+        <w:t>no_items</w:t>
+      </w:r>
+      <w:proofErr w:type="spellEnd"/>
+      <w:r>
+        <w:t>:  118</w:t>
       </w:r>
     </w:p>
     <w:p>
@@ -1246,24 +2231,44 @@
       </w:r>
     </w:p>
     <w:p>
-      <w:r>
-        <w:t>yes_items:  225</w:t>
-      </w:r>
-    </w:p>
-    <w:p>
+      <w:proofErr w:type="spellStart"/>
+      <w:r>
+        <w:t>yes_items</w:t>
+      </w:r>
+      <w:proofErr w:type="spellEnd"/>
+      <w:r>
+        <w:t>:  225</w:t>
+      </w:r>
+    </w:p>
+    <w:p>
+      <w:proofErr w:type="spellStart"/>
       <w:r>
         <w:lastRenderedPageBreak/>
-        <w:t>no_items:  1</w:t>
-      </w:r>
-    </w:p>
-    <w:p>
-      <w:r>
-        <w:t>tgt:  [1.0, 1.0, 1.0, 2.0, 2.0, 2.0, 3.0, 1.0, 2.0, 1.0, 1.0, 1.0, 3.0, 1.0, 1.0, 1.0, 2.0, 3.0, 2.0, 3.0, 3.0, 2.0, 3.0, 2.0, 2.0, 1.0, 3.0, 1.0, 3.0, 3.0, 1.0, 1.0, 1.0, 3.0, 1.0, 1.0, 3.0, 1.0, 2.0, 1.0, 2.0, 1.0, 2.0, 3.0, 3.0, 3.0, 3.0, 2.0, 3.0, 2.0, 1.0, 2.0, 1.0, 3.0, 1.0, 3.0, 1.0]</w:t>
-      </w:r>
-    </w:p>
-    <w:p>
-      <w:r>
-        <w:t>prd:  [1.0, 1.0, 2.0, 2.0, 1.0, 3.0, 3.0, 3.0, 3.0, 3.0, 2.0, 2.0, 3.0, 3.0, 2.0, 3.0, 3.0, 2.0, 3.0, 3.0, 3.0, 3.0, 3.0, 3.0, 1.0, 3.0, 3.0, 3.0, 3.0, 3.0, 3.0, 2.0, 3.0, 3.0, 3.0, 1.0, 3.0, 3.0, 3.0, 3.0, 3.0, 3.0, 1.0, 2.0, 1.0, 2.0, 3.0, 3.0, 3.0, 2.0, 1.0, 3.0, 3.0, 3.0, 3.0, 3.0, 1.0]</w:t>
+        <w:t>no_items</w:t>
+      </w:r>
+      <w:proofErr w:type="spellEnd"/>
+      <w:r>
+        <w:t>:  1</w:t>
+      </w:r>
+    </w:p>
+    <w:p>
+      <w:proofErr w:type="spellStart"/>
+      <w:r>
+        <w:t>tgt</w:t>
+      </w:r>
+      <w:proofErr w:type="spellEnd"/>
+      <w:r>
+        <w:t>:  [1.0, 1.0, 1.0, 2.0, 2.0, 2.0, 3.0, 1.0, 2.0, 1.0, 1.0, 1.0, 3.0, 1.0, 1.0, 1.0, 2.0, 3.0, 2.0, 3.0, 3.0, 2.0, 3.0, 2.0, 2.0, 1.0, 3.0, 1.0, 3.0, 3.0, 1.0, 1.0, 1.0, 3.0, 1.0, 1.0, 3.0, 1.0, 2.0, 1.0, 2.0, 1.0, 2.0, 3.0, 3.0, 3.0, 3.0, 2.0, 3.0, 2.0, 1.0, 2.0, 1.0, 3.0, 1.0, 3.0, 1.0]</w:t>
+      </w:r>
+    </w:p>
+    <w:p>
+      <w:proofErr w:type="spellStart"/>
+      <w:r>
+        <w:t>prd</w:t>
+      </w:r>
+      <w:proofErr w:type="spellEnd"/>
+      <w:r>
+        <w:t>:  [1.0, 1.0, 2.0, 2.0, 1.0, 3.0, 3.0, 3.0, 3.0, 3.0, 2.0, 2.0, 3.0, 3.0, 2.0, 3.0, 3.0, 2.0, 3.0, 3.0, 3.0, 3.0, 3.0, 3.0, 1.0, 3.0, 3.0, 3.0, 3.0, 3.0, 3.0, 2.0, 3.0, 3.0, 3.0, 1.0, 3.0, 3.0, 3.0, 3.0, 3.0, 3.0, 1.0, 2.0, 1.0, 2.0, 3.0, 3.0, 3.0, 2.0, 1.0, 3.0, 3.0, 3.0, 3.0, 3.0, 1.0]</w:t>
       </w:r>
     </w:p>
     <w:p>
@@ -1273,17 +2278,35 @@
     </w:p>
     <w:p>
       <w:r>
-        <w:t>QWK:  0.14831211953514112 F1:  0.32759170653907493 acc:  0.3684210526315789</w:t>
-      </w:r>
-    </w:p>
-    <w:p>
-      <w:r>
-        <w:t>yes_items:  107</w:t>
-      </w:r>
-    </w:p>
-    <w:p>
-      <w:r>
-        <w:t>no_items:  119</w:t>
+        <w:t xml:space="preserve">QWK:  0.14831211953514112 F1:  0.32759170653907493 </w:t>
+      </w:r>
+      <w:proofErr w:type="spellStart"/>
+      <w:r>
+        <w:t>acc</w:t>
+      </w:r>
+      <w:proofErr w:type="spellEnd"/>
+      <w:r>
+        <w:t>:  0.3684210526315789</w:t>
+      </w:r>
+    </w:p>
+    <w:p>
+      <w:proofErr w:type="spellStart"/>
+      <w:r>
+        <w:t>yes_items</w:t>
+      </w:r>
+      <w:proofErr w:type="spellEnd"/>
+      <w:r>
+        <w:t>:  107</w:t>
+      </w:r>
+    </w:p>
+    <w:p>
+      <w:proofErr w:type="spellStart"/>
+      <w:r>
+        <w:t>no_items</w:t>
+      </w:r>
+      <w:proofErr w:type="spellEnd"/>
+      <w:r>
+        <w:t>:  119</w:t>
       </w:r>
     </w:p>
     <w:p>
@@ -1292,23 +2315,43 @@
       </w:r>
     </w:p>
     <w:p>
-      <w:r>
-        <w:t>yes_items:  220</w:t>
-      </w:r>
-    </w:p>
-    <w:p>
-      <w:r>
-        <w:t>no_items:  6</w:t>
-      </w:r>
-    </w:p>
-    <w:p>
-      <w:r>
-        <w:t>tgt:  [1.0, 1.0, 1.0, 2.0, 2.0, 2.0, 3.0, 1.0, 2.0, 1.0, 1.0, 1.0, 3.0, 1.0, 1.0, 1.0, 2.0, 3.0, 2.0, 3.0, 3.0, 2.0, 3.0, 2.0, 2.0, 1.0, 3.0, 1.0, 3.0, 3.0, 1.0, 1.0, 1.0, 3.0, 1.0, 1.0, 3.0, 1.0, 2.0, 1.0, 2.0, 1.0, 2.0, 3.0, 3.0, 3.0, 3.0, 2.0, 3.0, 2.0, 1.0, 2.0, 1.0, 3.0, 1.0, 3.0, 1.0]</w:t>
-      </w:r>
-    </w:p>
-    <w:p>
-      <w:r>
-        <w:t>prd:  [1.0, 1.0, 1.0, 1.0, 2.0, 1.0, 3.0, 1.0, 2.0, 2.0, 2.0, 3.0, 1.0, 1.0, 2.0, 1.0, 3.0, 2.0, 3.0, 3.0, 3.0, 3.0, 3.0, 2.0, 2.0, 3.0, 2.0, 3.0, 3.0, 1.0, 1.0, 2.0, 3.0, 1.0, 1.0, 2.0, 2.0, 1.0, 3.0, 2.0, 1.0, 2.0, 2.0, 3.0, 1.0, 3.0, 1.0, 3.0, 3.0, 2.0, 3.0, 1.0, 3.0, 2.0, 3.0, 3.0, 2.0]</w:t>
+      <w:proofErr w:type="spellStart"/>
+      <w:r>
+        <w:t>yes_items</w:t>
+      </w:r>
+      <w:proofErr w:type="spellEnd"/>
+      <w:r>
+        <w:t>:  220</w:t>
+      </w:r>
+    </w:p>
+    <w:p>
+      <w:proofErr w:type="spellStart"/>
+      <w:r>
+        <w:t>no_items</w:t>
+      </w:r>
+      <w:proofErr w:type="spellEnd"/>
+      <w:r>
+        <w:t>:  6</w:t>
+      </w:r>
+    </w:p>
+    <w:p>
+      <w:proofErr w:type="spellStart"/>
+      <w:r>
+        <w:t>tgt</w:t>
+      </w:r>
+      <w:proofErr w:type="spellEnd"/>
+      <w:r>
+        <w:t>:  [1.0, 1.0, 1.0, 2.0, 2.0, 2.0, 3.0, 1.0, 2.0, 1.0, 1.0, 1.0, 3.0, 1.0, 1.0, 1.0, 2.0, 3.0, 2.0, 3.0, 3.0, 2.0, 3.0, 2.0, 2.0, 1.0, 3.0, 1.0, 3.0, 3.0, 1.0, 1.0, 1.0, 3.0, 1.0, 1.0, 3.0, 1.0, 2.0, 1.0, 2.0, 1.0, 2.0, 3.0, 3.0, 3.0, 3.0, 2.0, 3.0, 2.0, 1.0, 2.0, 1.0, 3.0, 1.0, 3.0, 1.0]</w:t>
+      </w:r>
+    </w:p>
+    <w:p>
+      <w:proofErr w:type="spellStart"/>
+      <w:r>
+        <w:t>prd</w:t>
+      </w:r>
+      <w:proofErr w:type="spellEnd"/>
+      <w:r>
+        <w:t>:  [1.0, 1.0, 1.0, 1.0, 2.0, 1.0, 3.0, 1.0, 2.0, 2.0, 2.0, 3.0, 1.0, 1.0, 2.0, 1.0, 3.0, 2.0, 3.0, 3.0, 3.0, 3.0, 3.0, 2.0, 2.0, 3.0, 2.0, 3.0, 3.0, 1.0, 1.0, 2.0, 3.0, 1.0, 1.0, 2.0, 2.0, 1.0, 3.0, 2.0, 1.0, 2.0, 2.0, 3.0, 1.0, 3.0, 1.0, 3.0, 3.0, 2.0, 3.0, 1.0, 3.0, 2.0, 3.0, 3.0, 2.0]</w:t>
       </w:r>
     </w:p>
     <w:p>
@@ -1318,17 +2361,35 @@
     </w:p>
     <w:p>
       <w:r>
-        <w:t>QWK:  0.15473887814313347 F1:  0.4218938955781061 acc:  0.42105263157894735</w:t>
-      </w:r>
-    </w:p>
-    <w:p>
-      <w:r>
-        <w:t>yes_items:  124</w:t>
-      </w:r>
-    </w:p>
-    <w:p>
-      <w:r>
-        <w:t>no_items:  102</w:t>
+        <w:t xml:space="preserve">QWK:  0.15473887814313347 F1:  0.4218938955781061 </w:t>
+      </w:r>
+      <w:proofErr w:type="spellStart"/>
+      <w:r>
+        <w:t>acc</w:t>
+      </w:r>
+      <w:proofErr w:type="spellEnd"/>
+      <w:r>
+        <w:t>:  0.42105263157894735</w:t>
+      </w:r>
+    </w:p>
+    <w:p>
+      <w:proofErr w:type="spellStart"/>
+      <w:r>
+        <w:t>yes_items</w:t>
+      </w:r>
+      <w:proofErr w:type="spellEnd"/>
+      <w:r>
+        <w:t>:  124</w:t>
+      </w:r>
+    </w:p>
+    <w:p>
+      <w:proofErr w:type="spellStart"/>
+      <w:r>
+        <w:t>no_items</w:t>
+      </w:r>
+      <w:proofErr w:type="spellEnd"/>
+      <w:r>
+        <w:t>:  102</w:t>
       </w:r>
     </w:p>
     <w:p>
@@ -1337,24 +2398,44 @@
       </w:r>
     </w:p>
     <w:p>
-      <w:r>
-        <w:t>yes_items:  226</w:t>
-      </w:r>
-    </w:p>
-    <w:p>
-      <w:r>
-        <w:t>no_items:  0</w:t>
-      </w:r>
-    </w:p>
-    <w:p>
-      <w:r>
-        <w:t>tgt:  [1.0, 1.0, 1.0, 2.0, 2.0, 2.0, 3.0, 1.0, 2.0, 1.0, 1.0, 1.0, 3.0, 1.0, 1.0, 1.0, 2.0, 3.0, 2.0, 3.0, 3.0, 2.0, 3.0, 2.0, 2.0, 1.0, 3.0, 1.0, 3.0, 3.0, 1.0, 1.0, 1.0, 3.0, 1.0, 1.0, 3.0, 1.0, 2.0, 1.0, 2.0, 1.0, 2.0, 3.0, 3.0, 3.0, 3.0, 2.0, 3.0, 2.0, 1.0, 2.0, 1.0, 3.0, 1.0, 3.0, 1.0]</w:t>
-      </w:r>
-    </w:p>
-    <w:p>
+      <w:proofErr w:type="spellStart"/>
+      <w:r>
+        <w:t>yes_items</w:t>
+      </w:r>
+      <w:proofErr w:type="spellEnd"/>
+      <w:r>
+        <w:t>:  226</w:t>
+      </w:r>
+    </w:p>
+    <w:p>
+      <w:proofErr w:type="spellStart"/>
+      <w:r>
+        <w:t>no_items</w:t>
+      </w:r>
+      <w:proofErr w:type="spellEnd"/>
+      <w:r>
+        <w:t>:  0</w:t>
+      </w:r>
+    </w:p>
+    <w:p>
+      <w:proofErr w:type="spellStart"/>
+      <w:r>
+        <w:t>tgt</w:t>
+      </w:r>
+      <w:proofErr w:type="spellEnd"/>
+      <w:r>
+        <w:t>:  [1.0, 1.0, 1.0, 2.0, 2.0, 2.0, 3.0, 1.0, 2.0, 1.0, 1.0, 1.0, 3.0, 1.0, 1.0, 1.0, 2.0, 3.0, 2.0, 3.0, 3.0, 2.0, 3.0, 2.0, 2.0, 1.0, 3.0, 1.0, 3.0, 3.0, 1.0, 1.0, 1.0, 3.0, 1.0, 1.0, 3.0, 1.0, 2.0, 1.0, 2.0, 1.0, 2.0, 3.0, 3.0, 3.0, 3.0, 2.0, 3.0, 2.0, 1.0, 2.0, 1.0, 3.0, 1.0, 3.0, 1.0]</w:t>
+      </w:r>
+    </w:p>
+    <w:p>
+      <w:proofErr w:type="spellStart"/>
       <w:r>
         <w:lastRenderedPageBreak/>
-        <w:t>prd:  [1.0, 1.0, 1.0, 1.0, 1.0, 2.0, 1.0, 1.0, 1.0, 1.0, 1.0, 1.0, 2.0, 1.0, 1.0, 1.0, 3.0, 1.0, 3.0, 2.0, 2.0, 2.0, 3.0, 1.0, 3.0, 2.0, 1.0, 1.0, 3.0, 1.0, 1.0, 1.0, 1.0, 2.0, 1.0, 1.0, 3.0, 1.0, 1.0, 1.0, 3.0, 3.0, 2.0, 2.0, 1.0, 1.0, 3.0, 2.0, 1.0, 3.0, 3.0, 1.0, 1.0, 3.0, 3.0, 1.0, 3.0]</w:t>
+        <w:t>prd</w:t>
+      </w:r>
+      <w:proofErr w:type="spellEnd"/>
+      <w:r>
+        <w:t>:  [1.0, 1.0, 1.0, 1.0, 1.0, 2.0, 1.0, 1.0, 1.0, 1.0, 1.0, 1.0, 2.0, 1.0, 1.0, 1.0, 3.0, 1.0, 3.0, 2.0, 2.0, 2.0, 3.0, 1.0, 3.0, 2.0, 1.0, 1.0, 3.0, 1.0, 1.0, 1.0, 1.0, 2.0, 1.0, 1.0, 3.0, 1.0, 1.0, 1.0, 3.0, 3.0, 2.0, 2.0, 1.0, 1.0, 3.0, 2.0, 1.0, 3.0, 3.0, 1.0, 1.0, 3.0, 3.0, 1.0, 3.0]</w:t>
       </w:r>
     </w:p>
     <w:p>
@@ -1364,17 +2445,35 @@
     </w:p>
     <w:p>
       <w:r>
-        <w:t>QWK:  0.23529411764705888 F1:  0.4635964912280702 acc:  0.49122807017543857</w:t>
-      </w:r>
-    </w:p>
-    <w:p>
-      <w:r>
-        <w:t>yes_items:  123</w:t>
-      </w:r>
-    </w:p>
-    <w:p>
-      <w:r>
-        <w:t>no_items:  103</w:t>
+        <w:t xml:space="preserve">QWK:  0.23529411764705888 F1:  0.4635964912280702 </w:t>
+      </w:r>
+      <w:proofErr w:type="spellStart"/>
+      <w:r>
+        <w:t>acc</w:t>
+      </w:r>
+      <w:proofErr w:type="spellEnd"/>
+      <w:r>
+        <w:t>:  0.49122807017543857</w:t>
+      </w:r>
+    </w:p>
+    <w:p>
+      <w:proofErr w:type="spellStart"/>
+      <w:r>
+        <w:t>yes_items</w:t>
+      </w:r>
+      <w:proofErr w:type="spellEnd"/>
+      <w:r>
+        <w:t>:  123</w:t>
+      </w:r>
+    </w:p>
+    <w:p>
+      <w:proofErr w:type="spellStart"/>
+      <w:r>
+        <w:t>no_items</w:t>
+      </w:r>
+      <w:proofErr w:type="spellEnd"/>
+      <w:r>
+        <w:t>:  103</w:t>
       </w:r>
     </w:p>
     <w:p>
@@ -1383,23 +2482,43 @@
       </w:r>
     </w:p>
     <w:p>
-      <w:r>
-        <w:t>yes_items:  226</w:t>
-      </w:r>
-    </w:p>
-    <w:p>
-      <w:r>
-        <w:t>no_items:  0</w:t>
-      </w:r>
-    </w:p>
-    <w:p>
-      <w:r>
-        <w:t>tgt:  [1.0, 1.0, 1.0, 2.0, 2.0, 2.0, 3.0, 1.0, 2.0, 1.0, 1.0, 1.0, 3.0, 1.0, 1.0, 1.0, 2.0, 3.0, 2.0, 3.0, 3.0, 2.0, 3.0, 2.0, 2.0, 1.0, 3.0, 1.0, 3.0, 3.0, 1.0, 1.0, 1.0, 3.0, 1.0, 1.0, 3.0, 1.0, 2.0, 1.0, 2.0, 1.0, 2.0, 3.0, 3.0, 3.0, 3.0, 2.0, 3.0, 2.0, 1.0, 2.0, 1.0, 3.0, 1.0, 3.0, 1.0]</w:t>
-      </w:r>
-    </w:p>
-    <w:p>
-      <w:r>
-        <w:t>prd:  [1.0, 1.0, 1.0, 2.0, 3.0, 2.0, 3.0, 1.0, 3.0, 3.0, 1.0, 3.0, 3.0, 3.0, 1.0, 2.0, 3.0, 2.0, 3.0, 3.0, 3.0, 3.0, 3.0, 3.0, 3.0, 3.0, 3.0, 3.0, 3.0, 3.0, 1.0, 2.0, 2.0, 3.0, 1.0, 3.0, 3.0, 1.0, 3.0, 3.0, 3.0, 3.0, 3.0, 3.0, 3.0, 1.0, 3.0, 3.0, 3.0, 3.0, 3.0, 3.0, 3.0, 3.0, 3.0, 3.0, 3.0]</w:t>
+      <w:proofErr w:type="spellStart"/>
+      <w:r>
+        <w:t>yes_items</w:t>
+      </w:r>
+      <w:proofErr w:type="spellEnd"/>
+      <w:r>
+        <w:t>:  226</w:t>
+      </w:r>
+    </w:p>
+    <w:p>
+      <w:proofErr w:type="spellStart"/>
+      <w:r>
+        <w:t>no_items</w:t>
+      </w:r>
+      <w:proofErr w:type="spellEnd"/>
+      <w:r>
+        <w:t>:  0</w:t>
+      </w:r>
+    </w:p>
+    <w:p>
+      <w:proofErr w:type="spellStart"/>
+      <w:r>
+        <w:t>tgt</w:t>
+      </w:r>
+      <w:proofErr w:type="spellEnd"/>
+      <w:r>
+        <w:t>:  [1.0, 1.0, 1.0, 2.0, 2.0, 2.0, 3.0, 1.0, 2.0, 1.0, 1.0, 1.0, 3.0, 1.0, 1.0, 1.0, 2.0, 3.0, 2.0, 3.0, 3.0, 2.0, 3.0, 2.0, 2.0, 1.0, 3.0, 1.0, 3.0, 3.0, 1.0, 1.0, 1.0, 3.0, 1.0, 1.0, 3.0, 1.0, 2.0, 1.0, 2.0, 1.0, 2.0, 3.0, 3.0, 3.0, 3.0, 2.0, 3.0, 2.0, 1.0, 2.0, 1.0, 3.0, 1.0, 3.0, 1.0]</w:t>
+      </w:r>
+    </w:p>
+    <w:p>
+      <w:proofErr w:type="spellStart"/>
+      <w:r>
+        <w:t>prd</w:t>
+      </w:r>
+      <w:proofErr w:type="spellEnd"/>
+      <w:r>
+        <w:t>:  [1.0, 1.0, 1.0, 2.0, 3.0, 2.0, 3.0, 1.0, 3.0, 3.0, 1.0, 3.0, 3.0, 3.0, 1.0, 2.0, 3.0, 2.0, 3.0, 3.0, 3.0, 3.0, 3.0, 3.0, 3.0, 3.0, 3.0, 3.0, 3.0, 3.0, 1.0, 2.0, 2.0, 3.0, 1.0, 3.0, 3.0, 1.0, 3.0, 3.0, 3.0, 3.0, 3.0, 3.0, 3.0, 1.0, 3.0, 3.0, 3.0, 3.0, 3.0, 3.0, 3.0, 3.0, 3.0, 3.0, 3.0]</w:t>
       </w:r>
     </w:p>
     <w:p>
@@ -1409,17 +2528,35 @@
     </w:p>
     <w:p>
       <w:r>
-        <w:t>QWK:  0.306716023268112 F1:  0.44431117674545295 acc:  0.47368421052631576</w:t>
-      </w:r>
-    </w:p>
-    <w:p>
-      <w:r>
-        <w:t>yes_items:  135</w:t>
-      </w:r>
-    </w:p>
-    <w:p>
-      <w:r>
-        <w:t>no_items:  91</w:t>
+        <w:t xml:space="preserve">QWK:  0.306716023268112 F1:  0.44431117674545295 </w:t>
+      </w:r>
+      <w:proofErr w:type="spellStart"/>
+      <w:r>
+        <w:t>acc</w:t>
+      </w:r>
+      <w:proofErr w:type="spellEnd"/>
+      <w:r>
+        <w:t>:  0.47368421052631576</w:t>
+      </w:r>
+    </w:p>
+    <w:p>
+      <w:proofErr w:type="spellStart"/>
+      <w:r>
+        <w:t>yes_items</w:t>
+      </w:r>
+      <w:proofErr w:type="spellEnd"/>
+      <w:r>
+        <w:t>:  135</w:t>
+      </w:r>
+    </w:p>
+    <w:p>
+      <w:proofErr w:type="spellStart"/>
+      <w:r>
+        <w:t>no_items</w:t>
+      </w:r>
+      <w:proofErr w:type="spellEnd"/>
+      <w:r>
+        <w:t>:  91</w:t>
       </w:r>
     </w:p>
     <w:p>
@@ -1428,13 +2565,23 @@
       </w:r>
     </w:p>
     <w:p>
-      <w:r>
-        <w:t>yes_items:  209</w:t>
-      </w:r>
-    </w:p>
-    <w:p>
-      <w:r>
-        <w:t>no_items:  17</w:t>
+      <w:proofErr w:type="spellStart"/>
+      <w:r>
+        <w:t>yes_items</w:t>
+      </w:r>
+      <w:proofErr w:type="spellEnd"/>
+      <w:r>
+        <w:t>:  209</w:t>
+      </w:r>
+    </w:p>
+    <w:p>
+      <w:proofErr w:type="spellStart"/>
+      <w:r>
+        <w:t>no_items</w:t>
+      </w:r>
+      <w:proofErr w:type="spellEnd"/>
+      <w:r>
+        <w:t>:  17</w:t>
       </w:r>
     </w:p>
     <w:p>
@@ -1443,24 +2590,44 @@
       </w:r>
     </w:p>
     <w:p>
-      <w:r>
-        <w:t>yes_items:  218</w:t>
-      </w:r>
-    </w:p>
-    <w:p>
-      <w:r>
-        <w:t>no_items:  8</w:t>
-      </w:r>
-    </w:p>
-    <w:p>
-      <w:r>
-        <w:t>tgt:  [1.0, 1.0, 1.0, 2.0, 2.0, 2.0, 3.0, 1.0, 2.0, 1.0, 1.0, 1.0, 3.0, 1.0, 1.0, 1.0, 2.0, 3.0, 2.0, 3.0, 3.0, 2.0, 3.0, 2.0, 2.0, 1.0, 3.0, 1.0, 3.0, 3.0, 1.0, 1.0, 1.0, 3.0, 1.0, 1.0, 3.0, 1.0, 2.0, 1.0, 2.0, 1.0, 2.0, 3.0, 3.0, 3.0, 3.0, 2.0, 3.0, 2.0, 1.0, 2.0, 1.0, 3.0, 1.0, 3.0, 1.0]</w:t>
-      </w:r>
-    </w:p>
-    <w:p>
+      <w:proofErr w:type="spellStart"/>
+      <w:r>
+        <w:t>yes_items</w:t>
+      </w:r>
+      <w:proofErr w:type="spellEnd"/>
+      <w:r>
+        <w:t>:  218</w:t>
+      </w:r>
+    </w:p>
+    <w:p>
+      <w:proofErr w:type="spellStart"/>
+      <w:r>
+        <w:t>no_items</w:t>
+      </w:r>
+      <w:proofErr w:type="spellEnd"/>
+      <w:r>
+        <w:t>:  8</w:t>
+      </w:r>
+    </w:p>
+    <w:p>
+      <w:proofErr w:type="spellStart"/>
+      <w:r>
+        <w:t>tgt</w:t>
+      </w:r>
+      <w:proofErr w:type="spellEnd"/>
+      <w:r>
+        <w:t>:  [1.0, 1.0, 1.0, 2.0, 2.0, 2.0, 3.0, 1.0, 2.0, 1.0, 1.0, 1.0, 3.0, 1.0, 1.0, 1.0, 2.0, 3.0, 2.0, 3.0, 3.0, 2.0, 3.0, 2.0, 2.0, 1.0, 3.0, 1.0, 3.0, 3.0, 1.0, 1.0, 1.0, 3.0, 1.0, 1.0, 3.0, 1.0, 2.0, 1.0, 2.0, 1.0, 2.0, 3.0, 3.0, 3.0, 3.0, 2.0, 3.0, 2.0, 1.0, 2.0, 1.0, 3.0, 1.0, 3.0, 1.0]</w:t>
+      </w:r>
+    </w:p>
+    <w:p>
+      <w:proofErr w:type="spellStart"/>
       <w:r>
         <w:lastRenderedPageBreak/>
-        <w:t>prd:  [1.0, 1.0, 1.0, 2.0, 3.0, 3.0, 3.0, 1.0, 1.0, 1.0, 1.0, 1.0, 3.0, 1.0, 1.0, 1.0, 3.0, 3.0, 3.0, 3.0, 3.0, 3.0, 3.0, 3.0, 3.0, 3.0, 3.0, 3.0, 3.0, 3.0, 1.0, 1.0, 1.0, 3.0, 1.0, 3.0, 3.0, 3.0, 3.0, 3.0, 3.0, 3.0, 3.0, 3.0, 3.0, 3.0, 3.0, 3.0, 3.0, 3.0, 3.0, 3.0, 3.0, 3.0, 3.0, 3.0, 3.0]</w:t>
+        <w:t>prd</w:t>
+      </w:r>
+      <w:proofErr w:type="spellEnd"/>
+      <w:r>
+        <w:t>:  [1.0, 1.0, 1.0, 2.0, 3.0, 3.0, 3.0, 1.0, 1.0, 1.0, 1.0, 1.0, 3.0, 1.0, 1.0, 1.0, 3.0, 3.0, 3.0, 3.0, 3.0, 3.0, 3.0, 3.0, 3.0, 3.0, 3.0, 3.0, 3.0, 3.0, 1.0, 1.0, 1.0, 3.0, 1.0, 3.0, 3.0, 3.0, 3.0, 3.0, 3.0, 3.0, 3.0, 3.0, 3.0, 3.0, 3.0, 3.0, 3.0, 3.0, 3.0, 3.0, 3.0, 3.0, 3.0, 3.0, 3.0]</w:t>
       </w:r>
     </w:p>
     <w:p>
@@ -1470,17 +2637,35 @@
     </w:p>
     <w:p>
       <w:r>
-        <w:t>QWK:  0.4781281790437436 F1:  0.5278740364601203 acc:  0.5789473684210527</w:t>
-      </w:r>
-    </w:p>
-    <w:p>
-      <w:r>
-        <w:t>yes_items:  153</w:t>
-      </w:r>
-    </w:p>
-    <w:p>
-      <w:r>
-        <w:t>no_items:  73</w:t>
+        <w:t xml:space="preserve">QWK:  0.4781281790437436 F1:  0.5278740364601203 </w:t>
+      </w:r>
+      <w:proofErr w:type="spellStart"/>
+      <w:r>
+        <w:t>acc</w:t>
+      </w:r>
+      <w:proofErr w:type="spellEnd"/>
+      <w:r>
+        <w:t>:  0.5789473684210527</w:t>
+      </w:r>
+    </w:p>
+    <w:p>
+      <w:proofErr w:type="spellStart"/>
+      <w:r>
+        <w:t>yes_items</w:t>
+      </w:r>
+      <w:proofErr w:type="spellEnd"/>
+      <w:r>
+        <w:t>:  153</w:t>
+      </w:r>
+    </w:p>
+    <w:p>
+      <w:proofErr w:type="spellStart"/>
+      <w:r>
+        <w:t>no_items</w:t>
+      </w:r>
+      <w:proofErr w:type="spellEnd"/>
+      <w:r>
+        <w:t>:  73</w:t>
       </w:r>
     </w:p>
     <w:p>
@@ -1489,23 +2674,43 @@
       </w:r>
     </w:p>
     <w:p>
-      <w:r>
-        <w:t>yes_items:  214</w:t>
-      </w:r>
-    </w:p>
-    <w:p>
-      <w:r>
-        <w:t>no_items:  12</w:t>
-      </w:r>
-    </w:p>
-    <w:p>
-      <w:r>
-        <w:t>tgt:  [1.0, 1.0, 1.0, 2.0, 2.0, 2.0, 3.0, 1.0, 2.0, 1.0, 1.0, 1.0, 3.0, 1.0, 1.0, 1.0, 2.0, 3.0, 2.0, 3.0, 3.0, 2.0, 3.0, 2.0, 2.0, 1.0, 3.0, 1.0, 3.0, 3.0, 1.0, 1.0, 1.0, 3.0, 1.0, 1.0, 3.0, 1.0, 2.0, 1.0, 2.0, 1.0, 2.0, 3.0, 3.0, 3.0, 3.0, 2.0, 3.0, 2.0, 1.0, 2.0, 1.0, 3.0, 1.0, 3.0, 1.0]</w:t>
-      </w:r>
-    </w:p>
-    <w:p>
-      <w:r>
-        <w:t>prd:  [1.0, 1.0, 1.0, 1.0, 1.0, 2.0, 3.0, 1.0, 2.0, 1.0, 1.0, 1.0, 3.0, 1.0, 1.0, 1.0, 3.0, 1.0, 3.0, 3.0, 3.0, 3.0, 3.0, 3.0, 3.0, 3.0, 3.0, 3.0, 3.0, 3.0, 1.0, 2.0, 1.0, 2.0, 1.0, 1.0, 3.0, 1.0, 3.0, 3.0, 3.0, 3.0, 3.0, 3.0, 3.0, 3.0, 3.0, 3.0, 3.0, 3.0, 3.0, 3.0, 3.0, 3.0, 3.0, 3.0, 3.0]</w:t>
+      <w:proofErr w:type="spellStart"/>
+      <w:r>
+        <w:t>yes_items</w:t>
+      </w:r>
+      <w:proofErr w:type="spellEnd"/>
+      <w:r>
+        <w:t>:  214</w:t>
+      </w:r>
+    </w:p>
+    <w:p>
+      <w:proofErr w:type="spellStart"/>
+      <w:r>
+        <w:t>no_items</w:t>
+      </w:r>
+      <w:proofErr w:type="spellEnd"/>
+      <w:r>
+        <w:t>:  12</w:t>
+      </w:r>
+    </w:p>
+    <w:p>
+      <w:proofErr w:type="spellStart"/>
+      <w:r>
+        <w:t>tgt</w:t>
+      </w:r>
+      <w:proofErr w:type="spellEnd"/>
+      <w:r>
+        <w:t>:  [1.0, 1.0, 1.0, 2.0, 2.0, 2.0, 3.0, 1.0, 2.0, 1.0, 1.0, 1.0, 3.0, 1.0, 1.0, 1.0, 2.0, 3.0, 2.0, 3.0, 3.0, 2.0, 3.0, 2.0, 2.0, 1.0, 3.0, 1.0, 3.0, 3.0, 1.0, 1.0, 1.0, 3.0, 1.0, 1.0, 3.0, 1.0, 2.0, 1.0, 2.0, 1.0, 2.0, 3.0, 3.0, 3.0, 3.0, 2.0, 3.0, 2.0, 1.0, 2.0, 1.0, 3.0, 1.0, 3.0, 1.0]</w:t>
+      </w:r>
+    </w:p>
+    <w:p>
+      <w:proofErr w:type="spellStart"/>
+      <w:r>
+        <w:t>prd</w:t>
+      </w:r>
+      <w:proofErr w:type="spellEnd"/>
+      <w:r>
+        <w:t>:  [1.0, 1.0, 1.0, 1.0, 1.0, 2.0, 3.0, 1.0, 2.0, 1.0, 1.0, 1.0, 3.0, 1.0, 1.0, 1.0, 3.0, 1.0, 3.0, 3.0, 3.0, 3.0, 3.0, 3.0, 3.0, 3.0, 3.0, 3.0, 3.0, 3.0, 1.0, 2.0, 1.0, 2.0, 1.0, 1.0, 3.0, 1.0, 3.0, 3.0, 3.0, 3.0, 3.0, 3.0, 3.0, 3.0, 3.0, 3.0, 3.0, 3.0, 3.0, 3.0, 3.0, 3.0, 3.0, 3.0, 3.0]</w:t>
       </w:r>
     </w:p>
     <w:p>
@@ -1515,17 +2720,35 @@
     </w:p>
     <w:p>
       <w:r>
-        <w:t>QWK:  0.48264815803523753 F1:  0.5468188843508971 acc:  0.5789473684210527</w:t>
-      </w:r>
-    </w:p>
-    <w:p>
-      <w:r>
-        <w:t>yes_items:  162</w:t>
-      </w:r>
-    </w:p>
-    <w:p>
-      <w:r>
-        <w:t>no_items:  64</w:t>
+        <w:t xml:space="preserve">QWK:  0.48264815803523753 F1:  0.5468188843508971 </w:t>
+      </w:r>
+      <w:proofErr w:type="spellStart"/>
+      <w:r>
+        <w:t>acc</w:t>
+      </w:r>
+      <w:proofErr w:type="spellEnd"/>
+      <w:r>
+        <w:t>:  0.5789473684210527</w:t>
+      </w:r>
+    </w:p>
+    <w:p>
+      <w:proofErr w:type="spellStart"/>
+      <w:r>
+        <w:t>yes_items</w:t>
+      </w:r>
+      <w:proofErr w:type="spellEnd"/>
+      <w:r>
+        <w:t>:  162</w:t>
+      </w:r>
+    </w:p>
+    <w:p>
+      <w:proofErr w:type="spellStart"/>
+      <w:r>
+        <w:t>no_items</w:t>
+      </w:r>
+      <w:proofErr w:type="spellEnd"/>
+      <w:r>
+        <w:t>:  64</w:t>
       </w:r>
     </w:p>
     <w:p>
@@ -1534,23 +2757,43 @@
       </w:r>
     </w:p>
     <w:p>
-      <w:r>
-        <w:t>yes_items:  212</w:t>
-      </w:r>
-    </w:p>
-    <w:p>
-      <w:r>
-        <w:t>no_items:  14</w:t>
-      </w:r>
-    </w:p>
-    <w:p>
-      <w:r>
-        <w:t>tgt:  [1.0, 1.0, 1.0, 2.0, 2.0, 2.0, 3.0, 1.0, 2.0, 1.0, 1.0, 1.0, 3.0, 1.0, 1.0, 1.0, 2.0, 3.0, 2.0, 3.0, 3.0, 2.0, 3.0, 2.0, 2.0, 1.0, 3.0, 1.0, 3.0, 3.0, 1.0, 1.0, 1.0, 3.0, 1.0, 1.0, 3.0, 1.0, 2.0, 1.0, 2.0, 1.0, 2.0, 3.0, 3.0, 3.0, 3.0, 2.0, 3.0, 2.0, 1.0, 2.0, 1.0, 3.0, 1.0, 3.0, 1.0]</w:t>
-      </w:r>
-    </w:p>
-    <w:p>
-      <w:r>
-        <w:t>prd:  [1.0, 1.0, 1.0, 2.0, 1.0, 3.0, 1.0, 1.0, 1.0, 1.0, 1.0, 1.0, 3.0, 1.0, 1.0, 1.0, 3.0, 1.0, 3.0, 3.0, 3.0, 3.0, 3.0, 3.0, 3.0, 2.0, 3.0, 3.0, 3.0, 2.0, 1.0, 2.0, 1.0, 2.0, 1.0, 3.0, 3.0, 1.0, 2.0, 3.0, 3.0, 3.0, 2.0, 2.0, 3.0, 3.0, 3.0, 2.0, 3.0, 3.0, 3.0, 3.0, 3.0, 3.0, 3.0, 3.0, 3.0]</w:t>
+      <w:proofErr w:type="spellStart"/>
+      <w:r>
+        <w:t>yes_items</w:t>
+      </w:r>
+      <w:proofErr w:type="spellEnd"/>
+      <w:r>
+        <w:t>:  212</w:t>
+      </w:r>
+    </w:p>
+    <w:p>
+      <w:proofErr w:type="spellStart"/>
+      <w:r>
+        <w:t>no_items</w:t>
+      </w:r>
+      <w:proofErr w:type="spellEnd"/>
+      <w:r>
+        <w:t>:  14</w:t>
+      </w:r>
+    </w:p>
+    <w:p>
+      <w:proofErr w:type="spellStart"/>
+      <w:r>
+        <w:t>tgt</w:t>
+      </w:r>
+      <w:proofErr w:type="spellEnd"/>
+      <w:r>
+        <w:t>:  [1.0, 1.0, 1.0, 2.0, 2.0, 2.0, 3.0, 1.0, 2.0, 1.0, 1.0, 1.0, 3.0, 1.0, 1.0, 1.0, 2.0, 3.0, 2.0, 3.0, 3.0, 2.0, 3.0, 2.0, 2.0, 1.0, 3.0, 1.0, 3.0, 3.0, 1.0, 1.0, 1.0, 3.0, 1.0, 1.0, 3.0, 1.0, 2.0, 1.0, 2.0, 1.0, 2.0, 3.0, 3.0, 3.0, 3.0, 2.0, 3.0, 2.0, 1.0, 2.0, 1.0, 3.0, 1.0, 3.0, 1.0]</w:t>
+      </w:r>
+    </w:p>
+    <w:p>
+      <w:proofErr w:type="spellStart"/>
+      <w:r>
+        <w:t>prd</w:t>
+      </w:r>
+      <w:proofErr w:type="spellEnd"/>
+      <w:r>
+        <w:t>:  [1.0, 1.0, 1.0, 2.0, 1.0, 3.0, 1.0, 1.0, 1.0, 1.0, 1.0, 1.0, 3.0, 1.0, 1.0, 1.0, 3.0, 1.0, 3.0, 3.0, 3.0, 3.0, 3.0, 3.0, 3.0, 2.0, 3.0, 3.0, 3.0, 2.0, 1.0, 2.0, 1.0, 2.0, 1.0, 3.0, 3.0, 1.0, 2.0, 3.0, 3.0, 3.0, 2.0, 2.0, 3.0, 3.0, 3.0, 2.0, 3.0, 3.0, 3.0, 3.0, 3.0, 3.0, 3.0, 3.0, 3.0]</w:t>
       </w:r>
     </w:p>
     <w:p>
@@ -1560,18 +2803,36 @@
     </w:p>
     <w:p>
       <w:r>
-        <w:t>QWK:  0.3947667804323094 F1:  0.5394736842105263 acc:  0.543859649122807</w:t>
-      </w:r>
-    </w:p>
-    <w:p>
+        <w:t xml:space="preserve">QWK:  0.3947667804323094 F1:  0.5394736842105263 </w:t>
+      </w:r>
+      <w:proofErr w:type="spellStart"/>
+      <w:r>
+        <w:t>acc</w:t>
+      </w:r>
+      <w:proofErr w:type="spellEnd"/>
+      <w:r>
+        <w:t>:  0.543859649122807</w:t>
+      </w:r>
+    </w:p>
+    <w:p>
+      <w:proofErr w:type="spellStart"/>
       <w:r>
         <w:lastRenderedPageBreak/>
-        <w:t>yes_items:  168</w:t>
-      </w:r>
-    </w:p>
-    <w:p>
-      <w:r>
-        <w:t>no_items:  58</w:t>
+        <w:t>yes_items</w:t>
+      </w:r>
+      <w:proofErr w:type="spellEnd"/>
+      <w:r>
+        <w:t>:  168</w:t>
+      </w:r>
+    </w:p>
+    <w:p>
+      <w:proofErr w:type="spellStart"/>
+      <w:r>
+        <w:t>no_items</w:t>
+      </w:r>
+      <w:proofErr w:type="spellEnd"/>
+      <w:r>
+        <w:t>:  58</w:t>
       </w:r>
     </w:p>
     <w:p>
@@ -1580,13 +2841,23 @@
       </w:r>
     </w:p>
     <w:p>
-      <w:r>
-        <w:t>yes_items:  211</w:t>
-      </w:r>
-    </w:p>
-    <w:p>
-      <w:r>
-        <w:t>no_items:  15</w:t>
+      <w:proofErr w:type="spellStart"/>
+      <w:r>
+        <w:t>yes_items</w:t>
+      </w:r>
+      <w:proofErr w:type="spellEnd"/>
+      <w:r>
+        <w:t>:  211</w:t>
+      </w:r>
+    </w:p>
+    <w:p>
+      <w:proofErr w:type="spellStart"/>
+      <w:r>
+        <w:t>no_items</w:t>
+      </w:r>
+      <w:proofErr w:type="spellEnd"/>
+      <w:r>
+        <w:t>:  15</w:t>
       </w:r>
     </w:p>
     <w:p>
@@ -1595,23 +2866,43 @@
       </w:r>
     </w:p>
     <w:p>
-      <w:r>
-        <w:t>yes_items:  214</w:t>
-      </w:r>
-    </w:p>
-    <w:p>
-      <w:r>
-        <w:t>no_items:  12</w:t>
-      </w:r>
-    </w:p>
-    <w:p>
-      <w:r>
-        <w:t>tgt:  [1.0, 1.0, 1.0, 2.0, 2.0, 2.0, 3.0, 1.0, 2.0, 1.0, 1.0, 1.0, 3.0, 1.0, 1.0, 1.0, 2.0, 3.0, 2.0, 3.0, 3.0, 2.0, 3.0, 2.0, 2.0, 1.0, 3.0, 1.0, 3.0, 3.0, 1.0, 1.0, 1.0, 3.0, 1.0, 1.0, 3.0, 1.0, 2.0, 1.0, 2.0, 1.0, 2.0, 3.0, 3.0, 3.0, 3.0, 2.0, 3.0, 2.0, 1.0, 2.0, 1.0, 3.0, 1.0, 3.0, 1.0]</w:t>
-      </w:r>
-    </w:p>
-    <w:p>
-      <w:r>
-        <w:t>prd:  [1.0, 1.0, 1.0, 1.0, 1.0, 2.0, 2.0, 1.0, 2.0, 1.0, 1.0, 1.0, 3.0, 1.0, 1.0, 1.0, 3.0, 1.0, 3.0, 3.0, 3.0, 2.0, 3.0, 2.0, 2.0, 2.0, 3.0, 2.0, 3.0, 2.0, 1.0, 1.0, 1.0, 2.0, 1.0, 2.0, 3.0, 2.0, 2.0, 3.0, 3.0, 3.0, 3.0, 2.0, 3.0, 3.0, 3.0, 3.0, 2.0, 3.0, 2.0, 2.0, 3.0, 3.0, 2.0, 3.0, 3.0]</w:t>
+      <w:proofErr w:type="spellStart"/>
+      <w:r>
+        <w:t>yes_items</w:t>
+      </w:r>
+      <w:proofErr w:type="spellEnd"/>
+      <w:r>
+        <w:t>:  214</w:t>
+      </w:r>
+    </w:p>
+    <w:p>
+      <w:proofErr w:type="spellStart"/>
+      <w:r>
+        <w:t>no_items</w:t>
+      </w:r>
+      <w:proofErr w:type="spellEnd"/>
+      <w:r>
+        <w:t>:  12</w:t>
+      </w:r>
+    </w:p>
+    <w:p>
+      <w:proofErr w:type="spellStart"/>
+      <w:r>
+        <w:t>tgt</w:t>
+      </w:r>
+      <w:proofErr w:type="spellEnd"/>
+      <w:r>
+        <w:t>:  [1.0, 1.0, 1.0, 2.0, 2.0, 2.0, 3.0, 1.0, 2.0, 1.0, 1.0, 1.0, 3.0, 1.0, 1.0, 1.0, 2.0, 3.0, 2.0, 3.0, 3.0, 2.0, 3.0, 2.0, 2.0, 1.0, 3.0, 1.0, 3.0, 3.0, 1.0, 1.0, 1.0, 3.0, 1.0, 1.0, 3.0, 1.0, 2.0, 1.0, 2.0, 1.0, 2.0, 3.0, 3.0, 3.0, 3.0, 2.0, 3.0, 2.0, 1.0, 2.0, 1.0, 3.0, 1.0, 3.0, 1.0]</w:t>
+      </w:r>
+    </w:p>
+    <w:p>
+      <w:proofErr w:type="spellStart"/>
+      <w:r>
+        <w:t>prd</w:t>
+      </w:r>
+      <w:proofErr w:type="spellEnd"/>
+      <w:r>
+        <w:t>:  [1.0, 1.0, 1.0, 1.0, 1.0, 2.0, 2.0, 1.0, 2.0, 1.0, 1.0, 1.0, 3.0, 1.0, 1.0, 1.0, 3.0, 1.0, 3.0, 3.0, 3.0, 2.0, 3.0, 2.0, 2.0, 2.0, 3.0, 2.0, 3.0, 2.0, 1.0, 1.0, 1.0, 2.0, 1.0, 2.0, 3.0, 2.0, 2.0, 3.0, 3.0, 3.0, 3.0, 2.0, 3.0, 3.0, 3.0, 3.0, 2.0, 3.0, 2.0, 2.0, 3.0, 3.0, 2.0, 3.0, 3.0]</w:t>
       </w:r>
     </w:p>
     <w:p>
@@ -1621,17 +2912,35 @@
     </w:p>
     <w:p>
       <w:r>
-        <w:t>QWK:  0.5246953175112252 F1:  0.5886645660714981 acc:  0.5789473684210527</w:t>
-      </w:r>
-    </w:p>
-    <w:p>
-      <w:r>
-        <w:t>yes_items:  180</w:t>
-      </w:r>
-    </w:p>
-    <w:p>
-      <w:r>
-        <w:t>no_items:  46</w:t>
+        <w:t xml:space="preserve">QWK:  0.5246953175112252 F1:  0.5886645660714981 </w:t>
+      </w:r>
+      <w:proofErr w:type="spellStart"/>
+      <w:r>
+        <w:t>acc</w:t>
+      </w:r>
+      <w:proofErr w:type="spellEnd"/>
+      <w:r>
+        <w:t>:  0.5789473684210527</w:t>
+      </w:r>
+    </w:p>
+    <w:p>
+      <w:proofErr w:type="spellStart"/>
+      <w:r>
+        <w:t>yes_items</w:t>
+      </w:r>
+      <w:proofErr w:type="spellEnd"/>
+      <w:r>
+        <w:t>:  180</w:t>
+      </w:r>
+    </w:p>
+    <w:p>
+      <w:proofErr w:type="spellStart"/>
+      <w:r>
+        <w:t>no_items</w:t>
+      </w:r>
+      <w:proofErr w:type="spellEnd"/>
+      <w:r>
+        <w:t>:  46</w:t>
       </w:r>
     </w:p>
     <w:p>
@@ -1640,13 +2949,23 @@
       </w:r>
     </w:p>
     <w:p>
-      <w:r>
-        <w:t>yes_items:  211</w:t>
-      </w:r>
-    </w:p>
-    <w:p>
-      <w:r>
-        <w:t>no_items:  15</w:t>
+      <w:proofErr w:type="spellStart"/>
+      <w:r>
+        <w:t>yes_items</w:t>
+      </w:r>
+      <w:proofErr w:type="spellEnd"/>
+      <w:r>
+        <w:t>:  211</w:t>
+      </w:r>
+    </w:p>
+    <w:p>
+      <w:proofErr w:type="spellStart"/>
+      <w:r>
+        <w:t>no_items</w:t>
+      </w:r>
+      <w:proofErr w:type="spellEnd"/>
+      <w:r>
+        <w:t>:  15</w:t>
       </w:r>
     </w:p>
     <w:p>
@@ -1655,23 +2974,43 @@
       </w:r>
     </w:p>
     <w:p>
-      <w:r>
-        <w:t>yes_items:  216</w:t>
-      </w:r>
-    </w:p>
-    <w:p>
-      <w:r>
-        <w:t>no_items:  10</w:t>
-      </w:r>
-    </w:p>
-    <w:p>
-      <w:r>
-        <w:t>tgt:  [1.0, 1.0, 1.0, 2.0, 2.0, 2.0, 3.0, 1.0, 2.0, 1.0, 1.0, 1.0, 3.0, 1.0, 1.0, 1.0, 2.0, 3.0, 2.0, 3.0, 3.0, 2.0, 3.0, 2.0, 2.0, 1.0, 3.0, 1.0, 3.0, 3.0, 1.0, 1.0, 1.0, 3.0, 1.0, 1.0, 3.0, 1.0, 2.0, 1.0, 2.0, 1.0, 2.0, 3.0, 3.0, 3.0, 3.0, 2.0, 3.0, 2.0, 1.0, 2.0, 1.0, 3.0, 1.0, 3.0, 1.0]</w:t>
-      </w:r>
-    </w:p>
-    <w:p>
-      <w:r>
-        <w:t>prd:  [1.0, 1.0, 1.0, 1.0, 2.0, 2.0, 2.0, 1.0, 2.0, 2.0, 1.0, 2.0, 3.0, 1.0, 1.0, 1.0, 3.0, 1.0, 3.0, 3.0, 3.0, 3.0, 3.0, 2.0, 3.0, 3.0, 3.0, 3.0, 3.0, 2.0, 1.0, 2.0, 1.0, 2.0, 1.0, 3.0, 3.0, 2.0, 3.0, 3.0, 3.0, 3.0, 3.0, 2.0, 3.0, 3.0, 3.0, 2.0, 3.0, 2.0, 3.0, 2.0, 2.0, 3.0, 2.0, 3.0, 3.0]</w:t>
+      <w:proofErr w:type="spellStart"/>
+      <w:r>
+        <w:t>yes_items</w:t>
+      </w:r>
+      <w:proofErr w:type="spellEnd"/>
+      <w:r>
+        <w:t>:  216</w:t>
+      </w:r>
+    </w:p>
+    <w:p>
+      <w:proofErr w:type="spellStart"/>
+      <w:r>
+        <w:t>no_items</w:t>
+      </w:r>
+      <w:proofErr w:type="spellEnd"/>
+      <w:r>
+        <w:t>:  10</w:t>
+      </w:r>
+    </w:p>
+    <w:p>
+      <w:proofErr w:type="spellStart"/>
+      <w:r>
+        <w:t>tgt</w:t>
+      </w:r>
+      <w:proofErr w:type="spellEnd"/>
+      <w:r>
+        <w:t>:  [1.0, 1.0, 1.0, 2.0, 2.0, 2.0, 3.0, 1.0, 2.0, 1.0, 1.0, 1.0, 3.0, 1.0, 1.0, 1.0, 2.0, 3.0, 2.0, 3.0, 3.0, 2.0, 3.0, 2.0, 2.0, 1.0, 3.0, 1.0, 3.0, 3.0, 1.0, 1.0, 1.0, 3.0, 1.0, 1.0, 3.0, 1.0, 2.0, 1.0, 2.0, 1.0, 2.0, 3.0, 3.0, 3.0, 3.0, 2.0, 3.0, 2.0, 1.0, 2.0, 1.0, 3.0, 1.0, 3.0, 1.0]</w:t>
+      </w:r>
+    </w:p>
+    <w:p>
+      <w:proofErr w:type="spellStart"/>
+      <w:r>
+        <w:t>prd</w:t>
+      </w:r>
+      <w:proofErr w:type="spellEnd"/>
+      <w:r>
+        <w:t>:  [1.0, 1.0, 1.0, 1.0, 2.0, 2.0, 2.0, 1.0, 2.0, 2.0, 1.0, 2.0, 3.0, 1.0, 1.0, 1.0, 3.0, 1.0, 3.0, 3.0, 3.0, 3.0, 3.0, 2.0, 3.0, 3.0, 3.0, 3.0, 3.0, 2.0, 1.0, 2.0, 1.0, 2.0, 1.0, 3.0, 3.0, 2.0, 3.0, 3.0, 3.0, 3.0, 3.0, 2.0, 3.0, 3.0, 3.0, 2.0, 3.0, 2.0, 3.0, 2.0, 2.0, 3.0, 2.0, 3.0, 3.0]</w:t>
       </w:r>
     </w:p>
     <w:p>
@@ -1682,17 +3021,35 @@
     </w:p>
     <w:p>
       <w:r>
-        <w:t>QWK:  0.41140024783147455 F1:  0.547943338074917 acc:  0.543859649122807</w:t>
-      </w:r>
-    </w:p>
-    <w:p>
-      <w:r>
-        <w:t>yes_items:  161</w:t>
-      </w:r>
-    </w:p>
-    <w:p>
-      <w:r>
-        <w:t>no_items:  65</w:t>
+        <w:t xml:space="preserve">QWK:  0.41140024783147455 F1:  0.547943338074917 </w:t>
+      </w:r>
+      <w:proofErr w:type="spellStart"/>
+      <w:r>
+        <w:t>acc</w:t>
+      </w:r>
+      <w:proofErr w:type="spellEnd"/>
+      <w:r>
+        <w:t>:  0.543859649122807</w:t>
+      </w:r>
+    </w:p>
+    <w:p>
+      <w:proofErr w:type="spellStart"/>
+      <w:r>
+        <w:t>yes_items</w:t>
+      </w:r>
+      <w:proofErr w:type="spellEnd"/>
+      <w:r>
+        <w:t>:  161</w:t>
+      </w:r>
+    </w:p>
+    <w:p>
+      <w:proofErr w:type="spellStart"/>
+      <w:r>
+        <w:t>no_items</w:t>
+      </w:r>
+      <w:proofErr w:type="spellEnd"/>
+      <w:r>
+        <w:t>:  65</w:t>
       </w:r>
     </w:p>
     <w:p>
@@ -1701,13 +3058,23 @@
       </w:r>
     </w:p>
     <w:p>
-      <w:r>
-        <w:t>yes_items:  202</w:t>
-      </w:r>
-    </w:p>
-    <w:p>
-      <w:r>
-        <w:t>no_items:  24</w:t>
+      <w:proofErr w:type="spellStart"/>
+      <w:r>
+        <w:t>yes_items</w:t>
+      </w:r>
+      <w:proofErr w:type="spellEnd"/>
+      <w:r>
+        <w:t>:  202</w:t>
+      </w:r>
+    </w:p>
+    <w:p>
+      <w:proofErr w:type="spellStart"/>
+      <w:r>
+        <w:t>no_items</w:t>
+      </w:r>
+      <w:proofErr w:type="spellEnd"/>
+      <w:r>
+        <w:t>:  24</w:t>
       </w:r>
     </w:p>
     <w:p>
@@ -1716,13 +3083,23 @@
       </w:r>
     </w:p>
     <w:p>
-      <w:r>
-        <w:t>yes_items:  206</w:t>
-      </w:r>
-    </w:p>
-    <w:p>
-      <w:r>
-        <w:t>no_items:  20</w:t>
+      <w:proofErr w:type="spellStart"/>
+      <w:r>
+        <w:t>yes_items</w:t>
+      </w:r>
+      <w:proofErr w:type="spellEnd"/>
+      <w:r>
+        <w:t>:  206</w:t>
+      </w:r>
+    </w:p>
+    <w:p>
+      <w:proofErr w:type="spellStart"/>
+      <w:r>
+        <w:t>no_items</w:t>
+      </w:r>
+      <w:proofErr w:type="spellEnd"/>
+      <w:r>
+        <w:t>:  20</w:t>
       </w:r>
     </w:p>
     <w:p>
@@ -1731,13 +3108,23 @@
       </w:r>
     </w:p>
     <w:p>
-      <w:r>
-        <w:t>yes_items:  210</w:t>
-      </w:r>
-    </w:p>
-    <w:p>
-      <w:r>
-        <w:t>no_items:  16</w:t>
+      <w:proofErr w:type="spellStart"/>
+      <w:r>
+        <w:t>yes_items</w:t>
+      </w:r>
+      <w:proofErr w:type="spellEnd"/>
+      <w:r>
+        <w:t>:  210</w:t>
+      </w:r>
+    </w:p>
+    <w:p>
+      <w:proofErr w:type="spellStart"/>
+      <w:r>
+        <w:t>no_items</w:t>
+      </w:r>
+      <w:proofErr w:type="spellEnd"/>
+      <w:r>
+        <w:t>:  16</w:t>
       </w:r>
     </w:p>
     <w:p>
@@ -1746,13 +3133,23 @@
       </w:r>
     </w:p>
     <w:p>
-      <w:r>
-        <w:t>yes_items:  210</w:t>
-      </w:r>
-    </w:p>
-    <w:p>
-      <w:r>
-        <w:t>no_items:  16</w:t>
+      <w:proofErr w:type="spellStart"/>
+      <w:r>
+        <w:t>yes_items</w:t>
+      </w:r>
+      <w:proofErr w:type="spellEnd"/>
+      <w:r>
+        <w:t>:  210</w:t>
+      </w:r>
+    </w:p>
+    <w:p>
+      <w:proofErr w:type="spellStart"/>
+      <w:r>
+        <w:t>no_items</w:t>
+      </w:r>
+      <w:proofErr w:type="spellEnd"/>
+      <w:r>
+        <w:t>:  16</w:t>
       </w:r>
     </w:p>
     <w:p>
@@ -1761,13 +3158,23 @@
       </w:r>
     </w:p>
     <w:p>
-      <w:r>
-        <w:t>yes_items:  211</w:t>
-      </w:r>
-    </w:p>
-    <w:p>
-      <w:r>
-        <w:t>no_items:  15</w:t>
+      <w:proofErr w:type="spellStart"/>
+      <w:r>
+        <w:t>yes_items</w:t>
+      </w:r>
+      <w:proofErr w:type="spellEnd"/>
+      <w:r>
+        <w:t>:  211</w:t>
+      </w:r>
+    </w:p>
+    <w:p>
+      <w:proofErr w:type="spellStart"/>
+      <w:r>
+        <w:t>no_items</w:t>
+      </w:r>
+      <w:proofErr w:type="spellEnd"/>
+      <w:r>
+        <w:t>:  15</w:t>
       </w:r>
     </w:p>
     <w:p>
@@ -1776,23 +3183,43 @@
       </w:r>
     </w:p>
     <w:p>
-      <w:r>
-        <w:t>yes_items:  212</w:t>
-      </w:r>
-    </w:p>
-    <w:p>
-      <w:r>
-        <w:t>no_items:  14</w:t>
-      </w:r>
-    </w:p>
-    <w:p>
-      <w:r>
-        <w:t>tgt:  [1.0, 1.0, 1.0, 2.0, 2.0, 2.0, 3.0, 1.0, 2.0, 1.0, 1.0, 1.0, 3.0, 1.0, 1.0, 1.0, 2.0, 3.0, 2.0, 3.0, 3.0, 2.0, 3.0, 2.0, 2.0, 1.0, 3.0, 1.0, 3.0, 3.0, 1.0, 1.0, 1.0, 3.0, 1.0, 1.0, 3.0, 1.0, 2.0, 1.0, 2.0, 1.0, 2.0, 3.0, 3.0, 3.0, 3.0, 2.0, 3.0, 2.0, 1.0, 2.0, 1.0, 3.0, 1.0, 3.0, 1.0]</w:t>
-      </w:r>
-    </w:p>
-    <w:p>
-      <w:r>
-        <w:t>prd:  [1.0, 1.0, 1.0, 1.0, 2.0, 2.0, 2.0, 1.0, 3.0, 2.0, 1.0, 2.0, 3.0, 1.0, 1.0, 1.0, 3.0, 1.0, 3.0, 3.0, 3.0, 3.0, 3.0, 3.0, 3.0, 3.0, 3.0, 3.0, 3.0, 2.0, 1.0, 2.0, 1.0, 3.0, 1.0, 3.0, 3.0, 3.0, 3.0, 3.0, 3.0, 3.0, 3.0, 3.0, 3.0, 2.0, 2.0, 3.0, 2.0, 3.0, 3.0, 2.0, 2.0, 2.0, 2.0, 3.0, 3.0]</w:t>
+      <w:proofErr w:type="spellStart"/>
+      <w:r>
+        <w:t>yes_items</w:t>
+      </w:r>
+      <w:proofErr w:type="spellEnd"/>
+      <w:r>
+        <w:t>:  212</w:t>
+      </w:r>
+    </w:p>
+    <w:p>
+      <w:proofErr w:type="spellStart"/>
+      <w:r>
+        <w:t>no_items</w:t>
+      </w:r>
+      <w:proofErr w:type="spellEnd"/>
+      <w:r>
+        <w:t>:  14</w:t>
+      </w:r>
+    </w:p>
+    <w:p>
+      <w:proofErr w:type="spellStart"/>
+      <w:r>
+        <w:t>tgt</w:t>
+      </w:r>
+      <w:proofErr w:type="spellEnd"/>
+      <w:r>
+        <w:t>:  [1.0, 1.0, 1.0, 2.0, 2.0, 2.0, 3.0, 1.0, 2.0, 1.0, 1.0, 1.0, 3.0, 1.0, 1.0, 1.0, 2.0, 3.0, 2.0, 3.0, 3.0, 2.0, 3.0, 2.0, 2.0, 1.0, 3.0, 1.0, 3.0, 3.0, 1.0, 1.0, 1.0, 3.0, 1.0, 1.0, 3.0, 1.0, 2.0, 1.0, 2.0, 1.0, 2.0, 3.0, 3.0, 3.0, 3.0, 2.0, 3.0, 2.0, 1.0, 2.0, 1.0, 3.0, 1.0, 3.0, 1.0]</w:t>
+      </w:r>
+    </w:p>
+    <w:p>
+      <w:proofErr w:type="spellStart"/>
+      <w:r>
+        <w:t>prd</w:t>
+      </w:r>
+      <w:proofErr w:type="spellEnd"/>
+      <w:r>
+        <w:t>:  [1.0, 1.0, 1.0, 1.0, 2.0, 2.0, 2.0, 1.0, 3.0, 2.0, 1.0, 2.0, 3.0, 1.0, 1.0, 1.0, 3.0, 1.0, 3.0, 3.0, 3.0, 3.0, 3.0, 3.0, 3.0, 3.0, 3.0, 3.0, 3.0, 2.0, 1.0, 2.0, 1.0, 3.0, 1.0, 3.0, 3.0, 3.0, 3.0, 3.0, 3.0, 3.0, 3.0, 3.0, 3.0, 2.0, 2.0, 3.0, 2.0, 3.0, 3.0, 2.0, 2.0, 2.0, 2.0, 3.0, 3.0]</w:t>
       </w:r>
     </w:p>
     <w:p>
@@ -1803,17 +3230,35 @@
     <w:p>
       <w:r>
         <w:lastRenderedPageBreak/>
-        <w:t>QWK:  0.33392751039809865 F1:  0.44953892186197086 acc:  0.43859649122807015</w:t>
-      </w:r>
-    </w:p>
-    <w:p>
-      <w:r>
-        <w:t>yes_items:  171</w:t>
-      </w:r>
-    </w:p>
-    <w:p>
-      <w:r>
-        <w:t>no_items:  55</w:t>
+        <w:t xml:space="preserve">QWK:  0.33392751039809865 F1:  0.44953892186197086 </w:t>
+      </w:r>
+      <w:proofErr w:type="spellStart"/>
+      <w:r>
+        <w:t>acc</w:t>
+      </w:r>
+      <w:proofErr w:type="spellEnd"/>
+      <w:r>
+        <w:t>:  0.43859649122807015</w:t>
+      </w:r>
+    </w:p>
+    <w:p>
+      <w:proofErr w:type="spellStart"/>
+      <w:r>
+        <w:t>yes_items</w:t>
+      </w:r>
+      <w:proofErr w:type="spellEnd"/>
+      <w:r>
+        <w:t>:  171</w:t>
+      </w:r>
+    </w:p>
+    <w:p>
+      <w:proofErr w:type="spellStart"/>
+      <w:r>
+        <w:t>no_items</w:t>
+      </w:r>
+      <w:proofErr w:type="spellEnd"/>
+      <w:r>
+        <w:t>:  55</w:t>
       </w:r>
     </w:p>
     <w:p>
@@ -1822,13 +3267,23 @@
       </w:r>
     </w:p>
     <w:p>
-      <w:r>
-        <w:t>yes_items:  209</w:t>
-      </w:r>
-    </w:p>
-    <w:p>
-      <w:r>
-        <w:t>no_items:  17</w:t>
+      <w:proofErr w:type="spellStart"/>
+      <w:r>
+        <w:t>yes_items</w:t>
+      </w:r>
+      <w:proofErr w:type="spellEnd"/>
+      <w:r>
+        <w:t>:  209</w:t>
+      </w:r>
+    </w:p>
+    <w:p>
+      <w:proofErr w:type="spellStart"/>
+      <w:r>
+        <w:t>no_items</w:t>
+      </w:r>
+      <w:proofErr w:type="spellEnd"/>
+      <w:r>
+        <w:t>:  17</w:t>
       </w:r>
     </w:p>
     <w:p>
@@ -1837,13 +3292,23 @@
       </w:r>
     </w:p>
     <w:p>
-      <w:r>
-        <w:t>yes_items:  211</w:t>
-      </w:r>
-    </w:p>
-    <w:p>
-      <w:r>
-        <w:t>no_items:  15</w:t>
+      <w:proofErr w:type="spellStart"/>
+      <w:r>
+        <w:t>yes_items</w:t>
+      </w:r>
+      <w:proofErr w:type="spellEnd"/>
+      <w:r>
+        <w:t>:  211</w:t>
+      </w:r>
+    </w:p>
+    <w:p>
+      <w:proofErr w:type="spellStart"/>
+      <w:r>
+        <w:t>no_items</w:t>
+      </w:r>
+      <w:proofErr w:type="spellEnd"/>
+      <w:r>
+        <w:t>:  15</w:t>
       </w:r>
     </w:p>
     <w:p>
@@ -1852,23 +3317,43 @@
       </w:r>
     </w:p>
     <w:p>
-      <w:r>
-        <w:t>yes_items:  214</w:t>
-      </w:r>
-    </w:p>
-    <w:p>
-      <w:r>
-        <w:t>no_items:  12</w:t>
-      </w:r>
-    </w:p>
-    <w:p>
-      <w:r>
-        <w:t>tgt:  [1.0, 1.0, 1.0, 2.0, 2.0, 2.0, 3.0, 1.0, 2.0, 1.0, 1.0, 1.0, 3.0, 1.0, 1.0, 1.0, 2.0, 3.0, 2.0, 3.0, 3.0, 2.0, 3.0, 2.0, 2.0, 1.0, 3.0, 1.0, 3.0, 3.0, 1.0, 1.0, 1.0, 3.0, 1.0, 1.0, 3.0, 1.0, 2.0, 1.0, 2.0, 1.0, 2.0, 3.0, 3.0, 3.0, 3.0, 2.0, 3.0, 2.0, 1.0, 2.0, 1.0, 3.0, 1.0, 3.0, 1.0]</w:t>
-      </w:r>
-    </w:p>
-    <w:p>
-      <w:r>
-        <w:t>prd:  [1.0, 1.0, 1.0, 1.0, 2.0, 2.0, 2.0, 1.0, 2.0, 1.0, 1.0, 2.0, 3.0, 2.0, 1.0, 1.0, 3.0, 1.0, 3.0, 3.0, 3.0, 2.0, 3.0, 2.0, 2.0, 2.0, 3.0, 2.0, 3.0, 2.0, 2.0, 2.0, 1.0, 2.0, 1.0, 3.0, 3.0, 2.0, 3.0, 3.0, 3.0, 3.0, 3.0, 2.0, 3.0, 2.0, 3.0, 3.0, 2.0, 2.0, 2.0, 2.0, 2.0, 2.0, 2.0, 3.0, 3.0]</w:t>
+      <w:proofErr w:type="spellStart"/>
+      <w:r>
+        <w:t>yes_items</w:t>
+      </w:r>
+      <w:proofErr w:type="spellEnd"/>
+      <w:r>
+        <w:t>:  214</w:t>
+      </w:r>
+    </w:p>
+    <w:p>
+      <w:proofErr w:type="spellStart"/>
+      <w:r>
+        <w:t>no_items</w:t>
+      </w:r>
+      <w:proofErr w:type="spellEnd"/>
+      <w:r>
+        <w:t>:  12</w:t>
+      </w:r>
+    </w:p>
+    <w:p>
+      <w:proofErr w:type="spellStart"/>
+      <w:r>
+        <w:t>tgt</w:t>
+      </w:r>
+      <w:proofErr w:type="spellEnd"/>
+      <w:r>
+        <w:t>:  [1.0, 1.0, 1.0, 2.0, 2.0, 2.0, 3.0, 1.0, 2.0, 1.0, 1.0, 1.0, 3.0, 1.0, 1.0, 1.0, 2.0, 3.0, 2.0, 3.0, 3.0, 2.0, 3.0, 2.0, 2.0, 1.0, 3.0, 1.0, 3.0, 3.0, 1.0, 1.0, 1.0, 3.0, 1.0, 1.0, 3.0, 1.0, 2.0, 1.0, 2.0, 1.0, 2.0, 3.0, 3.0, 3.0, 3.0, 2.0, 3.0, 2.0, 1.0, 2.0, 1.0, 3.0, 1.0, 3.0, 1.0]</w:t>
+      </w:r>
+    </w:p>
+    <w:p>
+      <w:proofErr w:type="spellStart"/>
+      <w:r>
+        <w:t>prd</w:t>
+      </w:r>
+      <w:proofErr w:type="spellEnd"/>
+      <w:r>
+        <w:t>:  [1.0, 1.0, 1.0, 1.0, 2.0, 2.0, 2.0, 1.0, 2.0, 1.0, 1.0, 2.0, 3.0, 2.0, 1.0, 1.0, 3.0, 1.0, 3.0, 3.0, 3.0, 2.0, 3.0, 2.0, 2.0, 2.0, 3.0, 2.0, 3.0, 2.0, 2.0, 2.0, 1.0, 2.0, 1.0, 3.0, 3.0, 2.0, 3.0, 3.0, 3.0, 3.0, 3.0, 2.0, 3.0, 2.0, 3.0, 3.0, 2.0, 2.0, 2.0, 2.0, 2.0, 2.0, 2.0, 3.0, 3.0]</w:t>
       </w:r>
     </w:p>
     <w:p>
@@ -1878,7 +3363,15 @@
     </w:p>
     <w:p>
       <w:r>
-        <w:t>QWK:  0.4186369958275382 F1:  0.5053862726992921 acc:  0.49122807017543857</w:t>
+        <w:t xml:space="preserve">QWK:  0.4186369958275382 F1:  0.5053862726992921 </w:t>
+      </w:r>
+      <w:proofErr w:type="spellStart"/>
+      <w:r>
+        <w:t>acc</w:t>
+      </w:r>
+      <w:proofErr w:type="spellEnd"/>
+      <w:r>
+        <w:t>:  0.49122807017543857</w:t>
       </w:r>
     </w:p>
     <w:p/>
@@ -1899,9 +3392,19 @@
     </w:p>
     <w:p/>
     <w:p>
-      <w:r>
-        <w:t>data_path:  ./dataset/data.json</w:t>
-      </w:r>
+      <w:proofErr w:type="spellStart"/>
+      <w:r>
+        <w:t>data_path</w:t>
+      </w:r>
+      <w:proofErr w:type="spellEnd"/>
+      <w:r>
+        <w:t>:  ./dataset/</w:t>
+      </w:r>
+      <w:proofErr w:type="spellStart"/>
+      <w:r>
+        <w:t>data.json</w:t>
+      </w:r>
+      <w:proofErr w:type="spellEnd"/>
     </w:p>
     <w:p>
       <w:r>
@@ -1914,19 +3417,34 @@
       </w:r>
     </w:p>
     <w:p>
-      <w:r>
-        <w:t>batch_size:  1</w:t>
-      </w:r>
-    </w:p>
-    <w:p>
+      <w:proofErr w:type="spellStart"/>
+      <w:r>
+        <w:t>batch_size</w:t>
+      </w:r>
+      <w:proofErr w:type="spellEnd"/>
+      <w:r>
+        <w:t>:  1</w:t>
+      </w:r>
+    </w:p>
+    <w:p>
+      <w:proofErr w:type="spellStart"/>
       <w:r>
         <w:lastRenderedPageBreak/>
-        <w:t>n_epochs:  15</w:t>
-      </w:r>
-    </w:p>
-    <w:p>
-      <w:r>
-        <w:t>lr:  5e-05</w:t>
+        <w:t>n_epochs</w:t>
+      </w:r>
+      <w:proofErr w:type="spellEnd"/>
+      <w:r>
+        <w:t>:  15</w:t>
+      </w:r>
+    </w:p>
+    <w:p>
+      <w:proofErr w:type="spellStart"/>
+      <w:r>
+        <w:t>lr</w:t>
+      </w:r>
+      <w:proofErr w:type="spellEnd"/>
+      <w:r>
+        <w:t>:  5e-05</w:t>
       </w:r>
     </w:p>
     <w:p>
@@ -1935,8 +3453,13 @@
       </w:r>
     </w:p>
     <w:p>
-      <w:r>
-        <w:t>idx:  2</w:t>
+      <w:proofErr w:type="spellStart"/>
+      <w:r>
+        <w:t>idx</w:t>
+      </w:r>
+      <w:proofErr w:type="spellEnd"/>
+      <w:r>
+        <w:t>:  2</w:t>
       </w:r>
     </w:p>
     <w:p>
@@ -1945,28 +3468,72 @@
       </w:r>
     </w:p>
     <w:p>
-      <w:r>
-        <w:t>outdata_path:  ./dataset_re/LimitationsLimitationsLimitations</w:t>
-      </w:r>
-    </w:p>
-    <w:p>
-      <w:r>
-        <w:t>data_list:  283</w:t>
-      </w:r>
-    </w:p>
-    <w:p>
-      <w:r>
-        <w:t>data_list:  283</w:t>
-      </w:r>
-    </w:p>
-    <w:p>
-      <w:r>
-        <w:t>Train data:  226    train_loader:  226</w:t>
-      </w:r>
-    </w:p>
-    <w:p>
-      <w:r>
-        <w:t>Test data:  57     test_loader:  57</w:t>
+      <w:proofErr w:type="spellStart"/>
+      <w:r>
+        <w:t>outdata_path</w:t>
+      </w:r>
+      <w:proofErr w:type="spellEnd"/>
+      <w:r>
+        <w:t>:  ./</w:t>
+      </w:r>
+      <w:proofErr w:type="spellStart"/>
+      <w:r>
+        <w:t>dataset_re</w:t>
+      </w:r>
+      <w:proofErr w:type="spellEnd"/>
+      <w:r>
+        <w:t>/</w:t>
+      </w:r>
+      <w:proofErr w:type="spellStart"/>
+      <w:r>
+        <w:t>LimitationsLimitationsLimitations</w:t>
+      </w:r>
+      <w:proofErr w:type="spellEnd"/>
+    </w:p>
+    <w:p>
+      <w:proofErr w:type="spellStart"/>
+      <w:r>
+        <w:t>data_list</w:t>
+      </w:r>
+      <w:proofErr w:type="spellEnd"/>
+      <w:r>
+        <w:t>:  283</w:t>
+      </w:r>
+    </w:p>
+    <w:p>
+      <w:proofErr w:type="spellStart"/>
+      <w:r>
+        <w:t>data_list</w:t>
+      </w:r>
+      <w:proofErr w:type="spellEnd"/>
+      <w:r>
+        <w:t>:  283</w:t>
+      </w:r>
+    </w:p>
+    <w:p>
+      <w:r>
+        <w:t xml:space="preserve">Train data:  226    </w:t>
+      </w:r>
+      <w:proofErr w:type="spellStart"/>
+      <w:r>
+        <w:t>train_loader</w:t>
+      </w:r>
+      <w:proofErr w:type="spellEnd"/>
+      <w:r>
+        <w:t>:  226</w:t>
+      </w:r>
+    </w:p>
+    <w:p>
+      <w:r>
+        <w:t xml:space="preserve">Test data:  57     </w:t>
+      </w:r>
+      <w:proofErr w:type="spellStart"/>
+      <w:r>
+        <w:t>test_loader</w:t>
+      </w:r>
+      <w:proofErr w:type="spellEnd"/>
+      <w:r>
+        <w:t>:  57</w:t>
       </w:r>
     </w:p>
     <w:p>
@@ -1985,13 +3552,23 @@
       </w:r>
     </w:p>
     <w:p>
-      <w:r>
-        <w:t>yes_items:  70</w:t>
-      </w:r>
-    </w:p>
-    <w:p>
-      <w:r>
-        <w:t>no_items:  152</w:t>
+      <w:proofErr w:type="spellStart"/>
+      <w:r>
+        <w:t>yes_items</w:t>
+      </w:r>
+      <w:proofErr w:type="spellEnd"/>
+      <w:r>
+        <w:t>:  70</w:t>
+      </w:r>
+    </w:p>
+    <w:p>
+      <w:proofErr w:type="spellStart"/>
+      <w:r>
+        <w:t>no_items</w:t>
+      </w:r>
+      <w:proofErr w:type="spellEnd"/>
+      <w:r>
+        <w:t>:  152</w:t>
       </w:r>
     </w:p>
     <w:p>
@@ -2000,13 +3577,23 @@
       </w:r>
     </w:p>
     <w:p>
-      <w:r>
-        <w:t>yes_items:  205</w:t>
-      </w:r>
-    </w:p>
-    <w:p>
-      <w:r>
-        <w:t>no_items:  16</w:t>
+      <w:proofErr w:type="spellStart"/>
+      <w:r>
+        <w:t>yes_items</w:t>
+      </w:r>
+      <w:proofErr w:type="spellEnd"/>
+      <w:r>
+        <w:t>:  205</w:t>
+      </w:r>
+    </w:p>
+    <w:p>
+      <w:proofErr w:type="spellStart"/>
+      <w:r>
+        <w:t>no_items</w:t>
+      </w:r>
+      <w:proofErr w:type="spellEnd"/>
+      <w:r>
+        <w:t>:  16</w:t>
       </w:r>
     </w:p>
     <w:p>
@@ -2015,23 +3602,43 @@
       </w:r>
     </w:p>
     <w:p>
-      <w:r>
-        <w:t>yes_items:  218</w:t>
-      </w:r>
-    </w:p>
-    <w:p>
-      <w:r>
-        <w:t>no_items:  3</w:t>
-      </w:r>
-    </w:p>
-    <w:p>
-      <w:r>
-        <w:t>tgt:  [1.0, 1.0, 1.0, 2.0, 1.0, 1.0, 2.0, 2.0, 2.0, 3.0, 1.0, 1.0, 2.0, 1.0, 3.0, 1.0, 1.0, 2.0, 3.0, 3.0, 3.0, 3.0, 1.0, 1.0, 1.0, 1.0, 1.0, 1.0, 3.0, 1.0, 1.0, 1.0, 1.0, 2.0, 2.0, 1.0, 1.0, 3.0, 1.0, 2.0, 3.0, 2.0, 2.0, 2.0, 3.0, 3.0, 1.0, 3.0, 3.0, 3.0, 1.0, 1.0, 2.0, 1.0, 1.0, 3.0, 3.0]</w:t>
-      </w:r>
-    </w:p>
-    <w:p>
-      <w:r>
-        <w:t>prd:  [2.0, 1.0, 1.0, 3.0, 3.0, 1.0, 2.0, 2.0, 3.0, 1.0, 2.0, 1.0, 3.0, 2.0, 3.0, 1.0, 3.0, 1.0, 2.0, 3.0, 1.0, 3.0, 3.0, 1.0, 2.0, 2.0, 2.0, 1.0, 1.0, 2.0, 2.0, 1.0, 2.0, 2.0, 3.0, 3.0, 3.0, 3.0, 3.0, 2.0, 2.0, 3.0, 2.0, 3.0, 3.0, 3.0, 3.0, 3.0, 2.0, 3.0, 3.0, 2.0, 3.0, 3.0, 3.0, 2.0, 3.0]</w:t>
+      <w:proofErr w:type="spellStart"/>
+      <w:r>
+        <w:t>yes_items</w:t>
+      </w:r>
+      <w:proofErr w:type="spellEnd"/>
+      <w:r>
+        <w:t>:  218</w:t>
+      </w:r>
+    </w:p>
+    <w:p>
+      <w:proofErr w:type="spellStart"/>
+      <w:r>
+        <w:t>no_items</w:t>
+      </w:r>
+      <w:proofErr w:type="spellEnd"/>
+      <w:r>
+        <w:t>:  3</w:t>
+      </w:r>
+    </w:p>
+    <w:p>
+      <w:proofErr w:type="spellStart"/>
+      <w:r>
+        <w:t>tgt</w:t>
+      </w:r>
+      <w:proofErr w:type="spellEnd"/>
+      <w:r>
+        <w:t>:  [1.0, 1.0, 1.0, 2.0, 1.0, 1.0, 2.0, 2.0, 2.0, 3.0, 1.0, 1.0, 2.0, 1.0, 3.0, 1.0, 1.0, 2.0, 3.0, 3.0, 3.0, 3.0, 1.0, 1.0, 1.0, 1.0, 1.0, 1.0, 3.0, 1.0, 1.0, 1.0, 1.0, 2.0, 2.0, 1.0, 1.0, 3.0, 1.0, 2.0, 3.0, 2.0, 2.0, 2.0, 3.0, 3.0, 1.0, 3.0, 3.0, 3.0, 1.0, 1.0, 2.0, 1.0, 1.0, 3.0, 3.0]</w:t>
+      </w:r>
+    </w:p>
+    <w:p>
+      <w:proofErr w:type="spellStart"/>
+      <w:r>
+        <w:t>prd</w:t>
+      </w:r>
+      <w:proofErr w:type="spellEnd"/>
+      <w:r>
+        <w:t>:  [2.0, 1.0, 1.0, 3.0, 3.0, 1.0, 2.0, 2.0, 3.0, 1.0, 2.0, 1.0, 3.0, 2.0, 3.0, 1.0, 3.0, 1.0, 2.0, 3.0, 1.0, 3.0, 3.0, 1.0, 2.0, 2.0, 2.0, 1.0, 1.0, 2.0, 2.0, 1.0, 2.0, 2.0, 3.0, 3.0, 3.0, 3.0, 3.0, 2.0, 2.0, 3.0, 2.0, 3.0, 3.0, 3.0, 3.0, 3.0, 2.0, 3.0, 3.0, 2.0, 3.0, 3.0, 3.0, 2.0, 3.0]</w:t>
       </w:r>
     </w:p>
     <w:p>
@@ -2041,18 +3648,36 @@
     </w:p>
     <w:p>
       <w:r>
-        <w:t>QWK:  0.1580838323353293 F1:  0.3880639097744361 acc:  0.38596491228070173</w:t>
-      </w:r>
-    </w:p>
-    <w:p>
+        <w:t xml:space="preserve">QWK:  0.1580838323353293 F1:  0.3880639097744361 </w:t>
+      </w:r>
+      <w:proofErr w:type="spellStart"/>
+      <w:r>
+        <w:t>acc</w:t>
+      </w:r>
+      <w:proofErr w:type="spellEnd"/>
+      <w:r>
+        <w:t>:  0.38596491228070173</w:t>
+      </w:r>
+    </w:p>
+    <w:p>
+      <w:proofErr w:type="spellStart"/>
       <w:r>
         <w:lastRenderedPageBreak/>
-        <w:t>yes_items:  86</w:t>
-      </w:r>
-    </w:p>
-    <w:p>
-      <w:r>
-        <w:t>no_items:  138</w:t>
+        <w:t>yes_items</w:t>
+      </w:r>
+      <w:proofErr w:type="spellEnd"/>
+      <w:r>
+        <w:t>:  86</w:t>
+      </w:r>
+    </w:p>
+    <w:p>
+      <w:proofErr w:type="spellStart"/>
+      <w:r>
+        <w:t>no_items</w:t>
+      </w:r>
+      <w:proofErr w:type="spellEnd"/>
+      <w:r>
+        <w:t>:  138</w:t>
       </w:r>
     </w:p>
     <w:p>
@@ -2077,9 +3702,19 @@
     </w:p>
     <w:p/>
     <w:p>
-      <w:r>
-        <w:t>data_path:  ./dataset/data.json</w:t>
-      </w:r>
+      <w:proofErr w:type="spellStart"/>
+      <w:r>
+        <w:t>data_path</w:t>
+      </w:r>
+      <w:proofErr w:type="spellEnd"/>
+      <w:r>
+        <w:t>:  ./dataset/</w:t>
+      </w:r>
+      <w:proofErr w:type="spellStart"/>
+      <w:r>
+        <w:t>data.json</w:t>
+      </w:r>
+      <w:proofErr w:type="spellEnd"/>
     </w:p>
     <w:p>
       <w:r>
@@ -2092,18 +3727,33 @@
       </w:r>
     </w:p>
     <w:p>
-      <w:r>
-        <w:t>batch_size:  1</w:t>
-      </w:r>
-    </w:p>
-    <w:p>
-      <w:r>
-        <w:t>n_epochs:  15</w:t>
-      </w:r>
-    </w:p>
-    <w:p>
-      <w:r>
-        <w:t>lr:  5e-05</w:t>
+      <w:proofErr w:type="spellStart"/>
+      <w:r>
+        <w:t>batch_size</w:t>
+      </w:r>
+      <w:proofErr w:type="spellEnd"/>
+      <w:r>
+        <w:t>:  1</w:t>
+      </w:r>
+    </w:p>
+    <w:p>
+      <w:proofErr w:type="spellStart"/>
+      <w:r>
+        <w:t>n_epochs</w:t>
+      </w:r>
+      <w:proofErr w:type="spellEnd"/>
+      <w:r>
+        <w:t>:  15</w:t>
+      </w:r>
+    </w:p>
+    <w:p>
+      <w:proofErr w:type="spellStart"/>
+      <w:r>
+        <w:t>lr</w:t>
+      </w:r>
+      <w:proofErr w:type="spellEnd"/>
+      <w:r>
+        <w:t>:  5e-05</w:t>
       </w:r>
     </w:p>
     <w:p>
@@ -2112,8 +3762,13 @@
       </w:r>
     </w:p>
     <w:p>
-      <w:r>
-        <w:t>idx:  3</w:t>
+      <w:proofErr w:type="spellStart"/>
+      <w:r>
+        <w:t>idx</w:t>
+      </w:r>
+      <w:proofErr w:type="spellEnd"/>
+      <w:r>
+        <w:t>:  3</w:t>
       </w:r>
     </w:p>
     <w:p>
@@ -2122,43 +3777,89 @@
       </w:r>
     </w:p>
     <w:p>
-      <w:r>
-        <w:t>outdata_path:  /content/drive/MyDrive/FYP_AI_Scoring/StarQwen/My_Final_Weights/Limitations/Fold_3</w:t>
-      </w:r>
-    </w:p>
-    <w:p>
-      <w:r>
-        <w:t>data_list:  283</w:t>
-      </w:r>
-    </w:p>
-    <w:p>
-      <w:r>
-        <w:t>data_list:  283</w:t>
-      </w:r>
-    </w:p>
-    <w:p>
-      <w:r>
-        <w:t>Train data:  227    train_loader:  227</w:t>
-      </w:r>
-    </w:p>
-    <w:p>
-      <w:r>
-        <w:t>Test data:  56     test_loader:  56</w:t>
-      </w:r>
-    </w:p>
-    <w:p>
-      <w:r>
-        <w:t>config.json: 100% 726/726 [00:00&lt;00:00, 537kB/s]</w:t>
-      </w:r>
-    </w:p>
-    <w:p>
-      <w:r>
-        <w:t>tokenizer_config.json: 100% 9.73k/9.73k [00:00&lt;00:00, 2.50MB/s]</w:t>
-      </w:r>
-    </w:p>
-    <w:p>
-      <w:r>
-        <w:t>vocab.json: 100% 2.78M/2.78M [00:00&lt;00:00, 13.9MB/s]</w:t>
+      <w:proofErr w:type="spellStart"/>
+      <w:r>
+        <w:t>outdata_path</w:t>
+      </w:r>
+      <w:proofErr w:type="spellEnd"/>
+      <w:r>
+        <w:t>:  /content/drive/MyDrive/FYP_AI_Scoring/StarQwen/My_Final_Weights/Limitations/Fold_3</w:t>
+      </w:r>
+    </w:p>
+    <w:p>
+      <w:proofErr w:type="spellStart"/>
+      <w:r>
+        <w:t>data_list</w:t>
+      </w:r>
+      <w:proofErr w:type="spellEnd"/>
+      <w:r>
+        <w:t>:  283</w:t>
+      </w:r>
+    </w:p>
+    <w:p>
+      <w:proofErr w:type="spellStart"/>
+      <w:r>
+        <w:t>data_list</w:t>
+      </w:r>
+      <w:proofErr w:type="spellEnd"/>
+      <w:r>
+        <w:t>:  283</w:t>
+      </w:r>
+    </w:p>
+    <w:p>
+      <w:r>
+        <w:t xml:space="preserve">Train data:  227    </w:t>
+      </w:r>
+      <w:proofErr w:type="spellStart"/>
+      <w:r>
+        <w:t>train_loader</w:t>
+      </w:r>
+      <w:proofErr w:type="spellEnd"/>
+      <w:r>
+        <w:t>:  227</w:t>
+      </w:r>
+    </w:p>
+    <w:p>
+      <w:r>
+        <w:t xml:space="preserve">Test data:  56     </w:t>
+      </w:r>
+      <w:proofErr w:type="spellStart"/>
+      <w:r>
+        <w:t>test_loader</w:t>
+      </w:r>
+      <w:proofErr w:type="spellEnd"/>
+      <w:r>
+        <w:t>:  56</w:t>
+      </w:r>
+    </w:p>
+    <w:p>
+      <w:proofErr w:type="spellStart"/>
+      <w:r>
+        <w:t>config.json</w:t>
+      </w:r>
+      <w:proofErr w:type="spellEnd"/>
+      <w:r>
+        <w:t>: 100% 726/726 [00:00&lt;00:00, 537kB/s]</w:t>
+      </w:r>
+    </w:p>
+    <w:p>
+      <w:proofErr w:type="spellStart"/>
+      <w:r>
+        <w:t>tokenizer_config.json</w:t>
+      </w:r>
+      <w:proofErr w:type="spellEnd"/>
+      <w:r>
+        <w:t>: 100% 9.73k/9.73k [00:00&lt;00:00, 2.50MB/s]</w:t>
+      </w:r>
+    </w:p>
+    <w:p>
+      <w:proofErr w:type="spellStart"/>
+      <w:r>
+        <w:t>vocab.json</w:t>
+      </w:r>
+      <w:proofErr w:type="spellEnd"/>
+      <w:r>
+        <w:t>: 100% 2.78M/2.78M [00:00&lt;00:00, 13.9MB/s]</w:t>
       </w:r>
     </w:p>
     <w:p>
@@ -2167,13 +3868,23 @@
       </w:r>
     </w:p>
     <w:p>
-      <w:r>
-        <w:t>tokenizer.json: 100% 11.4M/11.4M [00:01&lt;00:00, 7.71MB/s]</w:t>
-      </w:r>
-    </w:p>
-    <w:p>
-      <w:r>
-        <w:t>model.safetensors: 100% 1.50G/1.50G [00:10&lt;00:00, 137MB/s]</w:t>
+      <w:proofErr w:type="spellStart"/>
+      <w:r>
+        <w:t>tokenizer.json</w:t>
+      </w:r>
+      <w:proofErr w:type="spellEnd"/>
+      <w:r>
+        <w:t>: 100% 11.4M/11.4M [00:01&lt;00:00, 7.71MB/s]</w:t>
+      </w:r>
+    </w:p>
+    <w:p>
+      <w:proofErr w:type="spellStart"/>
+      <w:r>
+        <w:t>model.safetensors</w:t>
+      </w:r>
+      <w:proofErr w:type="spellEnd"/>
+      <w:r>
+        <w:t>: 100% 1.50G/1.50G [00:10&lt;00:00, 137MB/s]</w:t>
       </w:r>
     </w:p>
     <w:p>
@@ -2183,8 +3894,13 @@
       </w:r>
     </w:p>
     <w:p>
-      <w:r>
-        <w:t>generation_config.json: 100% 239/239 [00:00&lt;00:00, 1.07MB/s]</w:t>
+      <w:proofErr w:type="spellStart"/>
+      <w:r>
+        <w:t>generation_config.json</w:t>
+      </w:r>
+      <w:proofErr w:type="spellEnd"/>
+      <w:r>
+        <w:t>: 100% 239/239 [00:00&lt;00:00, 1.07MB/s]</w:t>
       </w:r>
     </w:p>
     <w:p>
@@ -2199,13 +3915,23 @@
     </w:p>
     <w:p/>
     <w:p>
-      <w:r>
-        <w:t>yes_items:  70</w:t>
-      </w:r>
-    </w:p>
-    <w:p>
-      <w:r>
-        <w:t>no_items:  157</w:t>
+      <w:proofErr w:type="spellStart"/>
+      <w:r>
+        <w:t>yes_items</w:t>
+      </w:r>
+      <w:proofErr w:type="spellEnd"/>
+      <w:r>
+        <w:t>:  70</w:t>
+      </w:r>
+    </w:p>
+    <w:p>
+      <w:proofErr w:type="spellStart"/>
+      <w:r>
+        <w:t>no_items</w:t>
+      </w:r>
+      <w:proofErr w:type="spellEnd"/>
+      <w:r>
+        <w:t>:  157</w:t>
       </w:r>
     </w:p>
     <w:p>
@@ -2214,13 +3940,23 @@
       </w:r>
     </w:p>
     <w:p>
-      <w:r>
-        <w:t>yes_items:  211</w:t>
-      </w:r>
-    </w:p>
-    <w:p>
-      <w:r>
-        <w:t>no_items:  15</w:t>
+      <w:proofErr w:type="spellStart"/>
+      <w:r>
+        <w:t>yes_items</w:t>
+      </w:r>
+      <w:proofErr w:type="spellEnd"/>
+      <w:r>
+        <w:t>:  211</w:t>
+      </w:r>
+    </w:p>
+    <w:p>
+      <w:proofErr w:type="spellStart"/>
+      <w:r>
+        <w:t>no_items</w:t>
+      </w:r>
+      <w:proofErr w:type="spellEnd"/>
+      <w:r>
+        <w:t>:  15</w:t>
       </w:r>
     </w:p>
     <w:p>
@@ -2229,23 +3965,43 @@
       </w:r>
     </w:p>
     <w:p>
-      <w:r>
-        <w:t>yes_items:  223</w:t>
-      </w:r>
-    </w:p>
-    <w:p>
-      <w:r>
-        <w:t>no_items:  3</w:t>
-      </w:r>
-    </w:p>
-    <w:p>
-      <w:r>
-        <w:t>tgt:  [1.0, 1.0, 1.0, 1.0, 2.0, 1.0, 2.0, 2.0, 1.0, 2.0, 1.0, 1.0, 1.0, 3.0, 1.0, 3.0, 3.0, 3.0, 1.0, 2.0, 1.0, 3.0, 3.0, 3.0, 2.0, 1.0, 1.0, 2.0, 1.0, 1.0, 2.0, 1.0, 3.0, 1.0, 1.0, 1.0, 2.0, 1.0, 1.0, 3.0, 3.0, 1.0, 1.0, 2.0, 3.0, 2.0, 2.0, 3.0, 3.0, 2.0, 2.0, 3.0, 3.0, 1.0, 2.0, 3.0]</w:t>
-      </w:r>
-    </w:p>
-    <w:p>
-      <w:r>
-        <w:t>prd:  [3.0, 3.0, 1.0, 3.0, 2.0, 3.0, 3.0, 2.0, 3.0, 3.0, 3.0, 3.0, 3.0, 1.0, 1.0, 3.0, 1.0, 3.0, 3.0, 2.0, 3.0, 3.0, 3.0, 3.0, 1.0, 3.0, 1.0, 1.0, 2.0, 1.0, 3.0, 2.0, 2.0, 2.0, 3.0, 1.0, 2.0, 3.0, 3.0, 3.0, 3.0, 3.0, 3.0, 3.0, 3.0, 3.0, 3.0, 3.0, 3.0, 3.0, 3.0, 3.0, 3.0, 3.0, 3.0, 3.0]</w:t>
+      <w:proofErr w:type="spellStart"/>
+      <w:r>
+        <w:t>yes_items</w:t>
+      </w:r>
+      <w:proofErr w:type="spellEnd"/>
+      <w:r>
+        <w:t>:  223</w:t>
+      </w:r>
+    </w:p>
+    <w:p>
+      <w:proofErr w:type="spellStart"/>
+      <w:r>
+        <w:t>no_items</w:t>
+      </w:r>
+      <w:proofErr w:type="spellEnd"/>
+      <w:r>
+        <w:t>:  3</w:t>
+      </w:r>
+    </w:p>
+    <w:p>
+      <w:proofErr w:type="spellStart"/>
+      <w:r>
+        <w:t>tgt</w:t>
+      </w:r>
+      <w:proofErr w:type="spellEnd"/>
+      <w:r>
+        <w:t>:  [1.0, 1.0, 1.0, 1.0, 2.0, 1.0, 2.0, 2.0, 1.0, 2.0, 1.0, 1.0, 1.0, 3.0, 1.0, 3.0, 3.0, 3.0, 1.0, 2.0, 1.0, 3.0, 3.0, 3.0, 2.0, 1.0, 1.0, 2.0, 1.0, 1.0, 2.0, 1.0, 3.0, 1.0, 1.0, 1.0, 2.0, 1.0, 1.0, 3.0, 3.0, 1.0, 1.0, 2.0, 3.0, 2.0, 2.0, 3.0, 3.0, 2.0, 2.0, 3.0, 3.0, 1.0, 2.0, 3.0]</w:t>
+      </w:r>
+    </w:p>
+    <w:p>
+      <w:proofErr w:type="spellStart"/>
+      <w:r>
+        <w:t>prd</w:t>
+      </w:r>
+      <w:proofErr w:type="spellEnd"/>
+      <w:r>
+        <w:t>:  [3.0, 3.0, 1.0, 3.0, 2.0, 3.0, 3.0, 2.0, 3.0, 3.0, 3.0, 3.0, 3.0, 1.0, 1.0, 3.0, 1.0, 3.0, 3.0, 2.0, 3.0, 3.0, 3.0, 3.0, 1.0, 3.0, 1.0, 1.0, 2.0, 1.0, 3.0, 2.0, 2.0, 2.0, 3.0, 1.0, 2.0, 3.0, 3.0, 3.0, 3.0, 3.0, 3.0, 3.0, 3.0, 3.0, 3.0, 3.0, 3.0, 3.0, 3.0, 3.0, 3.0, 3.0, 3.0, 3.0]</w:t>
       </w:r>
     </w:p>
     <w:p>
@@ -2255,18 +4011,36 @@
     </w:p>
     <w:p>
       <w:r>
-        <w:t>QWK:  0.07748008689355534 F1:  0.35953515793669244 acc:  0.39285714285714285</w:t>
+        <w:t xml:space="preserve">QWK:  0.07748008689355534 F1:  0.35953515793669244 </w:t>
+      </w:r>
+      <w:proofErr w:type="spellStart"/>
+      <w:r>
+        <w:t>acc</w:t>
+      </w:r>
+      <w:proofErr w:type="spellEnd"/>
+      <w:r>
+        <w:t>:  0.39285714285714285</w:t>
       </w:r>
     </w:p>
     <w:p/>
     <w:p>
-      <w:r>
-        <w:t>yes_items:  75</w:t>
-      </w:r>
-    </w:p>
-    <w:p>
-      <w:r>
-        <w:t>no_items:  152</w:t>
+      <w:proofErr w:type="spellStart"/>
+      <w:r>
+        <w:t>yes_items</w:t>
+      </w:r>
+      <w:proofErr w:type="spellEnd"/>
+      <w:r>
+        <w:t>:  75</w:t>
+      </w:r>
+    </w:p>
+    <w:p>
+      <w:proofErr w:type="spellStart"/>
+      <w:r>
+        <w:t>no_items</w:t>
+      </w:r>
+      <w:proofErr w:type="spellEnd"/>
+      <w:r>
+        <w:t>:  152</w:t>
       </w:r>
     </w:p>
     <w:p>
@@ -2275,24 +4049,44 @@
       </w:r>
     </w:p>
     <w:p>
-      <w:r>
-        <w:t>yes_items:  226</w:t>
-      </w:r>
-    </w:p>
-    <w:p>
-      <w:r>
-        <w:t>no_items:  1</w:t>
-      </w:r>
-    </w:p>
-    <w:p>
-      <w:r>
-        <w:t>tgt:  [1.0, 1.0, 1.0, 1.0, 2.0, 1.0, 2.0, 2.0, 1.0, 2.0, 1.0, 1.0, 1.0, 3.0, 1.0, 3.0, 3.0, 3.0, 1.0, 2.0, 1.0, 3.0, 3.0, 3.0, 2.0, 1.0, 1.0, 2.0, 1.0, 1.0, 2.0, 1.0, 3.0, 1.0, 1.0, 1.0, 2.0, 1.0, 1.0, 3.0, 3.0, 1.0, 1.0, 2.0, 3.0, 2.0, 2.0, 3.0, 3.0, 2.0, 2.0, 3.0, 3.0, 1.0, 2.0, 3.0]</w:t>
-      </w:r>
-    </w:p>
-    <w:p>
+      <w:proofErr w:type="spellStart"/>
+      <w:r>
+        <w:t>yes_items</w:t>
+      </w:r>
+      <w:proofErr w:type="spellEnd"/>
+      <w:r>
+        <w:t>:  226</w:t>
+      </w:r>
+    </w:p>
+    <w:p>
+      <w:proofErr w:type="spellStart"/>
+      <w:r>
+        <w:t>no_items</w:t>
+      </w:r>
+      <w:proofErr w:type="spellEnd"/>
+      <w:r>
+        <w:t>:  1</w:t>
+      </w:r>
+    </w:p>
+    <w:p>
+      <w:proofErr w:type="spellStart"/>
+      <w:r>
+        <w:t>tgt</w:t>
+      </w:r>
+      <w:proofErr w:type="spellEnd"/>
+      <w:r>
+        <w:t>:  [1.0, 1.0, 1.0, 1.0, 2.0, 1.0, 2.0, 2.0, 1.0, 2.0, 1.0, 1.0, 1.0, 3.0, 1.0, 3.0, 3.0, 3.0, 1.0, 2.0, 1.0, 3.0, 3.0, 3.0, 2.0, 1.0, 1.0, 2.0, 1.0, 1.0, 2.0, 1.0, 3.0, 1.0, 1.0, 1.0, 2.0, 1.0, 1.0, 3.0, 3.0, 1.0, 1.0, 2.0, 3.0, 2.0, 2.0, 3.0, 3.0, 2.0, 2.0, 3.0, 3.0, 1.0, 2.0, 3.0]</w:t>
+      </w:r>
+    </w:p>
+    <w:p>
+      <w:proofErr w:type="spellStart"/>
       <w:r>
         <w:lastRenderedPageBreak/>
-        <w:t>prd:  [1.0, 1.0, 1.0, 1.0, 1.0, 1.0, 1.0, 1.0, 1.0, 3.0, 1.0, 2.0, 1.0, 1.0, 1.0, 2.0, 2.0, 2.0, 1.0, 1.0, 3.0, 2.0, 1.0, 1.0, 1.0, 1.0, 1.0, 1.0, 1.0, 1.0, 1.0, 1.0, 3.0, 1.0, 1.0, 3.0, 1.0, 2.0, 1.0, 1.0, 3.0, 2.0, 1.0, 1.0, 3.0, 1.0, 3.0, 3.0, 1.0, 1.0, 1.0, 1.0, 3.0, 3.0, 3.0, 1.0]</w:t>
+        <w:t>prd</w:t>
+      </w:r>
+      <w:proofErr w:type="spellEnd"/>
+      <w:r>
+        <w:t>:  [1.0, 1.0, 1.0, 1.0, 1.0, 1.0, 1.0, 1.0, 1.0, 3.0, 1.0, 2.0, 1.0, 1.0, 1.0, 2.0, 2.0, 2.0, 1.0, 1.0, 3.0, 2.0, 1.0, 1.0, 1.0, 1.0, 1.0, 1.0, 1.0, 1.0, 1.0, 1.0, 3.0, 1.0, 1.0, 3.0, 1.0, 2.0, 1.0, 1.0, 3.0, 2.0, 1.0, 1.0, 3.0, 1.0, 3.0, 3.0, 1.0, 1.0, 1.0, 1.0, 3.0, 3.0, 3.0, 1.0]</w:t>
       </w:r>
     </w:p>
     <w:p>
@@ -2302,18 +4096,36 @@
     </w:p>
     <w:p>
       <w:r>
-        <w:t>QWK:  0.23759332454984639 F1:  0.3750944822373394 acc:  0.42857142857142855</w:t>
+        <w:t xml:space="preserve">QWK:  0.23759332454984639 F1:  0.3750944822373394 </w:t>
+      </w:r>
+      <w:proofErr w:type="spellStart"/>
+      <w:r>
+        <w:t>acc</w:t>
+      </w:r>
+      <w:proofErr w:type="spellEnd"/>
+      <w:r>
+        <w:t>:  0.42857142857142855</w:t>
       </w:r>
     </w:p>
     <w:p/>
     <w:p>
-      <w:r>
-        <w:t>yes_items:  106</w:t>
-      </w:r>
-    </w:p>
-    <w:p>
-      <w:r>
-        <w:t>no_items:  121</w:t>
+      <w:proofErr w:type="spellStart"/>
+      <w:r>
+        <w:t>yes_items</w:t>
+      </w:r>
+      <w:proofErr w:type="spellEnd"/>
+      <w:r>
+        <w:t>:  106</w:t>
+      </w:r>
+    </w:p>
+    <w:p>
+      <w:proofErr w:type="spellStart"/>
+      <w:r>
+        <w:t>no_items</w:t>
+      </w:r>
+      <w:proofErr w:type="spellEnd"/>
+      <w:r>
+        <w:t>:  121</w:t>
       </w:r>
     </w:p>
     <w:p>
@@ -2322,23 +4134,43 @@
       </w:r>
     </w:p>
     <w:p>
-      <w:r>
-        <w:t>yes_items:  224</w:t>
-      </w:r>
-    </w:p>
-    <w:p>
-      <w:r>
-        <w:t>no_items:  3</w:t>
-      </w:r>
-    </w:p>
-    <w:p>
-      <w:r>
-        <w:t>tgt:  [1.0, 1.0, 1.0, 1.0, 2.0, 1.0, 2.0, 2.0, 1.0, 2.0, 1.0, 1.0, 1.0, 3.0, 1.0, 3.0, 3.0, 3.0, 1.0, 2.0, 1.0, 3.0, 3.0, 3.0, 2.0, 1.0, 1.0, 2.0, 1.0, 1.0, 2.0, 1.0, 3.0, 1.0, 1.0, 1.0, 2.0, 1.0, 1.0, 3.0, 3.0, 1.0, 1.0, 2.0, 3.0, 2.0, 2.0, 3.0, 3.0, 2.0, 2.0, 3.0, 3.0, 1.0, 2.0, 3.0]</w:t>
-      </w:r>
-    </w:p>
-    <w:p>
-      <w:r>
-        <w:t>prd:  [2.0, 1.0, 1.0, 1.0, 2.0, 1.0, 1.0, 1.0, 1.0, 1.0, 1.0, 1.0, 2.0, 1.0, 1.0, 1.0, 2.0, 2.0, 1.0, 1.0, 1.0, 1.0, 1.0, 3.0, 1.0, 2.0, 1.0, 1.0, 1.0, 1.0, 1.0, 1.0, 1.0, 1.0, 2.0, 1.0, 2.0, 1.0, 1.0, 3.0, 3.0, 1.0, 3.0, 1.0, 1.0, 2.0, 1.0, 3.0, 1.0, 1.0, 1.0, 1.0, 1.0, 1.0, 1.0, 2.0]</w:t>
+      <w:proofErr w:type="spellStart"/>
+      <w:r>
+        <w:t>yes_items</w:t>
+      </w:r>
+      <w:proofErr w:type="spellEnd"/>
+      <w:r>
+        <w:t>:  224</w:t>
+      </w:r>
+    </w:p>
+    <w:p>
+      <w:proofErr w:type="spellStart"/>
+      <w:r>
+        <w:t>no_items</w:t>
+      </w:r>
+      <w:proofErr w:type="spellEnd"/>
+      <w:r>
+        <w:t>:  3</w:t>
+      </w:r>
+    </w:p>
+    <w:p>
+      <w:proofErr w:type="spellStart"/>
+      <w:r>
+        <w:t>tgt</w:t>
+      </w:r>
+      <w:proofErr w:type="spellEnd"/>
+      <w:r>
+        <w:t>:  [1.0, 1.0, 1.0, 1.0, 2.0, 1.0, 2.0, 2.0, 1.0, 2.0, 1.0, 1.0, 1.0, 3.0, 1.0, 3.0, 3.0, 3.0, 1.0, 2.0, 1.0, 3.0, 3.0, 3.0, 2.0, 1.0, 1.0, 2.0, 1.0, 1.0, 2.0, 1.0, 3.0, 1.0, 1.0, 1.0, 2.0, 1.0, 1.0, 3.0, 3.0, 1.0, 1.0, 2.0, 3.0, 2.0, 2.0, 3.0, 3.0, 2.0, 2.0, 3.0, 3.0, 1.0, 2.0, 3.0]</w:t>
+      </w:r>
+    </w:p>
+    <w:p>
+      <w:proofErr w:type="spellStart"/>
+      <w:r>
+        <w:t>prd</w:t>
+      </w:r>
+      <w:proofErr w:type="spellEnd"/>
+      <w:r>
+        <w:t>:  [2.0, 1.0, 1.0, 1.0, 2.0, 1.0, 1.0, 1.0, 1.0, 1.0, 1.0, 1.0, 2.0, 1.0, 1.0, 1.0, 2.0, 2.0, 1.0, 1.0, 1.0, 1.0, 1.0, 3.0, 1.0, 2.0, 1.0, 1.0, 1.0, 1.0, 1.0, 1.0, 1.0, 1.0, 2.0, 1.0, 2.0, 1.0, 1.0, 3.0, 3.0, 1.0, 3.0, 1.0, 1.0, 2.0, 1.0, 3.0, 1.0, 1.0, 1.0, 1.0, 1.0, 1.0, 1.0, 2.0]</w:t>
       </w:r>
     </w:p>
     <w:p>
@@ -2348,18 +4180,36 @@
     </w:p>
     <w:p>
       <w:r>
-        <w:t>QWK:  0.21780303030303028 F1:  0.4436920222634508 acc:  0.48214285714285715</w:t>
+        <w:t xml:space="preserve">QWK:  0.21780303030303028 F1:  0.4436920222634508 </w:t>
+      </w:r>
+      <w:proofErr w:type="spellStart"/>
+      <w:r>
+        <w:t>acc</w:t>
+      </w:r>
+      <w:proofErr w:type="spellEnd"/>
+      <w:r>
+        <w:t>:  0.48214285714285715</w:t>
       </w:r>
     </w:p>
     <w:p/>
     <w:p>
-      <w:r>
-        <w:t>yes_items:  98</w:t>
-      </w:r>
-    </w:p>
-    <w:p>
-      <w:r>
-        <w:t>no_items:  129</w:t>
+      <w:proofErr w:type="spellStart"/>
+      <w:r>
+        <w:t>yes_items</w:t>
+      </w:r>
+      <w:proofErr w:type="spellEnd"/>
+      <w:r>
+        <w:t>:  98</w:t>
+      </w:r>
+    </w:p>
+    <w:p>
+      <w:proofErr w:type="spellStart"/>
+      <w:r>
+        <w:t>no_items</w:t>
+      </w:r>
+      <w:proofErr w:type="spellEnd"/>
+      <w:r>
+        <w:t>:  129</w:t>
       </w:r>
     </w:p>
     <w:p>
@@ -2368,23 +4218,43 @@
       </w:r>
     </w:p>
     <w:p>
-      <w:r>
-        <w:t>yes_items:  224</w:t>
-      </w:r>
-    </w:p>
-    <w:p>
-      <w:r>
-        <w:t>no_items:  3</w:t>
-      </w:r>
-    </w:p>
-    <w:p>
-      <w:r>
-        <w:t>tgt:  [1.0, 1.0, 1.0, 1.0, 2.0, 1.0, 2.0, 2.0, 1.0, 2.0, 1.0, 1.0, 1.0, 3.0, 1.0, 3.0, 3.0, 3.0, 1.0, 2.0, 1.0, 3.0, 3.0, 3.0, 2.0, 1.0, 1.0, 2.0, 1.0, 1.0, 2.0, 1.0, 3.0, 1.0, 1.0, 1.0, 2.0, 1.0, 1.0, 3.0, 3.0, 1.0, 1.0, 2.0, 3.0, 2.0, 2.0, 3.0, 3.0, 2.0, 2.0, 3.0, 3.0, 1.0, 2.0, 3.0]</w:t>
-      </w:r>
-    </w:p>
-    <w:p>
-      <w:r>
-        <w:t>prd:  [1.0, 1.0, 1.0, 3.0, 1.0, 1.0, 1.0, 1.0, 1.0, 1.0, 1.0, 1.0, 1.0, 1.0, 1.0, 1.0, 1.0, 1.0, 1.0, 1.0, 1.0, 2.0, 1.0, 3.0, 1.0, 1.0, 1.0, 1.0, 1.0, 1.0, 1.0, 1.0, 1.0, 1.0, 1.0, 1.0, 1.0, 2.0, 1.0, 1.0, 1.0, 1.0, 1.0, 3.0, 1.0, 1.0, 1.0, 1.0, 3.0, 1.0, 1.0, 1.0, 1.0, 1.0, 1.0, 1.0]</w:t>
+      <w:proofErr w:type="spellStart"/>
+      <w:r>
+        <w:t>yes_items</w:t>
+      </w:r>
+      <w:proofErr w:type="spellEnd"/>
+      <w:r>
+        <w:t>:  224</w:t>
+      </w:r>
+    </w:p>
+    <w:p>
+      <w:proofErr w:type="spellStart"/>
+      <w:r>
+        <w:t>no_items</w:t>
+      </w:r>
+      <w:proofErr w:type="spellEnd"/>
+      <w:r>
+        <w:t>:  3</w:t>
+      </w:r>
+    </w:p>
+    <w:p>
+      <w:proofErr w:type="spellStart"/>
+      <w:r>
+        <w:t>tgt</w:t>
+      </w:r>
+      <w:proofErr w:type="spellEnd"/>
+      <w:r>
+        <w:t>:  [1.0, 1.0, 1.0, 1.0, 2.0, 1.0, 2.0, 2.0, 1.0, 2.0, 1.0, 1.0, 1.0, 3.0, 1.0, 3.0, 3.0, 3.0, 1.0, 2.0, 1.0, 3.0, 3.0, 3.0, 2.0, 1.0, 1.0, 2.0, 1.0, 1.0, 2.0, 1.0, 3.0, 1.0, 1.0, 1.0, 2.0, 1.0, 1.0, 3.0, 3.0, 1.0, 1.0, 2.0, 3.0, 2.0, 2.0, 3.0, 3.0, 2.0, 2.0, 3.0, 3.0, 1.0, 2.0, 3.0]</w:t>
+      </w:r>
+    </w:p>
+    <w:p>
+      <w:proofErr w:type="spellStart"/>
+      <w:r>
+        <w:t>prd</w:t>
+      </w:r>
+      <w:proofErr w:type="spellEnd"/>
+      <w:r>
+        <w:t>:  [1.0, 1.0, 1.0, 3.0, 1.0, 1.0, 1.0, 1.0, 1.0, 1.0, 1.0, 1.0, 1.0, 1.0, 1.0, 1.0, 1.0, 1.0, 1.0, 1.0, 1.0, 2.0, 1.0, 3.0, 1.0, 1.0, 1.0, 1.0, 1.0, 1.0, 1.0, 1.0, 1.0, 1.0, 1.0, 1.0, 1.0, 2.0, 1.0, 1.0, 1.0, 1.0, 1.0, 3.0, 1.0, 1.0, 1.0, 1.0, 3.0, 1.0, 1.0, 1.0, 1.0, 1.0, 1.0, 1.0]</w:t>
       </w:r>
     </w:p>
     <w:p>
@@ -2395,18 +4265,36 @@
     </w:p>
     <w:p>
       <w:r>
-        <w:t>QWK:  0.0899376669634907 F1:  0.33095238095238094 acc:  0.44642857142857145</w:t>
+        <w:t xml:space="preserve">QWK:  0.0899376669634907 F1:  0.33095238095238094 </w:t>
+      </w:r>
+      <w:proofErr w:type="spellStart"/>
+      <w:r>
+        <w:t>acc</w:t>
+      </w:r>
+      <w:proofErr w:type="spellEnd"/>
+      <w:r>
+        <w:t>:  0.44642857142857145</w:t>
       </w:r>
     </w:p>
     <w:p/>
     <w:p>
-      <w:r>
-        <w:t>yes_items:  111</w:t>
-      </w:r>
-    </w:p>
-    <w:p>
-      <w:r>
-        <w:t>no_items:  116</w:t>
+      <w:proofErr w:type="spellStart"/>
+      <w:r>
+        <w:t>yes_items</w:t>
+      </w:r>
+      <w:proofErr w:type="spellEnd"/>
+      <w:r>
+        <w:t>:  111</w:t>
+      </w:r>
+    </w:p>
+    <w:p>
+      <w:proofErr w:type="spellStart"/>
+      <w:r>
+        <w:t>no_items</w:t>
+      </w:r>
+      <w:proofErr w:type="spellEnd"/>
+      <w:r>
+        <w:t>:  116</w:t>
       </w:r>
     </w:p>
     <w:p>
@@ -2415,23 +4303,43 @@
       </w:r>
     </w:p>
     <w:p>
-      <w:r>
-        <w:t>yes_items:  220</w:t>
-      </w:r>
-    </w:p>
-    <w:p>
-      <w:r>
-        <w:t>no_items:  7</w:t>
-      </w:r>
-    </w:p>
-    <w:p>
-      <w:r>
-        <w:t>tgt:  [1.0, 1.0, 1.0, 1.0, 2.0, 1.0, 2.0, 2.0, 1.0, 2.0, 1.0, 1.0, 1.0, 3.0, 1.0, 3.0, 3.0, 3.0, 1.0, 2.0, 1.0, 3.0, 3.0, 3.0, 2.0, 1.0, 1.0, 2.0, 1.0, 1.0, 2.0, 1.0, 3.0, 1.0, 1.0, 1.0, 2.0, 1.0, 1.0, 3.0, 3.0, 1.0, 1.0, 2.0, 3.0, 2.0, 2.0, 3.0, 3.0, 2.0, 2.0, 3.0, 3.0, 1.0, 2.0, 3.0]</w:t>
-      </w:r>
-    </w:p>
-    <w:p>
-      <w:r>
-        <w:t>prd:  [1.0, 1.0, 1.0, 1.0, 1.0, 2.0, 1.0, 2.0, 1.0, 2.0, 1.0, 1.0, 1.0, 1.0, 1.0, 1.0, 1.0, 2.0, 1.0, 1.0, 2.0, 3.0, 3.0, 1.0, 1.0, 1.0, 1.0, 2.0, 1.0, 1.0, 1.0, 1.0, 1.0, 1.0, 1.0, 1.0, 1.0, 1.0, 3.0, 1.0, 3.0, 1.0, 1.0, 2.0, 3.0, 3.0, 2.0, 2.0, 3.0, 1.0, 1.0, 3.0, 1.0, 3.0, 1.0, 3.0]</w:t>
+      <w:proofErr w:type="spellStart"/>
+      <w:r>
+        <w:t>yes_items</w:t>
+      </w:r>
+      <w:proofErr w:type="spellEnd"/>
+      <w:r>
+        <w:t>:  220</w:t>
+      </w:r>
+    </w:p>
+    <w:p>
+      <w:proofErr w:type="spellStart"/>
+      <w:r>
+        <w:t>no_items</w:t>
+      </w:r>
+      <w:proofErr w:type="spellEnd"/>
+      <w:r>
+        <w:t>:  7</w:t>
+      </w:r>
+    </w:p>
+    <w:p>
+      <w:proofErr w:type="spellStart"/>
+      <w:r>
+        <w:t>tgt</w:t>
+      </w:r>
+      <w:proofErr w:type="spellEnd"/>
+      <w:r>
+        <w:t>:  [1.0, 1.0, 1.0, 1.0, 2.0, 1.0, 2.0, 2.0, 1.0, 2.0, 1.0, 1.0, 1.0, 3.0, 1.0, 3.0, 3.0, 3.0, 1.0, 2.0, 1.0, 3.0, 3.0, 3.0, 2.0, 1.0, 1.0, 2.0, 1.0, 1.0, 2.0, 1.0, 3.0, 1.0, 1.0, 1.0, 2.0, 1.0, 1.0, 3.0, 3.0, 1.0, 1.0, 2.0, 3.0, 2.0, 2.0, 3.0, 3.0, 2.0, 2.0, 3.0, 3.0, 1.0, 2.0, 3.0]</w:t>
+      </w:r>
+    </w:p>
+    <w:p>
+      <w:proofErr w:type="spellStart"/>
+      <w:r>
+        <w:t>prd</w:t>
+      </w:r>
+      <w:proofErr w:type="spellEnd"/>
+      <w:r>
+        <w:t>:  [1.0, 1.0, 1.0, 1.0, 1.0, 2.0, 1.0, 2.0, 1.0, 2.0, 1.0, 1.0, 1.0, 1.0, 1.0, 1.0, 1.0, 2.0, 1.0, 1.0, 2.0, 3.0, 3.0, 1.0, 1.0, 1.0, 1.0, 2.0, 1.0, 1.0, 1.0, 1.0, 1.0, 1.0, 1.0, 1.0, 1.0, 1.0, 3.0, 1.0, 3.0, 1.0, 1.0, 2.0, 3.0, 3.0, 2.0, 2.0, 3.0, 1.0, 1.0, 3.0, 1.0, 3.0, 1.0, 3.0]</w:t>
       </w:r>
     </w:p>
     <w:p>
@@ -2441,18 +4349,36 @@
     </w:p>
     <w:p>
       <w:r>
-        <w:t>QWK:  0.3696533093201261 F1:  0.5678726515420064 acc:  0.5892857142857143</w:t>
+        <w:t xml:space="preserve">QWK:  0.3696533093201261 F1:  0.5678726515420064 </w:t>
+      </w:r>
+      <w:proofErr w:type="spellStart"/>
+      <w:r>
+        <w:t>acc</w:t>
+      </w:r>
+      <w:proofErr w:type="spellEnd"/>
+      <w:r>
+        <w:t>:  0.5892857142857143</w:t>
       </w:r>
     </w:p>
     <w:p/>
     <w:p>
-      <w:r>
-        <w:t>yes_items:  121</w:t>
-      </w:r>
-    </w:p>
-    <w:p>
-      <w:r>
-        <w:t>no_items:  106</w:t>
+      <w:proofErr w:type="spellStart"/>
+      <w:r>
+        <w:t>yes_items</w:t>
+      </w:r>
+      <w:proofErr w:type="spellEnd"/>
+      <w:r>
+        <w:t>:  121</w:t>
+      </w:r>
+    </w:p>
+    <w:p>
+      <w:proofErr w:type="spellStart"/>
+      <w:r>
+        <w:t>no_items</w:t>
+      </w:r>
+      <w:proofErr w:type="spellEnd"/>
+      <w:r>
+        <w:t>:  106</w:t>
       </w:r>
     </w:p>
     <w:p>
@@ -2461,23 +4387,43 @@
       </w:r>
     </w:p>
     <w:p>
-      <w:r>
-        <w:t>yes_items:  217</w:t>
-      </w:r>
-    </w:p>
-    <w:p>
-      <w:r>
-        <w:t>no_items:  10</w:t>
-      </w:r>
-    </w:p>
-    <w:p>
-      <w:r>
-        <w:t>tgt:  [1.0, 1.0, 1.0, 1.0, 2.0, 1.0, 2.0, 2.0, 1.0, 2.0, 1.0, 1.0, 1.0, 3.0, 1.0, 3.0, 3.0, 3.0, 1.0, 2.0, 1.0, 3.0, 3.0, 3.0, 2.0, 1.0, 1.0, 2.0, 1.0, 1.0, 2.0, 1.0, 3.0, 1.0, 1.0, 1.0, 2.0, 1.0, 1.0, 3.0, 3.0, 1.0, 1.0, 2.0, 3.0, 2.0, 2.0, 3.0, 3.0, 2.0, 2.0, 3.0, 3.0, 1.0, 2.0, 3.0]</w:t>
-      </w:r>
-    </w:p>
-    <w:p>
-      <w:r>
-        <w:t>prd:  [1.0, 1.0, 1.0, 1.0, 1.0, 2.0, 1.0, 1.0, 1.0, 3.0, 1.0, 1.0, 1.0, 1.0, 1.0, 1.0, 1.0, 3.0, 1.0, 1.0, 1.0, 3.0, 3.0, 3.0, 1.0, 1.0, 1.0, 1.0, 3.0, 1.0, 3.0, 1.0, 1.0, 1.0, 1.0, 1.0, 3.0, 2.0, 1.0, 3.0, 3.0, 1.0, 1.0, 1.0, 3.0, 1.0, 3.0, 2.0, 3.0, 3.0, 3.0, 3.0, 3.0, 1.0, 2.0, 3.0]</w:t>
+      <w:proofErr w:type="spellStart"/>
+      <w:r>
+        <w:t>yes_items</w:t>
+      </w:r>
+      <w:proofErr w:type="spellEnd"/>
+      <w:r>
+        <w:t>:  217</w:t>
+      </w:r>
+    </w:p>
+    <w:p>
+      <w:proofErr w:type="spellStart"/>
+      <w:r>
+        <w:t>no_items</w:t>
+      </w:r>
+      <w:proofErr w:type="spellEnd"/>
+      <w:r>
+        <w:t>:  10</w:t>
+      </w:r>
+    </w:p>
+    <w:p>
+      <w:proofErr w:type="spellStart"/>
+      <w:r>
+        <w:t>tgt</w:t>
+      </w:r>
+      <w:proofErr w:type="spellEnd"/>
+      <w:r>
+        <w:t>:  [1.0, 1.0, 1.0, 1.0, 2.0, 1.0, 2.0, 2.0, 1.0, 2.0, 1.0, 1.0, 1.0, 3.0, 1.0, 3.0, 3.0, 3.0, 1.0, 2.0, 1.0, 3.0, 3.0, 3.0, 2.0, 1.0, 1.0, 2.0, 1.0, 1.0, 2.0, 1.0, 3.0, 1.0, 1.0, 1.0, 2.0, 1.0, 1.0, 3.0, 3.0, 1.0, 1.0, 2.0, 3.0, 2.0, 2.0, 3.0, 3.0, 2.0, 2.0, 3.0, 3.0, 1.0, 2.0, 3.0]</w:t>
+      </w:r>
+    </w:p>
+    <w:p>
+      <w:proofErr w:type="spellStart"/>
+      <w:r>
+        <w:t>prd</w:t>
+      </w:r>
+      <w:proofErr w:type="spellEnd"/>
+      <w:r>
+        <w:t>:  [1.0, 1.0, 1.0, 1.0, 1.0, 2.0, 1.0, 1.0, 1.0, 3.0, 1.0, 1.0, 1.0, 1.0, 1.0, 1.0, 1.0, 3.0, 1.0, 1.0, 1.0, 3.0, 3.0, 3.0, 1.0, 1.0, 1.0, 1.0, 3.0, 1.0, 3.0, 1.0, 1.0, 1.0, 1.0, 1.0, 3.0, 2.0, 1.0, 3.0, 3.0, 1.0, 1.0, 1.0, 3.0, 1.0, 3.0, 2.0, 3.0, 3.0, 3.0, 3.0, 3.0, 1.0, 2.0, 3.0]</w:t>
       </w:r>
     </w:p>
     <w:p>
@@ -2487,18 +4433,36 @@
     </w:p>
     <w:p>
       <w:r>
-        <w:t>QWK:  0.5788617886178862 F1:  0.5459992203839609 acc:  0.6071428571428571</w:t>
+        <w:t xml:space="preserve">QWK:  0.5788617886178862 F1:  0.5459992203839609 </w:t>
+      </w:r>
+      <w:proofErr w:type="spellStart"/>
+      <w:r>
+        <w:t>acc</w:t>
+      </w:r>
+      <w:proofErr w:type="spellEnd"/>
+      <w:r>
+        <w:t>:  0.6071428571428571</w:t>
       </w:r>
     </w:p>
     <w:p/>
     <w:p>
-      <w:r>
-        <w:t>yes_items:  137</w:t>
-      </w:r>
-    </w:p>
-    <w:p>
-      <w:r>
-        <w:t>no_items:  90</w:t>
+      <w:proofErr w:type="spellStart"/>
+      <w:r>
+        <w:t>yes_items</w:t>
+      </w:r>
+      <w:proofErr w:type="spellEnd"/>
+      <w:r>
+        <w:t>:  137</w:t>
+      </w:r>
+    </w:p>
+    <w:p>
+      <w:proofErr w:type="spellStart"/>
+      <w:r>
+        <w:t>no_items</w:t>
+      </w:r>
+      <w:proofErr w:type="spellEnd"/>
+      <w:r>
+        <w:t>:  90</w:t>
       </w:r>
     </w:p>
     <w:p>
@@ -2507,23 +4471,43 @@
       </w:r>
     </w:p>
     <w:p>
-      <w:r>
-        <w:t>yes_items:  213</w:t>
-      </w:r>
-    </w:p>
-    <w:p>
-      <w:r>
-        <w:t>no_items:  14</w:t>
-      </w:r>
-    </w:p>
-    <w:p>
-      <w:r>
-        <w:t>tgt:  [1.0, 1.0, 1.0, 1.0, 2.0, 1.0, 2.0, 2.0, 1.0, 2.0, 1.0, 1.0, 1.0, 3.0, 1.0, 3.0, 3.0, 3.0, 1.0, 2.0, 1.0, 3.0, 3.0, 3.0, 2.0, 1.0, 1.0, 2.0, 1.0, 1.0, 2.0, 1.0, 3.0, 1.0, 1.0, 1.0, 2.0, 1.0, 1.0, 3.0, 3.0, 1.0, 1.0, 2.0, 3.0, 2.0, 2.0, 3.0, 3.0, 2.0, 2.0, 3.0, 3.0, 1.0, 2.0, 3.0]</w:t>
-      </w:r>
-    </w:p>
-    <w:p>
-      <w:r>
-        <w:t>prd:  [2.0, 1.0, 1.0, 1.0, 2.0, 1.0, 2.0, 2.0, 1.0, 2.0, 1.0, 2.0, 1.0, 1.0, 1.0, 1.0, 1.0, 1.0, 1.0, 2.0, 1.0, 3.0, 3.0, 2.0, 2.0, 2.0, 1.0, 2.0, 1.0, 1.0, 3.0, 1.0, 1.0, 1.0, 1.0, 1.0, 1.0, 3.0, 2.0, 1.0, 3.0, 1.0, 1.0, 1.0, 1.0, 2.0, 3.0, 1.0, 3.0, 2.0, 1.0, 1.0, 2.0, 1.0, 2.0, 2.0]</w:t>
+      <w:proofErr w:type="spellStart"/>
+      <w:r>
+        <w:t>yes_items</w:t>
+      </w:r>
+      <w:proofErr w:type="spellEnd"/>
+      <w:r>
+        <w:t>:  213</w:t>
+      </w:r>
+    </w:p>
+    <w:p>
+      <w:proofErr w:type="spellStart"/>
+      <w:r>
+        <w:t>no_items</w:t>
+      </w:r>
+      <w:proofErr w:type="spellEnd"/>
+      <w:r>
+        <w:t>:  14</w:t>
+      </w:r>
+    </w:p>
+    <w:p>
+      <w:proofErr w:type="spellStart"/>
+      <w:r>
+        <w:t>tgt</w:t>
+      </w:r>
+      <w:proofErr w:type="spellEnd"/>
+      <w:r>
+        <w:t>:  [1.0, 1.0, 1.0, 1.0, 2.0, 1.0, 2.0, 2.0, 1.0, 2.0, 1.0, 1.0, 1.0, 3.0, 1.0, 3.0, 3.0, 3.0, 1.0, 2.0, 1.0, 3.0, 3.0, 3.0, 2.0, 1.0, 1.0, 2.0, 1.0, 1.0, 2.0, 1.0, 3.0, 1.0, 1.0, 1.0, 2.0, 1.0, 1.0, 3.0, 3.0, 1.0, 1.0, 2.0, 3.0, 2.0, 2.0, 3.0, 3.0, 2.0, 2.0, 3.0, 3.0, 1.0, 2.0, 3.0]</w:t>
+      </w:r>
+    </w:p>
+    <w:p>
+      <w:proofErr w:type="spellStart"/>
+      <w:r>
+        <w:t>prd</w:t>
+      </w:r>
+      <w:proofErr w:type="spellEnd"/>
+      <w:r>
+        <w:t>:  [2.0, 1.0, 1.0, 1.0, 2.0, 1.0, 2.0, 2.0, 1.0, 2.0, 1.0, 2.0, 1.0, 1.0, 1.0, 1.0, 1.0, 1.0, 1.0, 2.0, 1.0, 3.0, 3.0, 2.0, 2.0, 2.0, 1.0, 2.0, 1.0, 1.0, 3.0, 1.0, 1.0, 1.0, 1.0, 1.0, 1.0, 3.0, 2.0, 1.0, 3.0, 1.0, 1.0, 1.0, 1.0, 2.0, 3.0, 1.0, 3.0, 2.0, 1.0, 1.0, 2.0, 1.0, 2.0, 2.0]</w:t>
       </w:r>
     </w:p>
     <w:p>
@@ -2533,18 +4517,36 @@
     </w:p>
     <w:p>
       <w:r>
-        <w:t>QWK:  0.2774193548387096 F1:  0.580072804293342 acc:  0.6071428571428571</w:t>
+        <w:t xml:space="preserve">QWK:  0.2774193548387096 F1:  0.580072804293342 </w:t>
+      </w:r>
+      <w:proofErr w:type="spellStart"/>
+      <w:r>
+        <w:t>acc</w:t>
+      </w:r>
+      <w:proofErr w:type="spellEnd"/>
+      <w:r>
+        <w:t>:  0.6071428571428571</w:t>
       </w:r>
     </w:p>
     <w:p/>
     <w:p>
-      <w:r>
-        <w:t>yes_items:  140</w:t>
-      </w:r>
-    </w:p>
-    <w:p>
-      <w:r>
-        <w:t>no_items:  87</w:t>
+      <w:proofErr w:type="spellStart"/>
+      <w:r>
+        <w:t>yes_items</w:t>
+      </w:r>
+      <w:proofErr w:type="spellEnd"/>
+      <w:r>
+        <w:t>:  140</w:t>
+      </w:r>
+    </w:p>
+    <w:p>
+      <w:proofErr w:type="spellStart"/>
+      <w:r>
+        <w:t>no_items</w:t>
+      </w:r>
+      <w:proofErr w:type="spellEnd"/>
+      <w:r>
+        <w:t>:  87</w:t>
       </w:r>
     </w:p>
     <w:p>
@@ -2553,23 +4555,43 @@
       </w:r>
     </w:p>
     <w:p>
-      <w:r>
-        <w:t>yes_items:  222</w:t>
-      </w:r>
-    </w:p>
-    <w:p>
-      <w:r>
-        <w:t>no_items:  5</w:t>
-      </w:r>
-    </w:p>
-    <w:p>
-      <w:r>
-        <w:t>tgt:  [1.0, 1.0, 1.0, 1.0, 2.0, 1.0, 2.0, 2.0, 1.0, 2.0, 1.0, 1.0, 1.0, 3.0, 1.0, 3.0, 3.0, 3.0, 1.0, 2.0, 1.0, 3.0, 3.0, 3.0, 2.0, 1.0, 1.0, 2.0, 1.0, 1.0, 2.0, 1.0, 3.0, 1.0, 1.0, 1.0, 2.0, 1.0, 1.0, 3.0, 3.0, 1.0, 1.0, 2.0, 3.0, 2.0, 2.0, 3.0, 3.0, 2.0, 2.0, 3.0, 3.0, 1.0, 2.0, 3.0]</w:t>
-      </w:r>
-    </w:p>
-    <w:p>
-      <w:r>
-        <w:t>prd:  [1.0, 1.0, 2.0, 1.0, 1.0, 1.0, 1.0, 1.0, 1.0, 2.0, 1.0, 1.0, 1.0, 1.0, 1.0, 1.0, 1.0, 1.0, 1.0, 1.0, 1.0, 3.0, 1.0, 2.0, 1.0, 1.0, 1.0, 2.0, 1.0, 1.0, 1.0, 1.0, 1.0, 1.0, 1.0, 1.0, 1.0, 3.0, 2.0, 2.0, 1.0, 1.0, 1.0, 1.0, 2.0, 1.0, 1.0, 1.0, 1.0, 1.0, 1.0, 1.0, 1.0, 1.0, 1.0, 3.0]</w:t>
+      <w:proofErr w:type="spellStart"/>
+      <w:r>
+        <w:t>yes_items</w:t>
+      </w:r>
+      <w:proofErr w:type="spellEnd"/>
+      <w:r>
+        <w:t>:  222</w:t>
+      </w:r>
+    </w:p>
+    <w:p>
+      <w:proofErr w:type="spellStart"/>
+      <w:r>
+        <w:t>no_items</w:t>
+      </w:r>
+      <w:proofErr w:type="spellEnd"/>
+      <w:r>
+        <w:t>:  5</w:t>
+      </w:r>
+    </w:p>
+    <w:p>
+      <w:proofErr w:type="spellStart"/>
+      <w:r>
+        <w:t>tgt</w:t>
+      </w:r>
+      <w:proofErr w:type="spellEnd"/>
+      <w:r>
+        <w:t>:  [1.0, 1.0, 1.0, 1.0, 2.0, 1.0, 2.0, 2.0, 1.0, 2.0, 1.0, 1.0, 1.0, 3.0, 1.0, 3.0, 3.0, 3.0, 1.0, 2.0, 1.0, 3.0, 3.0, 3.0, 2.0, 1.0, 1.0, 2.0, 1.0, 1.0, 2.0, 1.0, 3.0, 1.0, 1.0, 1.0, 2.0, 1.0, 1.0, 3.0, 3.0, 1.0, 1.0, 2.0, 3.0, 2.0, 2.0, 3.0, 3.0, 2.0, 2.0, 3.0, 3.0, 1.0, 2.0, 3.0]</w:t>
+      </w:r>
+    </w:p>
+    <w:p>
+      <w:proofErr w:type="spellStart"/>
+      <w:r>
+        <w:t>prd</w:t>
+      </w:r>
+      <w:proofErr w:type="spellEnd"/>
+      <w:r>
+        <w:t>:  [1.0, 1.0, 2.0, 1.0, 1.0, 1.0, 1.0, 1.0, 1.0, 2.0, 1.0, 1.0, 1.0, 1.0, 1.0, 1.0, 1.0, 1.0, 1.0, 1.0, 1.0, 3.0, 1.0, 2.0, 1.0, 1.0, 1.0, 2.0, 1.0, 1.0, 1.0, 1.0, 1.0, 1.0, 1.0, 1.0, 1.0, 3.0, 2.0, 2.0, 1.0, 1.0, 1.0, 1.0, 2.0, 1.0, 1.0, 1.0, 1.0, 1.0, 1.0, 1.0, 1.0, 1.0, 1.0, 3.0]</w:t>
       </w:r>
     </w:p>
     <w:p>
@@ -2579,17 +4601,35 @@
     </w:p>
     <w:p>
       <w:r>
-        <w:t>QWK:  0.1336146272855132 F1:  0.3855116343996996 acc:  0.4642857142857143</w:t>
-      </w:r>
-    </w:p>
-    <w:p>
-      <w:r>
-        <w:t>yes_items:  132</w:t>
-      </w:r>
-    </w:p>
-    <w:p>
-      <w:r>
-        <w:t>no_items:  95</w:t>
+        <w:t xml:space="preserve">QWK:  0.1336146272855132 F1:  0.3855116343996996 </w:t>
+      </w:r>
+      <w:proofErr w:type="spellStart"/>
+      <w:r>
+        <w:t>acc</w:t>
+      </w:r>
+      <w:proofErr w:type="spellEnd"/>
+      <w:r>
+        <w:t>:  0.4642857142857143</w:t>
+      </w:r>
+    </w:p>
+    <w:p>
+      <w:proofErr w:type="spellStart"/>
+      <w:r>
+        <w:t>yes_items</w:t>
+      </w:r>
+      <w:proofErr w:type="spellEnd"/>
+      <w:r>
+        <w:t>:  132</w:t>
+      </w:r>
+    </w:p>
+    <w:p>
+      <w:proofErr w:type="spellStart"/>
+      <w:r>
+        <w:t>no_items</w:t>
+      </w:r>
+      <w:proofErr w:type="spellEnd"/>
+      <w:r>
+        <w:t>:  95</w:t>
       </w:r>
     </w:p>
     <w:p>
@@ -2599,24 +4639,44 @@
       </w:r>
     </w:p>
     <w:p>
-      <w:r>
-        <w:t>yes_items:  222</w:t>
-      </w:r>
-    </w:p>
-    <w:p>
-      <w:r>
-        <w:t>no_items:  5</w:t>
+      <w:proofErr w:type="spellStart"/>
+      <w:r>
+        <w:t>yes_items</w:t>
+      </w:r>
+      <w:proofErr w:type="spellEnd"/>
+      <w:r>
+        <w:t>:  222</w:t>
+      </w:r>
+    </w:p>
+    <w:p>
+      <w:proofErr w:type="spellStart"/>
+      <w:r>
+        <w:t>no_items</w:t>
+      </w:r>
+      <w:proofErr w:type="spellEnd"/>
+      <w:r>
+        <w:t>:  5</w:t>
       </w:r>
     </w:p>
     <w:p/>
     <w:p>
-      <w:r>
-        <w:t>tgt:  [1.0, 1.0, 1.0, 1.0, 2.0, 1.0, 2.0, 2.0, 1.0, 2.0, 1.0, 1.0, 1.0, 3.0, 1.0, 3.0, 3.0, 3.0, 1.0, 2.0, 1.0, 3.0, 3.0, 3.0, 2.0, 1.0, 1.0, 2.0, 1.0, 1.0, 2.0, 1.0, 3.0, 1.0, 1.0, 1.0, 2.0, 1.0, 1.0, 3.0, 3.0, 1.0, 1.0, 2.0, 3.0, 2.0, 2.0, 3.0, 3.0, 2.0, 2.0, 3.0, 3.0, 1.0, 2.0, 3.0]</w:t>
-      </w:r>
-    </w:p>
-    <w:p>
-      <w:r>
-        <w:t>prd:  [1.0, 1.0, 1.0, 1.0, 1.0, 1.0, 3.0, 1.0, 1.0, 2.0, 1.0, 1.0, 1.0, 2.0, 1.0, 1.0, 1.0, 1.0, 1.0, 1.0, 1.0, 3.0, 2.0, 3.0, 2.0, 2.0, 1.0, 1.0, 1.0, 1.0, 3.0, 1.0, 1.0, 1.0, 1.0, 1.0, 1.0, 3.0, 1.0, 1.0, 3.0, 1.0, 3.0, 1.0, 1.0, 3.0, 1.0, 1.0, 3.0, 1.0, 1.0, 1.0, 2.0, 3.0, 1.0, 3.0]</w:t>
+      <w:proofErr w:type="spellStart"/>
+      <w:r>
+        <w:t>tgt</w:t>
+      </w:r>
+      <w:proofErr w:type="spellEnd"/>
+      <w:r>
+        <w:t>:  [1.0, 1.0, 1.0, 1.0, 2.0, 1.0, 2.0, 2.0, 1.0, 2.0, 1.0, 1.0, 1.0, 3.0, 1.0, 3.0, 3.0, 3.0, 1.0, 2.0, 1.0, 3.0, 3.0, 3.0, 2.0, 1.0, 1.0, 2.0, 1.0, 1.0, 2.0, 1.0, 3.0, 1.0, 1.0, 1.0, 2.0, 1.0, 1.0, 3.0, 3.0, 1.0, 1.0, 2.0, 3.0, 2.0, 2.0, 3.0, 3.0, 2.0, 2.0, 3.0, 3.0, 1.0, 2.0, 3.0]</w:t>
+      </w:r>
+    </w:p>
+    <w:p>
+      <w:proofErr w:type="spellStart"/>
+      <w:r>
+        <w:t>prd</w:t>
+      </w:r>
+      <w:proofErr w:type="spellEnd"/>
+      <w:r>
+        <w:t>:  [1.0, 1.0, 1.0, 1.0, 1.0, 1.0, 3.0, 1.0, 1.0, 2.0, 1.0, 1.0, 1.0, 2.0, 1.0, 1.0, 1.0, 1.0, 1.0, 1.0, 1.0, 3.0, 2.0, 3.0, 2.0, 2.0, 1.0, 1.0, 1.0, 1.0, 3.0, 1.0, 1.0, 1.0, 1.0, 1.0, 1.0, 3.0, 1.0, 1.0, 3.0, 1.0, 3.0, 1.0, 1.0, 3.0, 1.0, 1.0, 3.0, 1.0, 1.0, 1.0, 2.0, 3.0, 1.0, 3.0]</w:t>
       </w:r>
     </w:p>
     <w:p>
@@ -2626,18 +4686,36 @@
     </w:p>
     <w:p>
       <w:r>
-        <w:t>QWK:  0.25609756097560976 F1:  0.4498092639833712 acc:  0.5</w:t>
+        <w:t xml:space="preserve">QWK:  0.25609756097560976 F1:  0.4498092639833712 </w:t>
+      </w:r>
+      <w:proofErr w:type="spellStart"/>
+      <w:r>
+        <w:t>acc</w:t>
+      </w:r>
+      <w:proofErr w:type="spellEnd"/>
+      <w:r>
+        <w:t>:  0.5</w:t>
       </w:r>
     </w:p>
     <w:p/>
     <w:p>
-      <w:r>
-        <w:t>yes_items:  162</w:t>
-      </w:r>
-    </w:p>
-    <w:p>
-      <w:r>
-        <w:t>no_items:  65</w:t>
+      <w:proofErr w:type="spellStart"/>
+      <w:r>
+        <w:t>yes_items</w:t>
+      </w:r>
+      <w:proofErr w:type="spellEnd"/>
+      <w:r>
+        <w:t>:  162</w:t>
+      </w:r>
+    </w:p>
+    <w:p>
+      <w:proofErr w:type="spellStart"/>
+      <w:r>
+        <w:t>no_items</w:t>
+      </w:r>
+      <w:proofErr w:type="spellEnd"/>
+      <w:r>
+        <w:t>:  65</w:t>
       </w:r>
     </w:p>
     <w:p>
@@ -2646,23 +4724,43 @@
       </w:r>
     </w:p>
     <w:p>
-      <w:r>
-        <w:t>yes_items:  216</w:t>
-      </w:r>
-    </w:p>
-    <w:p>
-      <w:r>
-        <w:t>no_items:  11</w:t>
-      </w:r>
-    </w:p>
-    <w:p>
-      <w:r>
-        <w:t>tgt:  [1.0, 1.0, 1.0, 1.0, 2.0, 1.0, 2.0, 2.0, 1.0, 2.0, 1.0, 1.0, 1.0, 3.0, 1.0, 3.0, 3.0, 3.0, 1.0, 2.0, 1.0, 3.0, 3.0, 3.0, 2.0, 1.0, 1.0, 2.0, 1.0, 1.0, 2.0, 1.0, 3.0, 1.0, 1.0, 1.0, 2.0, 1.0, 1.0, 3.0, 3.0, 1.0, 1.0, 2.0, 3.0, 2.0, 2.0, 3.0, 3.0, 2.0, 2.0, 3.0, 3.0, 1.0, 2.0, 3.0]</w:t>
-      </w:r>
-    </w:p>
-    <w:p>
-      <w:r>
-        <w:t>prd:  [1.0, 1.0, 1.0, 1.0, 3.0, 1.0, 2.0, 2.0, 1.0, 3.0, 1.0, 1.0, 1.0, 2.0, 1.0, 1.0, 2.0, 3.0, 1.0, 1.0, 1.0, 3.0, 3.0, 3.0, 2.0, 3.0, 1.0, 1.0, 1.0, 1.0, 3.0, 1.0, 1.0, 1.0, 1.0, 1.0, 1.0, 3.0, 3.0, 2.0, 3.0, 1.0, 1.0, 1.0, 1.0, 3.0, 1.0, 1.0, 3.0, 3.0, 1.0, 1.0, 3.0, 1.0, 2.0, 3.0]</w:t>
+      <w:proofErr w:type="spellStart"/>
+      <w:r>
+        <w:t>yes_items</w:t>
+      </w:r>
+      <w:proofErr w:type="spellEnd"/>
+      <w:r>
+        <w:t>:  216</w:t>
+      </w:r>
+    </w:p>
+    <w:p>
+      <w:proofErr w:type="spellStart"/>
+      <w:r>
+        <w:t>no_items</w:t>
+      </w:r>
+      <w:proofErr w:type="spellEnd"/>
+      <w:r>
+        <w:t>:  11</w:t>
+      </w:r>
+    </w:p>
+    <w:p>
+      <w:proofErr w:type="spellStart"/>
+      <w:r>
+        <w:t>tgt</w:t>
+      </w:r>
+      <w:proofErr w:type="spellEnd"/>
+      <w:r>
+        <w:t>:  [1.0, 1.0, 1.0, 1.0, 2.0, 1.0, 2.0, 2.0, 1.0, 2.0, 1.0, 1.0, 1.0, 3.0, 1.0, 3.0, 3.0, 3.0, 1.0, 2.0, 1.0, 3.0, 3.0, 3.0, 2.0, 1.0, 1.0, 2.0, 1.0, 1.0, 2.0, 1.0, 3.0, 1.0, 1.0, 1.0, 2.0, 1.0, 1.0, 3.0, 3.0, 1.0, 1.0, 2.0, 3.0, 2.0, 2.0, 3.0, 3.0, 2.0, 2.0, 3.0, 3.0, 1.0, 2.0, 3.0]</w:t>
+      </w:r>
+    </w:p>
+    <w:p>
+      <w:proofErr w:type="spellStart"/>
+      <w:r>
+        <w:t>prd</w:t>
+      </w:r>
+      <w:proofErr w:type="spellEnd"/>
+      <w:r>
+        <w:t>:  [1.0, 1.0, 1.0, 1.0, 3.0, 1.0, 2.0, 2.0, 1.0, 3.0, 1.0, 1.0, 1.0, 2.0, 1.0, 1.0, 2.0, 3.0, 1.0, 1.0, 1.0, 3.0, 3.0, 3.0, 2.0, 3.0, 1.0, 1.0, 1.0, 1.0, 3.0, 1.0, 1.0, 1.0, 1.0, 1.0, 1.0, 3.0, 3.0, 2.0, 3.0, 1.0, 1.0, 1.0, 1.0, 3.0, 1.0, 1.0, 3.0, 3.0, 1.0, 1.0, 3.0, 1.0, 2.0, 3.0]</w:t>
       </w:r>
     </w:p>
     <w:p>
@@ -2672,18 +4770,36 @@
     </w:p>
     <w:p>
       <w:r>
-        <w:t>QWK:  0.4558512885509084 F1:  0.5789296909986564 acc:  0.6071428571428571</w:t>
+        <w:t xml:space="preserve">QWK:  0.4558512885509084 F1:  0.5789296909986564 </w:t>
+      </w:r>
+      <w:proofErr w:type="spellStart"/>
+      <w:r>
+        <w:t>acc</w:t>
+      </w:r>
+      <w:proofErr w:type="spellEnd"/>
+      <w:r>
+        <w:t>:  0.6071428571428571</w:t>
       </w:r>
     </w:p>
     <w:p/>
     <w:p>
-      <w:r>
-        <w:t>yes_items:  172</w:t>
-      </w:r>
-    </w:p>
-    <w:p>
-      <w:r>
-        <w:t>no_items:  55</w:t>
+      <w:proofErr w:type="spellStart"/>
+      <w:r>
+        <w:t>yes_items</w:t>
+      </w:r>
+      <w:proofErr w:type="spellEnd"/>
+      <w:r>
+        <w:t>:  172</w:t>
+      </w:r>
+    </w:p>
+    <w:p>
+      <w:proofErr w:type="spellStart"/>
+      <w:r>
+        <w:t>no_items</w:t>
+      </w:r>
+      <w:proofErr w:type="spellEnd"/>
+      <w:r>
+        <w:t>:  55</w:t>
       </w:r>
     </w:p>
     <w:p>
@@ -2692,14 +4808,24 @@
       </w:r>
     </w:p>
     <w:p>
+      <w:proofErr w:type="spellStart"/>
       <w:r>
         <w:lastRenderedPageBreak/>
-        <w:t>yes_items:  206</w:t>
-      </w:r>
-    </w:p>
-    <w:p>
-      <w:r>
-        <w:t>no_items:  21</w:t>
+        <w:t>yes_items</w:t>
+      </w:r>
+      <w:proofErr w:type="spellEnd"/>
+      <w:r>
+        <w:t>:  206</w:t>
+      </w:r>
+    </w:p>
+    <w:p>
+      <w:proofErr w:type="spellStart"/>
+      <w:r>
+        <w:t>no_items</w:t>
+      </w:r>
+      <w:proofErr w:type="spellEnd"/>
+      <w:r>
+        <w:t>:  21</w:t>
       </w:r>
     </w:p>
     <w:p>
@@ -2708,23 +4834,43 @@
       </w:r>
     </w:p>
     <w:p>
-      <w:r>
-        <w:t>yes_items:  214</w:t>
-      </w:r>
-    </w:p>
-    <w:p>
-      <w:r>
-        <w:t>no_items:  13</w:t>
-      </w:r>
-    </w:p>
-    <w:p>
-      <w:r>
-        <w:t>tgt:  [1.0, 1.0, 1.0, 1.0, 2.0, 1.0, 2.0, 2.0, 1.0, 2.0, 1.0, 1.0, 1.0, 3.0, 1.0, 3.0, 3.0, 3.0, 1.0, 2.0, 1.0, 3.0, 3.0, 3.0, 2.0, 1.0, 1.0, 2.0, 1.0, 1.0, 2.0, 1.0, 3.0, 1.0, 1.0, 1.0, 2.0, 1.0, 1.0, 3.0, 3.0, 1.0, 1.0, 2.0, 3.0, 2.0, 2.0, 3.0, 3.0, 2.0, 2.0, 3.0, 3.0, 1.0, 2.0, 3.0]</w:t>
-      </w:r>
-    </w:p>
-    <w:p>
-      <w:r>
-        <w:t>prd:  [2.0, 1.0, 1.0, 1.0, 2.0, 1.0, 2.0, 2.0, 1.0, 2.0, 1.0, 1.0, 2.0, 1.0, 1.0, 1.0, 1.0, 1.0, 1.0, 1.0, 1.0, 3.0, 3.0, 3.0, 2.0, 2.0, 1.0, 2.0, 1.0, 1.0, 3.0, 1.0, 2.0, 1.0, 1.0, 1.0, 1.0, 3.0, 3.0, 2.0, 3.0, 1.0, 1.0, 1.0, 1.0, 1.0, 3.0, 3.0, 3.0, 1.0, 1.0, 1.0, 3.0, 3.0, 1.0, 3.0]</w:t>
+      <w:proofErr w:type="spellStart"/>
+      <w:r>
+        <w:t>yes_items</w:t>
+      </w:r>
+      <w:proofErr w:type="spellEnd"/>
+      <w:r>
+        <w:t>:  214</w:t>
+      </w:r>
+    </w:p>
+    <w:p>
+      <w:proofErr w:type="spellStart"/>
+      <w:r>
+        <w:t>no_items</w:t>
+      </w:r>
+      <w:proofErr w:type="spellEnd"/>
+      <w:r>
+        <w:t>:  13</w:t>
+      </w:r>
+    </w:p>
+    <w:p>
+      <w:proofErr w:type="spellStart"/>
+      <w:r>
+        <w:t>tgt</w:t>
+      </w:r>
+      <w:proofErr w:type="spellEnd"/>
+      <w:r>
+        <w:t>:  [1.0, 1.0, 1.0, 1.0, 2.0, 1.0, 2.0, 2.0, 1.0, 2.0, 1.0, 1.0, 1.0, 3.0, 1.0, 3.0, 3.0, 3.0, 1.0, 2.0, 1.0, 3.0, 3.0, 3.0, 2.0, 1.0, 1.0, 2.0, 1.0, 1.0, 2.0, 1.0, 3.0, 1.0, 1.0, 1.0, 2.0, 1.0, 1.0, 3.0, 3.0, 1.0, 1.0, 2.0, 3.0, 2.0, 2.0, 3.0, 3.0, 2.0, 2.0, 3.0, 3.0, 1.0, 2.0, 3.0]</w:t>
+      </w:r>
+    </w:p>
+    <w:p>
+      <w:proofErr w:type="spellStart"/>
+      <w:r>
+        <w:t>prd</w:t>
+      </w:r>
+      <w:proofErr w:type="spellEnd"/>
+      <w:r>
+        <w:t>:  [2.0, 1.0, 1.0, 1.0, 2.0, 1.0, 2.0, 2.0, 1.0, 2.0, 1.0, 1.0, 2.0, 1.0, 1.0, 1.0, 1.0, 1.0, 1.0, 1.0, 1.0, 3.0, 3.0, 3.0, 2.0, 2.0, 1.0, 2.0, 1.0, 1.0, 3.0, 1.0, 2.0, 1.0, 1.0, 1.0, 1.0, 3.0, 3.0, 2.0, 3.0, 1.0, 1.0, 1.0, 1.0, 1.0, 3.0, 3.0, 3.0, 1.0, 1.0, 1.0, 3.0, 3.0, 1.0, 3.0]</w:t>
       </w:r>
     </w:p>
     <w:p>
@@ -2734,18 +4880,36 @@
     </w:p>
     <w:p>
       <w:r>
-        <w:t>QWK:  0.37416182387125607 F1:  0.5788808892257168 acc:  0.5892857142857143</w:t>
+        <w:t xml:space="preserve">QWK:  0.37416182387125607 F1:  0.5788808892257168 </w:t>
+      </w:r>
+      <w:proofErr w:type="spellStart"/>
+      <w:r>
+        <w:t>acc</w:t>
+      </w:r>
+      <w:proofErr w:type="spellEnd"/>
+      <w:r>
+        <w:t>:  0.5892857142857143</w:t>
       </w:r>
     </w:p>
     <w:p/>
     <w:p>
-      <w:r>
-        <w:t>yes_items:  176</w:t>
-      </w:r>
-    </w:p>
-    <w:p>
-      <w:r>
-        <w:t>no_items:  51</w:t>
+      <w:proofErr w:type="spellStart"/>
+      <w:r>
+        <w:t>yes_items</w:t>
+      </w:r>
+      <w:proofErr w:type="spellEnd"/>
+      <w:r>
+        <w:t>:  176</w:t>
+      </w:r>
+    </w:p>
+    <w:p>
+      <w:proofErr w:type="spellStart"/>
+      <w:r>
+        <w:t>no_items</w:t>
+      </w:r>
+      <w:proofErr w:type="spellEnd"/>
+      <w:r>
+        <w:t>:  51</w:t>
       </w:r>
     </w:p>
     <w:p>
@@ -2754,13 +4918,511 @@
       </w:r>
     </w:p>
     <w:p>
-      <w:r>
-        <w:t>yes_items:  213</w:t>
-      </w:r>
-    </w:p>
-    <w:p>
-      <w:r>
-        <w:t>no_items:  14</w:t>
+      <w:proofErr w:type="spellStart"/>
+      <w:r>
+        <w:t>yes_items</w:t>
+      </w:r>
+      <w:proofErr w:type="spellEnd"/>
+      <w:r>
+        <w:t>:  213</w:t>
+      </w:r>
+    </w:p>
+    <w:p>
+      <w:proofErr w:type="spellStart"/>
+      <w:r>
+        <w:t>no_items</w:t>
+      </w:r>
+      <w:proofErr w:type="spellEnd"/>
+      <w:r>
+        <w:t>:  14</w:t>
+      </w:r>
+    </w:p>
+    <w:p/>
+    <w:p>
+      <w:r>
+        <w:t>==================================================</w:t>
+      </w:r>
+    </w:p>
+    <w:p>
+      <w:r>
+        <w:t>Starting Fold 4</w:t>
+      </w:r>
+    </w:p>
+    <w:p>
+      <w:r>
+        <w:t>==================================================</w:t>
+      </w:r>
+    </w:p>
+    <w:p>
+      <w:proofErr w:type="spellStart"/>
+      <w:r>
+        <w:t>data_path</w:t>
+      </w:r>
+      <w:proofErr w:type="spellEnd"/>
+      <w:r>
+        <w:t>:  ./dataset/</w:t>
+      </w:r>
+      <w:proofErr w:type="spellStart"/>
+      <w:r>
+        <w:t>data.json</w:t>
+      </w:r>
+      <w:proofErr w:type="spellEnd"/>
+    </w:p>
+    <w:p>
+      <w:r>
+        <w:t>device:  cuda:0</w:t>
+      </w:r>
+    </w:p>
+    <w:p>
+      <w:r>
+        <w:t>model:  Qwen/Qwen3-0.6B</w:t>
+      </w:r>
+    </w:p>
+    <w:p>
+      <w:proofErr w:type="spellStart"/>
+      <w:r>
+        <w:t>batch_size</w:t>
+      </w:r>
+      <w:proofErr w:type="spellEnd"/>
+      <w:r>
+        <w:t>:  1</w:t>
+      </w:r>
+    </w:p>
+    <w:p>
+      <w:proofErr w:type="spellStart"/>
+      <w:r>
+        <w:t>n_epochs</w:t>
+      </w:r>
+      <w:proofErr w:type="spellEnd"/>
+      <w:r>
+        <w:t>:  15</w:t>
+      </w:r>
+    </w:p>
+    <w:p>
+      <w:proofErr w:type="spellStart"/>
+      <w:r>
+        <w:t>lr</w:t>
+      </w:r>
+      <w:proofErr w:type="spellEnd"/>
+      <w:r>
+        <w:t>:  5e-05</w:t>
+      </w:r>
+    </w:p>
+    <w:p>
+      <w:r>
+        <w:lastRenderedPageBreak/>
+        <w:t>seed:  42</w:t>
+      </w:r>
+    </w:p>
+    <w:p>
+      <w:proofErr w:type="spellStart"/>
+      <w:r>
+        <w:t>idx</w:t>
+      </w:r>
+      <w:proofErr w:type="spellEnd"/>
+      <w:r>
+        <w:t>:  4</w:t>
+      </w:r>
+    </w:p>
+    <w:p>
+      <w:r>
+        <w:t>dim:  Limitations</w:t>
+      </w:r>
+    </w:p>
+    <w:p>
+      <w:proofErr w:type="spellStart"/>
+      <w:r>
+        <w:t>outdata_path</w:t>
+      </w:r>
+      <w:proofErr w:type="spellEnd"/>
+      <w:r>
+        <w:t>:  /content/drive/MyDrive/FYP_AI_Scoring/StarQwen/My_Final_Weights/Limitations/Fold_4</w:t>
+      </w:r>
+    </w:p>
+    <w:p>
+      <w:proofErr w:type="spellStart"/>
+      <w:r>
+        <w:t>data_list</w:t>
+      </w:r>
+      <w:proofErr w:type="spellEnd"/>
+      <w:r>
+        <w:t>:  283</w:t>
+      </w:r>
+    </w:p>
+    <w:p>
+      <w:proofErr w:type="spellStart"/>
+      <w:r>
+        <w:t>data_list</w:t>
+      </w:r>
+      <w:proofErr w:type="spellEnd"/>
+      <w:r>
+        <w:t>:  283</w:t>
+      </w:r>
+    </w:p>
+    <w:p>
+      <w:r>
+        <w:t xml:space="preserve">Train data:  227    </w:t>
+      </w:r>
+      <w:proofErr w:type="spellStart"/>
+      <w:r>
+        <w:t>train_loader</w:t>
+      </w:r>
+      <w:proofErr w:type="spellEnd"/>
+      <w:r>
+        <w:t>:  227</w:t>
+      </w:r>
+    </w:p>
+    <w:p>
+      <w:r>
+        <w:t xml:space="preserve">Test data:  56     </w:t>
+      </w:r>
+      <w:proofErr w:type="spellStart"/>
+      <w:r>
+        <w:t>test_loader</w:t>
+      </w:r>
+      <w:proofErr w:type="spellEnd"/>
+      <w:r>
+        <w:t>:  56</w:t>
+      </w:r>
+    </w:p>
+    <w:p>
+      <w:r>
+        <w:t>Warning: You are sending unauthenticated requests to the HF Hub. Please set a HF_TOKEN to enable higher rate limits and faster downloads.</w:t>
+      </w:r>
+    </w:p>
+    <w:p>
+      <w:proofErr w:type="spellStart"/>
+      <w:r>
+        <w:t>config.json</w:t>
+      </w:r>
+      <w:proofErr w:type="spellEnd"/>
+      <w:r>
+        <w:t>: 100% 726/726 [00:00&lt;00:00, 2.78MB/s]</w:t>
+      </w:r>
+    </w:p>
+    <w:p>
+      <w:proofErr w:type="spellStart"/>
+      <w:r>
+        <w:t>tokenizer_config.json</w:t>
+      </w:r>
+      <w:proofErr w:type="spellEnd"/>
+      <w:r>
+        <w:t>: 100% 9.73k/9.73k [00:00&lt;00:00, 24.7MB/s]</w:t>
+      </w:r>
+    </w:p>
+    <w:p>
+      <w:proofErr w:type="spellStart"/>
+      <w:r>
+        <w:t>vocab.json</w:t>
+      </w:r>
+      <w:proofErr w:type="spellEnd"/>
+      <w:r>
+        <w:t>: 100% 2.78M/2.78M [00:00&lt;00:00, 53.7MB/s]</w:t>
+      </w:r>
+    </w:p>
+    <w:p>
+      <w:r>
+        <w:t>merges.txt: 100% 1.67M/1.67M [00:00&lt;00:00, 107MB/s]</w:t>
+      </w:r>
+    </w:p>
+    <w:p>
+      <w:proofErr w:type="spellStart"/>
+      <w:r>
+        <w:t>tokenizer.json</w:t>
+      </w:r>
+      <w:proofErr w:type="spellEnd"/>
+      <w:r>
+        <w:t>: 100% 11.4M/11.4M [00:00&lt;00:00, 12.1MB/s]</w:t>
+      </w:r>
+    </w:p>
+    <w:p>
+      <w:proofErr w:type="spellStart"/>
+      <w:r>
+        <w:t>model.safetensors</w:t>
+      </w:r>
+      <w:proofErr w:type="spellEnd"/>
+      <w:r>
+        <w:t>: 100% 1.50G/1.50G [00:10&lt;00:00, 146MB/s]</w:t>
+      </w:r>
+    </w:p>
+    <w:p>
+      <w:r>
+        <w:t>Loading weights: 100% 311/311 [00:00&lt;00:00, 354.78it/s]</w:t>
+      </w:r>
+    </w:p>
+    <w:p>
+      <w:proofErr w:type="spellStart"/>
+      <w:r>
+        <w:t>generation_config.json</w:t>
+      </w:r>
+      <w:proofErr w:type="spellEnd"/>
+      <w:r>
+        <w:t>: 100% 239/239 [00:00&lt;00:00, 1.05MB/s]</w:t>
+      </w:r>
+    </w:p>
+    <w:p>
+      <w:r>
+        <w:t>trainable params: 2,523,136 || all params: 598,573,056 || trainable%: 0.4215</w:t>
+      </w:r>
+    </w:p>
+    <w:p>
+      <w:r>
+        <w:t>Training...</w:t>
+      </w:r>
+    </w:p>
+    <w:p>
+      <w:proofErr w:type="spellStart"/>
+      <w:r>
+        <w:t>yes_items</w:t>
+      </w:r>
+      <w:proofErr w:type="spellEnd"/>
+      <w:r>
+        <w:t>:  77</w:t>
+      </w:r>
+    </w:p>
+    <w:p>
+      <w:proofErr w:type="spellStart"/>
+      <w:r>
+        <w:t>no_items</w:t>
+      </w:r>
+      <w:proofErr w:type="spellEnd"/>
+      <w:r>
+        <w:t>:  150</w:t>
+      </w:r>
+    </w:p>
+    <w:p>
+      <w:r>
+        <w:t>try +1</w:t>
+      </w:r>
+    </w:p>
+    <w:p>
+      <w:proofErr w:type="spellStart"/>
+      <w:r>
+        <w:t>yes_items</w:t>
+      </w:r>
+      <w:proofErr w:type="spellEnd"/>
+      <w:r>
+        <w:t>:  216</w:t>
+      </w:r>
+    </w:p>
+    <w:p>
+      <w:proofErr w:type="spellStart"/>
+      <w:r>
+        <w:t>no_items</w:t>
+      </w:r>
+      <w:proofErr w:type="spellEnd"/>
+      <w:r>
+        <w:t>:  10</w:t>
+      </w:r>
+    </w:p>
+    <w:p/>
+    <w:p>
+      <w:proofErr w:type="spellStart"/>
+      <w:r>
+        <w:lastRenderedPageBreak/>
+        <w:t>tgt</w:t>
+      </w:r>
+      <w:proofErr w:type="spellEnd"/>
+      <w:r>
+        <w:t>:  [1.0, 1.0, 1.0, 1.0, 2.0, 3.0, 1.0, 2.0, 1.0, 1.0, 2.0, 1.0, 1.0, 1.0, 1.0, 2.0, 1.0, 1.0, 1.0, 1.0, 1.0, 1.0, 3.0, 3.0, 3.0, 1.0, 2.0, 3.0, 3.0, 1.0, 1.0, 2.0, 1.0, 1.0, 2.0, 1.0, 3.0, 1.0, 3.0, 3.0, 3.0, 3.0, 3.0, 3.0, 3.0, 1.0, 3.0, 3.0, 2.0, 2.0, 2.0, 1.0, 3.0, 3.0, 1.0, 3.0]</w:t>
+      </w:r>
+    </w:p>
+    <w:p>
+      <w:proofErr w:type="spellStart"/>
+      <w:r>
+        <w:t>prd</w:t>
+      </w:r>
+      <w:proofErr w:type="spellEnd"/>
+      <w:r>
+        <w:t>:  [3.0, 1.0, 1.0, 1.0, 1.0, 1.0, 1.0, 1.0, 1.0, 1.0, 1.0, 1.0, 2.0, 3.0, 1.0, 3.0, 2.0, 1.0, 1.0, 1.0, 1.0, 1.0, 1.0, 1.0, 2.0, 2.0, 1.0, 1.0, 3.0, 1.0, 1.0, 1.0, 1.0, 1.0, 1.0, 3.0, 1.0, 2.0, 1.0, 2.0, 3.0, 1.0, 3.0, 2.0, 2.0, 3.0, 2.0, 3.0, 1.0, 2.0, 1.0, 3.0, 2.0, 2.0, 3.0, 2.0]</w:t>
+      </w:r>
+    </w:p>
+    <w:p>
+      <w:r>
+        <w:t>length:  56</w:t>
+      </w:r>
+    </w:p>
+    <w:p>
+      <w:r>
+        <w:t xml:space="preserve">QWK:  0.12048192771084343 F1:  0.38384917710636207 </w:t>
+      </w:r>
+      <w:proofErr w:type="spellStart"/>
+      <w:r>
+        <w:t>acc</w:t>
+      </w:r>
+      <w:proofErr w:type="spellEnd"/>
+      <w:r>
+        <w:t>:  0.39285714285714285</w:t>
+      </w:r>
+    </w:p>
+    <w:p/>
+    <w:p>
+      <w:proofErr w:type="spellStart"/>
+      <w:r>
+        <w:t>yes_items</w:t>
+      </w:r>
+      <w:proofErr w:type="spellEnd"/>
+      <w:r>
+        <w:t>:  97</w:t>
+      </w:r>
+    </w:p>
+    <w:p>
+      <w:proofErr w:type="spellStart"/>
+      <w:r>
+        <w:t>no_items</w:t>
+      </w:r>
+      <w:proofErr w:type="spellEnd"/>
+      <w:r>
+        <w:t>:  130</w:t>
+      </w:r>
+    </w:p>
+    <w:p>
+      <w:r>
+        <w:t>try +1</w:t>
+      </w:r>
+    </w:p>
+    <w:p>
+      <w:proofErr w:type="spellStart"/>
+      <w:r>
+        <w:t>yes_items</w:t>
+      </w:r>
+      <w:proofErr w:type="spellEnd"/>
+      <w:r>
+        <w:t>:  227</w:t>
+      </w:r>
+    </w:p>
+    <w:p>
+      <w:proofErr w:type="spellStart"/>
+      <w:r>
+        <w:t>no_items</w:t>
+      </w:r>
+      <w:proofErr w:type="spellEnd"/>
+      <w:r>
+        <w:t>:  0</w:t>
+      </w:r>
+    </w:p>
+    <w:p>
+      <w:proofErr w:type="spellStart"/>
+      <w:r>
+        <w:t>tgt</w:t>
+      </w:r>
+      <w:proofErr w:type="spellEnd"/>
+      <w:r>
+        <w:t>:  [1.0, 1.0, 1.0, 1.0, 2.0, 3.0, 1.0, 2.0, 1.0, 1.0, 2.0, 1.0, 1.0, 1.0, 1.0, 2.0, 1.0, 1.0, 1.0, 1.0, 1.0, 1.0, 3.0, 3.0, 3.0, 1.0, 2.0, 3.0, 3.0, 1.0, 1.0, 2.0, 1.0, 1.0, 2.0, 1.0, 3.0, 1.0, 3.0, 3.0, 3.0, 3.0, 3.0, 3.0, 3.0, 1.0, 3.0, 3.0, 2.0, 2.0, 2.0, 1.0, 3.0, 3.0, 1.0, 3.0]</w:t>
+      </w:r>
+    </w:p>
+    <w:p>
+      <w:proofErr w:type="spellStart"/>
+      <w:r>
+        <w:t>prd</w:t>
+      </w:r>
+      <w:proofErr w:type="spellEnd"/>
+      <w:r>
+        <w:t>:  [2.0, 3.0, 1.0, 1.0, 3.0, 2.0, 2.0, 1.0, 2.0, 1.0, 2.0, 3.0, 2.0, 1.0, 2.0, 1.0, 2.0, 1.0, 2.0, 3.0, 1.0, 3.0, 3.0, 2.0, 3.0, 3.0, 1.0, 1.0, 3.0, 2.0, 1.0, 2.0, 3.0, 1.0, 1.0, 1.0, 1.0, 3.0, 2.0, 1.0, 3.0, 3.0, 3.0, 2.0, 1.0, 3.0, 2.0, 3.0, 3.0, 1.0, 3.0, 3.0, 2.0, 3.0, 3.0, 3.0]</w:t>
+      </w:r>
+    </w:p>
+    <w:p>
+      <w:r>
+        <w:t>length:  56</w:t>
+      </w:r>
+    </w:p>
+    <w:p>
+      <w:r>
+        <w:t xml:space="preserve">QWK:  0.10491803278688516 F1:  0.36928437416242293 </w:t>
+      </w:r>
+      <w:proofErr w:type="spellStart"/>
+      <w:r>
+        <w:t>acc</w:t>
+      </w:r>
+      <w:proofErr w:type="spellEnd"/>
+      <w:r>
+        <w:t>:  0.35714285714285715</w:t>
+      </w:r>
+    </w:p>
+    <w:p/>
+    <w:p>
+      <w:proofErr w:type="spellStart"/>
+      <w:r>
+        <w:t>yes_items</w:t>
+      </w:r>
+      <w:proofErr w:type="spellEnd"/>
+      <w:r>
+        <w:t>:  82</w:t>
+      </w:r>
+    </w:p>
+    <w:p>
+      <w:proofErr w:type="spellStart"/>
+      <w:r>
+        <w:t>no_items</w:t>
+      </w:r>
+      <w:proofErr w:type="spellEnd"/>
+      <w:r>
+        <w:t>:  145</w:t>
+      </w:r>
+    </w:p>
+    <w:p>
+      <w:r>
+        <w:t>try +1</w:t>
+      </w:r>
+    </w:p>
+    <w:p>
+      <w:proofErr w:type="spellStart"/>
+      <w:r>
+        <w:t>yes_items</w:t>
+      </w:r>
+      <w:proofErr w:type="spellEnd"/>
+      <w:r>
+        <w:t>:  224</w:t>
+      </w:r>
+    </w:p>
+    <w:p>
+      <w:proofErr w:type="spellStart"/>
+      <w:r>
+        <w:t>no_items</w:t>
+      </w:r>
+      <w:proofErr w:type="spellEnd"/>
+      <w:r>
+        <w:t>:  3</w:t>
+      </w:r>
+    </w:p>
+    <w:p/>
+    <w:p>
+      <w:proofErr w:type="spellStart"/>
+      <w:r>
+        <w:lastRenderedPageBreak/>
+        <w:t>tgt</w:t>
+      </w:r>
+      <w:proofErr w:type="spellEnd"/>
+      <w:r>
+        <w:t>:  [1.0, 1.0, 1.0, 1.0, 2.0, 3.0, 1.0, 2.0, 1.0, 1.0, 2.0, 1.0, 1.0, 1.0, 1.0, 2.0, 1.0, 1.0, 1.0, 1.0, 1.0, 1.0, 3.0, 3.0, 3.0, 1.0, 2.0, 3.0, 3.0, 1.0, 1.0, 2.0, 1.0, 1.0, 2.0, 1.0, 3.0, 1.0, 3.0, 3.0, 3.0, 3.0, 3.0, 3.0, 3.0, 1.0, 3.0, 3.0, 2.0, 2.0, 2.0, 1.0, 3.0, 3.0, 1.0, 3.0]</w:t>
+      </w:r>
+    </w:p>
+    <w:p>
+      <w:proofErr w:type="spellStart"/>
+      <w:r>
+        <w:t>prd</w:t>
+      </w:r>
+      <w:proofErr w:type="spellEnd"/>
+      <w:r>
+        <w:t>:  [1.0, 3.0, 1.0, 3.0, 3.0, 1.0, 1.0, 1.0, 1.0, 2.0, 2.0, 1.0, 2.0, 1.0, 1.0, 1.0, 1.0, 1.0, 2.0, 1.0, 1.0, 1.0, 1.0, 1.0, 1.0, 3.0, 1.0, 3.0, 2.0, 1.0, 1.0, 1.0, 1.0, 1.0, 1.0, 1.0, 1.0, 2.0, 3.0, 3.0, 1.0, 3.0, 1.0, 2.0, 1.0, 2.0, 3.0, 1.0, 3.0, 2.0, 1.0, 1.0, 1.0, 1.0, 3.0, 2.0]</w:t>
+      </w:r>
+    </w:p>
+    <w:p>
+      <w:r>
+        <w:t>length:  56</w:t>
+      </w:r>
+    </w:p>
+    <w:p>
+      <w:r>
+        <w:t xml:space="preserve">QWK:  0.10738255033557043 F1:  0.42876344086021506 </w:t>
+      </w:r>
+      <w:proofErr w:type="spellStart"/>
+      <w:r>
+        <w:t>acc</w:t>
+      </w:r>
+      <w:proofErr w:type="spellEnd"/>
+      <w:r>
+        <w:t>:  0.44642857142857145</w:t>
       </w:r>
     </w:p>
     <w:p/>
